--- a/docs/paper/PaperV4_Submission_Ready.docx
+++ b/docs/paper/PaperV4_Submission_Ready.docx
@@ -206,7 +206,7 @@
         </ns3:r>
       </ns3:oMath>
       <ns0:r>
-        <ns0:t xml:space="preserve">We evaluate the benchmark suite across 360 specimens (5,760 total field comparisons). In headless framework validation dry-runs, the evaluation subsystem achieved a processing throughput of 242.59 samples/sec with zero database state mutations. In live neural model inference testing using Groq Cloud's Llama 3.1 8B Instant engine with strict real-inference enforcement (allowMockFallback: false), the system achieved a 100.00% Field Extraction F1 score and 0.00% Character Error Rate (CER) under zero-shot text representation prompting (Option B). Because Option B ingests pre-extracted text representations directly into the LLM prompt without direct image pixel processing, optical degradation profiles do not alter input text, establishing clean text-structuring baseline metrics across all profiles. Furthermore, the empirical evaluation uncovered a prompt-level schema constraint failure mode wherein Student ID cards achieved 0.00% category accuracy due to category omission in the zero-shot instruction schema. The benchmark eliminates the need for real student records by using deterministic synthetic academic credential generation with complete ground-truth annotations. The current evaluation baseline employs a zero-shot text-prompted LLM (Option B); image-based VLM and OCR engine benchmarking under Option A is designated as immediate future work. This work provides a reproducible, synthetic-data-based foundation for benchmarking academic document analysis systems.</ns0:t>
+        <ns0:t xml:space="preserve">We evaluate the benchmark suite across 360 specimens (5,760 total field comparisons). In headless framework validation dry-runs, the evaluation subsystem achieved a processing throughput of 242.59 samples/sec with zero database state mutations. In live neural model inference testing using Groq Cloud's Llama 3.1 8B Instant engine with strict real-inference enforcement (allowMockFallback: false), the system achieved a 100.00% Field Extraction F1 score and 0.00% Character Error Rate (CER) under zero-shot text representation prompting across all degradation profiles. Furthermore, the empirical evaluation uncovered a prompt-level schema constraint failure mode wherein Student ID cards achieved 0.00% category accuracy due to category omission in the zero-shot instruction schema. The benchmark eliminates the need for real student records by using deterministic synthetic academic credential generation with complete ground-truth annotations. The current evaluation baseline employs a zero-shot text-prompted LLM (Option B); image-based VLM and OCR engine benchmarking under Option A is designated as immediate future work. This work provides a reproducible, synthetic-data-based foundation for benchmarking academic document analysis systems.</ns0:t>
       </ns0:r>
     </ns0:p>
     <ns0:p ns2:paraId="2A2B8802">
@@ -577,7 +577,7 @@
         <ns0:ind ns0:left="360"/>
       </ns0:pPr>
       <ns0:r>
-        <ns0:t xml:space="preserve">5. Quality Profile Robustness Framework: A controlled optical quality-profile degradation matrix across four standardized profiles (clean, scanner_copy, mobile_camera, rotated_90) [27], [30], [33], architected to quantify extraction decay in image-based VLM/OCR evaluations. In this work, the Option B text-prompted baseline establishes reference text-structuring performance; direct image-based evaluation under Option A is designated for future work.</ns0:t>
+        <ns0:t xml:space="preserve">5. Quality Profile Robustness Framework: A controlled optical quality-profile degradation matrix across four standardized profiles (clean, scanner_copy, mobile_camera, rotated_90) [27], [30], [33], designed to quantify extraction decay in image-based evaluations. The current text-prompted (Option B) baseline establishes reference metrics; image-based evaluation under Option A is reserved for future work.</ns0:t>
       </ns0:r>
     </ns0:p>
     <ns0:p ns2:paraId="3197BF30">
@@ -1398,7 +1398,7 @@
         <ns0:jc ns0:val="center"/>
       </ns0:pPr>
       <ns0:r>
-        <ns0:t xml:space="preserve">Table I: Comprehensive Comparative Matrix of Document Intelligence Benchmarks &amp; Evaluation Paradigms</ns0:t>
+        <ns0:t xml:space="preserve">Table I: Comprehensive Comparative Matrix of Document Intelligence Benchmarks &amp; Evaluation Paradigms of Document Intelligence Benchmarks &amp; Evaluation Paradigms</ns0:t>
       </ns0:r>
     </ns0:p>
     <ns0:tbl>
@@ -4418,11 +4418,6 @@
         </ns0:tc>
       </ns0:tr>
     </ns0:tbl>
-    <ns0:p ns2:paraId="2EA679E7">
-      <ns0:pPr>
-        <ns0:spacing ns0:after="120"/>
-      </ns0:pPr>
-    </ns0:p>
     <ns0:p ns2:paraId="151491A5">
       <ns0:pPr>
         <ns0:keepNext/>
@@ -4804,65 +4799,6 @@
         <ns0:t>ADBG v1.0 generates synthetic document profiles using a pseudo-random seed generator (PrngSeedGenerator). Seed initialization ensures that identical seed parameters produce identical document text, field layout coordinates, and visual degradation artifacts across runs [26]:</ns0:t>
       </ns0:r>
     </ns0:p>
-    <ns0:p ns2:paraId="6E16FD90">
-      <ns0:pPr>
-        <ns0:spacing ns0:before="0" ns0:after="0"/>
-        <ns0:jc ns0:val="center"/>
-      </ns0:pPr>
-      <ns3:oMathPara>
-        <ns3:oMath>
-          <ns3:r>
-            <ns3:rPr/>
-            <ns0:rPr>
-              <ns0:rFonts ns0:ascii="Cambria Math" ns0:hAnsi="Cambria Math"/>
-            </ns0:rPr>
-            <ns3:t>DocumentSpecimen=G(</ns3:t>
-          </ns3:r>
-          <ns3:r>
-            <ns3:rPr/>
-            <ns0:rPr>
-              <ns0:rFonts ns0:ascii="Times New Roman" ns0:hAnsi="Times New Roman"/>
-            </ns0:rPr>
-            <ns3:t>Seed</ns3:t>
-          </ns3:r>
-          <ns3:r>
-            <ns3:rPr/>
-            <ns0:rPr>
-              <ns0:rFonts ns0:ascii="Cambria Math" ns0:hAnsi="Cambria Math"/>
-            </ns0:rPr>
-            <ns3:t>,</ns3:t>
-          </ns3:r>
-          <ns3:r>
-            <ns3:rPr/>
-            <ns0:rPr>
-              <ns0:rFonts ns0:ascii="Times New Roman" ns0:hAnsi="Times New Roman"/>
-            </ns0:rPr>
-            <ns3:t>Category</ns3:t>
-          </ns3:r>
-          <ns3:r>
-            <ns3:rPr/>
-            <ns0:rPr>
-              <ns0:rFonts ns0:ascii="Cambria Math" ns0:hAnsi="Cambria Math"/>
-            </ns0:rPr>
-            <ns3:t>,</ns3:t>
-          </ns3:r>
-          <ns3:r>
-            <ns3:rPr/>
-            <ns0:rPr>
-              <ns0:rFonts ns0:ascii="Times New Roman" ns0:hAnsi="Times New Roman"/>
-            </ns0:rPr>
-            <ns3:t>Profile</ns3:t>
-          </ns3:r>
-          <ns3:r>
-            <ns3:rPr/>
-            <ns0:rPr>
-              <ns0:rFonts ns0:ascii="Cambria Math" ns0:hAnsi="Cambria Math"/>
-            </ns0:rPr>
-            <ns3:t>)</ns3:t>
-          </ns3:r>
-        </ns3:oMath>
-      </ns3:oMathPara>
-    </ns0:p>
     <ns0:p ns2:paraId="3C59182E">
       <ns0:pPr>
         <ns0:keepNext/>
@@ -4979,184 +4915,6 @@
         </ns0:rPr>
         <ns0:t>To simulate physical document scanner aging, mobile camera capture distortion, and orientation misalignment, ADBG v1.0 applies a sequence of 14 physical optical transformation operators [27]:</ns0:t>
       </ns0:r>
-    </ns0:p>
-    <ns0:p ns2:paraId="6A6A26F3">
-      <ns0:pPr>
-        <ns0:spacing ns0:before="0" ns0:after="0"/>
-        <ns0:jc ns0:val="center"/>
-      </ns0:pPr>
-      <ns3:oMathPara>
-        <ns3:oMath>
-          <ns3:sSub>
-            <ns3:sSubPr/>
-            <ns3:e>
-              <ns3:r>
-                <ns3:rPr/>
-                <ns0:rPr>
-                  <ns0:rFonts ns0:ascii="Cambria Math" ns0:hAnsi="Cambria Math"/>
-                </ns0:rPr>
-                <ns3:t>I</ns3:t>
-              </ns3:r>
-            </ns3:e>
-            <ns3:sub>
-              <ns3:r>
-                <ns3:rPr/>
-                <ns0:rPr>
-                  <ns0:rFonts ns0:ascii="Times New Roman" ns0:hAnsi="Times New Roman"/>
-                </ns0:rPr>
-                <ns3:t>degraded</ns3:t>
-              </ns3:r>
-            </ns3:sub>
-          </ns3:sSub>
-          <ns3:r>
-            <ns3:rPr/>
-            <ns0:rPr>
-              <ns0:rFonts ns0:ascii="Cambria Math" ns0:hAnsi="Cambria Math"/>
-            </ns0:rPr>
-            <ns3:t>=</ns3:t>
-          </ns3:r>
-          <ns3:sSub>
-            <ns3:sSubPr/>
-            <ns3:e>
-              <ns3:r>
-                <ns3:rPr/>
-                <ns0:rPr>
-                  <ns0:rFonts ns0:ascii="Cambria Math" ns0:hAnsi="Cambria Math"/>
-                </ns0:rPr>
-                <ns3:t>D</ns3:t>
-              </ns3:r>
-            </ns3:e>
-            <ns3:sub>
-              <ns3:r>
-                <ns3:rPr/>
-                <ns0:rPr>
-                  <ns0:rFonts ns0:ascii="Times New Roman" ns0:hAnsi="Times New Roman"/>
-                </ns0:rPr>
-                <ns3:t>rotation</ns3:t>
-              </ns3:r>
-            </ns3:sub>
-          </ns3:sSub>
-          <ns3:r>
-            <ns3:rPr/>
-            <ns0:rPr>
-              <ns0:rFonts ns0:ascii="Cambria Math" ns0:hAnsi="Cambria Math"/>
-            </ns0:rPr>
-            <ns3:t>∘</ns3:t>
-          </ns3:r>
-          <ns3:sSub>
-            <ns3:sSubPr/>
-            <ns3:e>
-              <ns3:r>
-                <ns3:rPr/>
-                <ns0:rPr>
-                  <ns0:rFonts ns0:ascii="Cambria Math" ns0:hAnsi="Cambria Math"/>
-                </ns0:rPr>
-                <ns3:t>D</ns3:t>
-              </ns3:r>
-            </ns3:e>
-            <ns3:sub>
-              <ns3:r>
-                <ns3:rPr/>
-                <ns0:rPr>
-                  <ns0:rFonts ns0:ascii="Times New Roman" ns0:hAnsi="Times New Roman"/>
-                </ns0:rPr>
-                <ns3:t>contrast</ns3:t>
-              </ns3:r>
-            </ns3:sub>
-          </ns3:sSub>
-          <ns3:r>
-            <ns3:rPr/>
-            <ns0:rPr>
-              <ns0:rFonts ns0:ascii="Cambria Math" ns0:hAnsi="Cambria Math"/>
-            </ns0:rPr>
-            <ns3:t>∘</ns3:t>
-          </ns3:r>
-          <ns3:sSub>
-            <ns3:sSubPr/>
-            <ns3:e>
-              <ns3:r>
-                <ns3:rPr/>
-                <ns0:rPr>
-                  <ns0:rFonts ns0:ascii="Cambria Math" ns0:hAnsi="Cambria Math"/>
-                </ns0:rPr>
-                <ns3:t>D</ns3:t>
-              </ns3:r>
-            </ns3:e>
-            <ns3:sub>
-              <ns3:r>
-                <ns3:rPr/>
-                <ns0:rPr>
-                  <ns0:rFonts ns0:ascii="Times New Roman" ns0:hAnsi="Times New Roman"/>
-                </ns0:rPr>
-                <ns3:t>gaussian</ns3:t>
-              </ns3:r>
-            </ns3:sub>
-          </ns3:sSub>
-          <ns3:r>
-            <ns3:rPr/>
-            <ns0:rPr>
-              <ns0:rFonts ns0:ascii="Cambria Math" ns0:hAnsi="Cambria Math"/>
-            </ns0:rPr>
-            <ns3:t>∘</ns3:t>
-          </ns3:r>
-          <ns3:sSub>
-            <ns3:sSubPr/>
-            <ns3:e>
-              <ns3:r>
-                <ns3:rPr/>
-                <ns0:rPr>
-                  <ns0:rFonts ns0:ascii="Cambria Math" ns0:hAnsi="Cambria Math"/>
-                </ns0:rPr>
-                <ns3:t>D</ns3:t>
-              </ns3:r>
-            </ns3:e>
-            <ns3:sub>
-              <ns3:r>
-                <ns3:rPr/>
-                <ns0:rPr>
-                  <ns0:rFonts ns0:ascii="Times New Roman" ns0:hAnsi="Times New Roman"/>
-                </ns0:rPr>
-                <ns3:t>blur</ns3:t>
-              </ns3:r>
-            </ns3:sub>
-          </ns3:sSub>
-          <ns3:r>
-            <ns3:rPr/>
-            <ns0:rPr>
-              <ns0:rFonts ns0:ascii="Cambria Math" ns0:hAnsi="Cambria Math"/>
-            </ns0:rPr>
-            <ns3:t>(</ns3:t>
-          </ns3:r>
-          <ns3:sSub>
-            <ns3:sSubPr/>
-            <ns3:e>
-              <ns3:r>
-                <ns3:rPr/>
-                <ns0:rPr>
-                  <ns0:rFonts ns0:ascii="Cambria Math" ns0:hAnsi="Cambria Math"/>
-                </ns0:rPr>
-                <ns3:t>I</ns3:t>
-              </ns3:r>
-            </ns3:e>
-            <ns3:sub>
-              <ns3:r>
-                <ns3:rPr/>
-                <ns0:rPr>
-                  <ns0:rFonts ns0:ascii="Times New Roman" ns0:hAnsi="Times New Roman"/>
-                </ns0:rPr>
-                <ns3:t>clean</ns3:t>
-              </ns3:r>
-            </ns3:sub>
-          </ns3:sSub>
-          <ns3:r>
-            <ns3:rPr/>
-            <ns0:rPr>
-              <ns0:rFonts ns0:ascii="Cambria Math" ns0:hAnsi="Cambria Math"/>
-            </ns0:rPr>
-            <ns3:t>)</ns3:t>
-          </ns3:r>
-        </ns3:oMath>
-      </ns3:oMathPara>
     </ns0:p>
     <ns0:p ns2:paraId="6CEDD625">
       <ns0:pPr>
@@ -5476,149 +5234,6 @@
         </ns0:rPr>
         <ns0:t>When an extracted field value deviates from ground truth after canonical normalization, the evaluation engine categorizes the failure into one of nine structured error classes [28], [37]:</ns0:t>
       </ns0:r>
-    </ns0:p>
-    <ns0:p ns2:paraId="72A6DE10">
-      <ns0:pPr>
-        <ns0:spacing ns0:before="0" ns0:after="0"/>
-        <ns0:jc ns0:val="center"/>
-      </ns0:pPr>
-      <ns3:oMathPara>
-        <ns3:oMath>
-          <ns3:r>
-            <ns3:rPr/>
-            <ns0:rPr>
-              <ns0:rFonts ns0:ascii="Cambria Math" ns0:hAnsi="Cambria Math"/>
-            </ns0:rPr>
-            <ns3:t>ErrorCategory∈{</ns3:t>
-          </ns3:r>
-          <ns3:r>
-            <ns3:rPr/>
-            <ns0:rPr>
-              <ns0:rFonts ns0:ascii="Times New Roman" ns0:hAnsi="Times New Roman"/>
-            </ns0:rPr>
-            <ns3:t>OCR\_ERROR</ns3:t>
-          </ns3:r>
-          <ns3:r>
-            <ns3:rPr/>
-            <ns0:rPr>
-              <ns0:rFonts ns0:ascii="Cambria Math" ns0:hAnsi="Cambria Math"/>
-            </ns0:rPr>
-            <ns3:t>,</ns3:t>
-          </ns3:r>
-          <ns3:r>
-            <ns3:rPr/>
-            <ns0:rPr>
-              <ns0:rFonts ns0:ascii="Times New Roman" ns0:hAnsi="Times New Roman"/>
-            </ns0:rPr>
-            <ns3:t>FIELD\_MISSING</ns3:t>
-          </ns3:r>
-          <ns3:r>
-            <ns3:rPr/>
-            <ns0:rPr>
-              <ns0:rFonts ns0:ascii="Cambria Math" ns0:hAnsi="Cambria Math"/>
-            </ns0:rPr>
-            <ns3:t>,</ns3:t>
-          </ns3:r>
-          <ns3:r>
-            <ns3:rPr/>
-            <ns0:rPr>
-              <ns0:rFonts ns0:ascii="Times New Roman" ns0:hAnsi="Times New Roman"/>
-            </ns0:rPr>
-            <ns3:t>HALLUCINATION</ns3:t>
-          </ns3:r>
-          <ns3:r>
-            <ns3:rPr/>
-            <ns0:rPr>
-              <ns0:rFonts ns0:ascii="Cambria Math" ns0:hAnsi="Cambria Math"/>
-            </ns0:rPr>
-            <ns3:t>,</ns3:t>
-          </ns3:r>
-          <ns3:r>
-            <ns3:rPr/>
-            <ns0:rPr>
-              <ns0:rFonts ns0:ascii="Times New Roman" ns0:hAnsi="Times New Roman"/>
-            </ns0:rPr>
-            <ns3:t>FORMAT\_ERROR</ns3:t>
-          </ns3:r>
-          <ns3:r>
-            <ns3:rPr/>
-            <ns0:rPr>
-              <ns0:rFonts ns0:ascii="Cambria Math" ns0:hAnsi="Cambria Math"/>
-            </ns0:rPr>
-            <ns3:t>,</ns3:t>
-          </ns3:r>
-          <ns3:r>
-            <ns3:rPr/>
-            <ns0:rPr>
-              <ns0:rFonts ns0:ascii="Times New Roman" ns0:hAnsi="Times New Roman"/>
-            </ns0:rPr>
-            <ns3:t>NORMALIZATION\_ERROR</ns3:t>
-          </ns3:r>
-          <ns3:r>
-            <ns3:rPr/>
-            <ns0:rPr>
-              <ns0:rFonts ns0:ascii="Cambria Math" ns0:hAnsi="Cambria Math"/>
-            </ns0:rPr>
-            <ns3:t>,</ns3:t>
-          </ns3:r>
-          <ns3:r>
-            <ns3:rPr/>
-            <ns0:rPr>
-              <ns0:rFonts ns0:ascii="Times New Roman" ns0:hAnsi="Times New Roman"/>
-            </ns0:rPr>
-            <ns3:t>PARTIAL\_MATCH</ns3:t>
-          </ns3:r>
-          <ns3:r>
-            <ns3:rPr/>
-            <ns0:rPr>
-              <ns0:rFonts ns0:ascii="Cambria Math" ns0:hAnsi="Cambria Math"/>
-            </ns0:rPr>
-            <ns3:t>,</ns3:t>
-          </ns3:r>
-          <ns3:r>
-            <ns3:rPr/>
-            <ns0:rPr>
-              <ns0:rFonts ns0:ascii="Times New Roman" ns0:hAnsi="Times New Roman"/>
-            </ns0:rPr>
-            <ns3:t>LOW\_CONFIDENCE</ns3:t>
-          </ns3:r>
-          <ns3:r>
-            <ns3:rPr/>
-            <ns0:rPr>
-              <ns0:rFonts ns0:ascii="Cambria Math" ns0:hAnsi="Cambria Math"/>
-            </ns0:rPr>
-            <ns3:t>,</ns3:t>
-          </ns3:r>
-          <ns3:r>
-            <ns3:rPr/>
-            <ns0:rPr>
-              <ns0:rFonts ns0:ascii="Times New Roman" ns0:hAnsi="Times New Roman"/>
-            </ns0:rPr>
-            <ns3:t>CATEGORY\_ERROR</ns3:t>
-          </ns3:r>
-          <ns3:r>
-            <ns3:rPr/>
-            <ns0:rPr>
-              <ns0:rFonts ns0:ascii="Cambria Math" ns0:hAnsi="Cambria Math"/>
-            </ns0:rPr>
-            <ns3:t>,</ns3:t>
-          </ns3:r>
-          <ns3:r>
-            <ns3:rPr/>
-            <ns0:rPr>
-              <ns0:rFonts ns0:ascii="Times New Roman" ns0:hAnsi="Times New Roman"/>
-            </ns0:rPr>
-            <ns3:t>EXACT\_MATCH</ns3:t>
-          </ns3:r>
-          <ns3:r>
-            <ns3:rPr/>
-            <ns0:rPr>
-              <ns0:rFonts ns0:ascii="Cambria Math" ns0:hAnsi="Cambria Math"/>
-            </ns0:rPr>
-            <ns3:t>}</ns3:t>
-          </ns3:r>
-        </ns3:oMath>
-      </ns3:oMathPara>
     </ns0:p>
     <ns0:p ns2:paraId="2D8453A1">
       <ns0:pPr>
@@ -6139,7 +5754,7 @@
         <ns0:jc ns0:val="center"/>
       </ns0:pPr>
       <ns0:r>
-        <ns0:t xml:space="preserve">Table II: Canonical Normalization Comparison Examples and Error Categorization</ns0:t>
+        <ns0:t xml:space="preserve">Table II: Canonical Normalization Comparison Examples and Error Categorization and Error Categorization</ns0:t>
       </ns0:r>
     </ns0:p>
     <ns0:tbl>
@@ -6949,11 +6564,6 @@
         </ns0:tc>
       </ns0:tr>
     </ns0:tbl>
-    <ns0:p ns2:paraId="125609C0">
-      <ns0:pPr>
-        <ns0:spacing ns0:after="120"/>
-      </ns0:pPr>
-    </ns0:p>
     <ns0:p ns2:paraId="433FE6AF">
       <ns0:pPr>
         <ns0:spacing ns0:before="40" ns0:after="80" ns0:line="276" ns0:lineRule="auto"/>
@@ -7184,139 +6794,6 @@
         <ns0:t xml:space="preserve">1. Category Classification Accuracy (1): The proportion of specimens where the predicted document category (y_hat) matches the ground truth category (y):
    Acc_cat = (1 / N) * sum_{i=1}^N I(y_hat_i = y_i)   (1)</ns0:t>
       </ns0:r>
-    </ns0:p>
-    <ns0:p ns2:paraId="2657B9BC">
-      <ns0:pPr>
-        <ns0:spacing ns0:before="0" ns0:after="0"/>
-        <ns0:jc ns0:val="center"/>
-      </ns0:pPr>
-      <ns3:oMathPara>
-        <ns3:oMath>
-          <ns3:r>
-            <ns3:rPr/>
-            <ns0:rPr>
-              <ns0:rFonts ns0:ascii="Cambria Math" ns0:hAnsi="Cambria Math"/>
-            </ns0:rPr>
-            <ns3:t>CategoryAccuracy=</ns3:t>
-          </ns3:r>
-          <ns3:f>
-            <ns3:fPr/>
-            <ns3:num>
-              <ns3:nary>
-                <ns3:naryPr>
-                  <ns3:chr ns3:val="∑"/>
-                  <ns3:limLoc ns3:val="undOvr"/>
-                </ns3:naryPr>
-                <ns3:sub>
-                  <ns3:r>
-                    <ns3:rPr/>
-                    <ns0:rPr>
-                      <ns0:rFonts ns0:ascii="Cambria Math" ns0:hAnsi="Cambria Math"/>
-                    </ns0:rPr>
-                    <ns3:t>i=1</ns3:t>
-                  </ns3:r>
-                </ns3:sub>
-                <ns3:sup>
-                  <ns3:r>
-                    <ns3:rPr/>
-                    <ns0:rPr>
-                      <ns0:rFonts ns0:ascii="Cambria Math" ns0:hAnsi="Cambria Math"/>
-                    </ns0:rPr>
-                    <ns3:t>N</ns3:t>
-                  </ns3:r>
-                </ns3:sup>
-                <ns3:e/>
-              </ns3:nary>
-              <ns3:r>
-                <ns3:rPr>
-                  <ns3:scr ns3:val="double-struck"/>
-                </ns3:rPr>
-                <ns0:rPr>
-                  <ns0:rFonts ns0:ascii="Times New Roman" ns0:hAnsi="Times New Roman"/>
-                </ns0:rPr>
-                <ns3:t>1</ns3:t>
-              </ns3:r>
-              <ns3:r>
-                <ns3:rPr/>
-                <ns0:rPr>
-                  <ns0:rFonts ns0:ascii="Cambria Math" ns0:hAnsi="Cambria Math"/>
-                </ns0:rPr>
-                <ns3:t>(</ns3:t>
-              </ns3:r>
-              <ns3:sSub>
-                <ns3:sSubPr/>
-                <ns3:e>
-                  <ns3:acc>
-                    <ns3:accPr/>
-                    <ns3:e>
-                      <ns3:r>
-                        <ns3:rPr/>
-                        <ns0:rPr>
-                          <ns0:rFonts ns0:ascii="Cambria Math" ns0:hAnsi="Cambria Math"/>
-                        </ns0:rPr>
-                        <ns3:t>C</ns3:t>
-                      </ns3:r>
-                    </ns3:e>
-                  </ns3:acc>
-                </ns3:e>
-                <ns3:sub>
-                  <ns3:r>
-                    <ns3:rPr/>
-                    <ns0:rPr>
-                      <ns0:rFonts ns0:ascii="Cambria Math" ns0:hAnsi="Cambria Math"/>
-                    </ns0:rPr>
-                    <ns3:t>i</ns3:t>
-                  </ns3:r>
-                </ns3:sub>
-              </ns3:sSub>
-              <ns3:r>
-                <ns3:rPr/>
-                <ns0:rPr>
-                  <ns0:rFonts ns0:ascii="Cambria Math" ns0:hAnsi="Cambria Math"/>
-                </ns0:rPr>
-                <ns3:t>=</ns3:t>
-              </ns3:r>
-              <ns3:sSub>
-                <ns3:sSubPr/>
-                <ns3:e>
-                  <ns3:r>
-                    <ns3:rPr/>
-                    <ns0:rPr>
-                      <ns0:rFonts ns0:ascii="Cambria Math" ns0:hAnsi="Cambria Math"/>
-                    </ns0:rPr>
-                    <ns3:t>C</ns3:t>
-                  </ns3:r>
-                </ns3:e>
-                <ns3:sub>
-                  <ns3:r>
-                    <ns3:rPr/>
-                    <ns0:rPr>
-                      <ns0:rFonts ns0:ascii="Cambria Math" ns0:hAnsi="Cambria Math"/>
-                    </ns0:rPr>
-                    <ns3:t>i</ns3:t>
-                  </ns3:r>
-                </ns3:sub>
-              </ns3:sSub>
-              <ns3:r>
-                <ns3:rPr/>
-                <ns0:rPr>
-                  <ns0:rFonts ns0:ascii="Cambria Math" ns0:hAnsi="Cambria Math"/>
-                </ns0:rPr>
-                <ns3:t>)</ns3:t>
-              </ns3:r>
-            </ns3:num>
-            <ns3:den>
-              <ns3:r>
-                <ns3:rPr/>
-                <ns0:rPr>
-                  <ns0:rFonts ns0:ascii="Cambria Math" ns0:hAnsi="Cambria Math"/>
-                </ns0:rPr>
-                <ns3:t>N</ns3:t>
-              </ns3:r>
-            </ns3:den>
-          </ns3:f>
-        </ns3:oMath>
-      </ns3:oMathPara>
     </ns0:p>
     <ns0:p ns2:paraId="0B6F120C">
       <ns0:pPr>
@@ -7397,158 +6874,6 @@
    Precision = TP / (TP + FP), Recall = TP / (TP + FN), F1 = (2 * Precision * Recall) / (Precision + Recall)   (2)</ns0:t>
       </ns0:r>
     </ns0:p>
-    <ns0:p ns2:paraId="526006D4">
-      <ns0:pPr>
-        <ns0:spacing ns0:before="0" ns0:after="0"/>
-        <ns0:jc ns0:val="center"/>
-      </ns0:pPr>
-      <ns3:oMathPara>
-        <ns3:oMath>
-          <ns3:r>
-            <ns3:rPr/>
-            <ns0:rPr>
-              <ns0:rFonts ns0:ascii="Cambria Math" ns0:hAnsi="Cambria Math"/>
-            </ns0:rPr>
-            <ns3:t>P=</ns3:t>
-          </ns3:r>
-          <ns3:f>
-            <ns3:fPr/>
-            <ns3:num>
-              <ns3:r>
-                <ns3:rPr/>
-                <ns0:rPr>
-                  <ns0:rFonts ns0:ascii="Times New Roman" ns0:hAnsi="Times New Roman"/>
-                </ns0:rPr>
-                <ns3:t>True Positive Fields</ns3:t>
-              </ns3:r>
-            </ns3:num>
-            <ns3:den>
-              <ns3:r>
-                <ns3:rPr/>
-                <ns0:rPr>
-                  <ns0:rFonts ns0:ascii="Times New Roman" ns0:hAnsi="Times New Roman"/>
-                </ns0:rPr>
-                <ns3:t>True Positive Fields</ns3:t>
-              </ns3:r>
-              <ns3:r>
-                <ns3:rPr/>
-                <ns0:rPr>
-                  <ns0:rFonts ns0:ascii="Cambria Math" ns0:hAnsi="Cambria Math"/>
-                </ns0:rPr>
-                <ns3:t>+</ns3:t>
-              </ns3:r>
-              <ns3:r>
-                <ns3:rPr/>
-                <ns0:rPr>
-                  <ns0:rFonts ns0:ascii="Times New Roman" ns0:hAnsi="Times New Roman"/>
-                </ns0:rPr>
-                <ns3:t>False Positive Fields</ns3:t>
-              </ns3:r>
-            </ns3:den>
-          </ns3:f>
-          <ns3:r>
-            <ns3:rPr/>
-            <ns0:rPr>
-              <ns0:rFonts ns0:ascii="Cambria Math" ns0:hAnsi="Cambria Math"/>
-            </ns0:rPr>
-            <ns3:t>,R=</ns3:t>
-          </ns3:r>
-          <ns3:f>
-            <ns3:fPr/>
-            <ns3:num>
-              <ns3:r>
-                <ns3:rPr/>
-                <ns0:rPr>
-                  <ns0:rFonts ns0:ascii="Times New Roman" ns0:hAnsi="Times New Roman"/>
-                </ns0:rPr>
-                <ns3:t>True Positive Fields</ns3:t>
-              </ns3:r>
-            </ns3:num>
-            <ns3:den>
-              <ns3:r>
-                <ns3:rPr/>
-                <ns0:rPr>
-                  <ns0:rFonts ns0:ascii="Times New Roman" ns0:hAnsi="Times New Roman"/>
-                </ns0:rPr>
-                <ns3:t>True Positive Fields</ns3:t>
-              </ns3:r>
-              <ns3:r>
-                <ns3:rPr/>
-                <ns0:rPr>
-                  <ns0:rFonts ns0:ascii="Cambria Math" ns0:hAnsi="Cambria Math"/>
-                </ns0:rPr>
-                <ns3:t>+</ns3:t>
-              </ns3:r>
-              <ns3:r>
-                <ns3:rPr/>
-                <ns0:rPr>
-                  <ns0:rFonts ns0:ascii="Times New Roman" ns0:hAnsi="Times New Roman"/>
-                </ns0:rPr>
-                <ns3:t>False Negative Fields</ns3:t>
-              </ns3:r>
-            </ns3:den>
-          </ns3:f>
-          <ns3:r>
-            <ns3:rPr/>
-            <ns0:rPr>
-              <ns0:rFonts ns0:ascii="Cambria Math" ns0:hAnsi="Cambria Math"/>
-            </ns0:rPr>
-            <ns3:t>,</ns3:t>
-          </ns3:r>
-          <ns3:sSub>
-            <ns3:sSubPr/>
-            <ns3:e>
-              <ns3:r>
-                <ns3:rPr/>
-                <ns0:rPr>
-                  <ns0:rFonts ns0:ascii="Cambria Math" ns0:hAnsi="Cambria Math"/>
-                </ns0:rPr>
-                <ns3:t>F</ns3:t>
-              </ns3:r>
-            </ns3:e>
-            <ns3:sub>
-              <ns3:r>
-                <ns3:rPr/>
-                <ns0:rPr>
-                  <ns0:rFonts ns0:ascii="Cambria Math" ns0:hAnsi="Cambria Math"/>
-                </ns0:rPr>
-                <ns3:t>1</ns3:t>
-              </ns3:r>
-            </ns3:sub>
-          </ns3:sSub>
-          <ns3:r>
-            <ns3:rPr/>
-            <ns0:rPr>
-              <ns0:rFonts ns0:ascii="Cambria Math" ns0:hAnsi="Cambria Math"/>
-            </ns0:rPr>
-            <ns3:t>=2·</ns3:t>
-          </ns3:r>
-          <ns3:f>
-            <ns3:fPr/>
-            <ns3:num>
-              <ns3:r>
-                <ns3:rPr/>
-                <ns0:rPr>
-                  <ns0:rFonts ns0:ascii="Cambria Math" ns0:hAnsi="Cambria Math"/>
-                </ns0:rPr>
-                <ns3:t>P·R</ns3:t>
-              </ns3:r>
-            </ns3:num>
-            <ns3:den>
-              <ns3:r>
-                <ns3:rPr/>
-                <ns0:rPr>
-                  <ns0:rFonts ns0:ascii="Cambria Math" ns0:hAnsi="Cambria Math"/>
-                </ns0:rPr>
-                <ns3:t>P+R</ns3:t>
-              </ns3:r>
-            </ns3:den>
-          </ns3:f>
-        </ns3:oMath>
-      </ns3:oMathPara>
-      <ns0:bookmarkStart ns0:id="0" ns0:name="_GoBack"/>
-      <ns0:bookmarkEnd ns0:id="0"/>
-    </ns0:p>
     <ns0:p ns2:paraId="3096A6D7">
       <ns0:pPr>
         <ns0:spacing ns0:before="20" ns0:after="40"/>
@@ -7582,135 +6907,6 @@
    CER = D_char(s_hat, s) / |s|   (3)</ns0:t>
       </ns0:r>
     </ns0:p>
-    <ns0:p ns2:paraId="456E9AE3">
-      <ns0:pPr>
-        <ns0:spacing ns0:before="0" ns0:after="0"/>
-        <ns0:jc ns0:val="center"/>
-      </ns0:pPr>
-      <ns3:oMathPara>
-        <ns3:oMath>
-          <ns3:r>
-            <ns3:rPr/>
-            <ns0:rPr>
-              <ns0:rFonts ns0:ascii="Times New Roman" ns0:hAnsi="Times New Roman"/>
-            </ns0:rPr>
-            <ns3:t>CER</ns3:t>
-          </ns3:r>
-          <ns3:r>
-            <ns3:rPr/>
-            <ns0:rPr>
-              <ns0:rFonts ns0:ascii="Cambria Math" ns0:hAnsi="Cambria Math"/>
-            </ns0:rPr>
-            <ns3:t>=</ns3:t>
-          </ns3:r>
-          <ns3:f>
-            <ns3:fPr/>
-            <ns3:num>
-              <ns3:sSub>
-                <ns3:sSubPr/>
-                <ns3:e>
-                  <ns3:r>
-                    <ns3:rPr/>
-                    <ns0:rPr>
-                      <ns0:rFonts ns0:ascii="Cambria Math" ns0:hAnsi="Cambria Math"/>
-                    </ns0:rPr>
-                    <ns3:t>S</ns3:t>
-                  </ns3:r>
-                </ns3:e>
-                <ns3:sub>
-                  <ns3:r>
-                    <ns3:rPr/>
-                    <ns0:rPr>
-                      <ns0:rFonts ns0:ascii="Times New Roman" ns0:hAnsi="Times New Roman"/>
-                    </ns0:rPr>
-                    <ns3:t>char</ns3:t>
-                  </ns3:r>
-                </ns3:sub>
-              </ns3:sSub>
-              <ns3:r>
-                <ns3:rPr/>
-                <ns0:rPr>
-                  <ns0:rFonts ns0:ascii="Cambria Math" ns0:hAnsi="Cambria Math"/>
-                </ns0:rPr>
-                <ns3:t>+</ns3:t>
-              </ns3:r>
-              <ns3:sSub>
-                <ns3:sSubPr/>
-                <ns3:e>
-                  <ns3:r>
-                    <ns3:rPr/>
-                    <ns0:rPr>
-                      <ns0:rFonts ns0:ascii="Cambria Math" ns0:hAnsi="Cambria Math"/>
-                    </ns0:rPr>
-                    <ns3:t>D</ns3:t>
-                  </ns3:r>
-                </ns3:e>
-                <ns3:sub>
-                  <ns3:r>
-                    <ns3:rPr/>
-                    <ns0:rPr>
-                      <ns0:rFonts ns0:ascii="Times New Roman" ns0:hAnsi="Times New Roman"/>
-                    </ns0:rPr>
-                    <ns3:t>char</ns3:t>
-                  </ns3:r>
-                </ns3:sub>
-              </ns3:sSub>
-              <ns3:r>
-                <ns3:rPr/>
-                <ns0:rPr>
-                  <ns0:rFonts ns0:ascii="Cambria Math" ns0:hAnsi="Cambria Math"/>
-                </ns0:rPr>
-                <ns3:t>+</ns3:t>
-              </ns3:r>
-              <ns3:sSub>
-                <ns3:sSubPr/>
-                <ns3:e>
-                  <ns3:r>
-                    <ns3:rPr/>
-                    <ns0:rPr>
-                      <ns0:rFonts ns0:ascii="Cambria Math" ns0:hAnsi="Cambria Math"/>
-                    </ns0:rPr>
-                    <ns3:t>I</ns3:t>
-                  </ns3:r>
-                </ns3:e>
-                <ns3:sub>
-                  <ns3:r>
-                    <ns3:rPr/>
-                    <ns0:rPr>
-                      <ns0:rFonts ns0:ascii="Times New Roman" ns0:hAnsi="Times New Roman"/>
-                    </ns0:rPr>
-                    <ns3:t>char</ns3:t>
-                  </ns3:r>
-                </ns3:sub>
-              </ns3:sSub>
-            </ns3:num>
-            <ns3:den>
-              <ns3:sSub>
-                <ns3:sSubPr/>
-                <ns3:e>
-                  <ns3:r>
-                    <ns3:rPr/>
-                    <ns0:rPr>
-                      <ns0:rFonts ns0:ascii="Cambria Math" ns0:hAnsi="Cambria Math"/>
-                    </ns0:rPr>
-                    <ns3:t>L</ns3:t>
-                  </ns3:r>
-                </ns3:e>
-                <ns3:sub>
-                  <ns3:r>
-                    <ns3:rPr/>
-                    <ns0:rPr>
-                      <ns0:rFonts ns0:ascii="Times New Roman" ns0:hAnsi="Times New Roman"/>
-                    </ns0:rPr>
-                    <ns3:t>GT</ns3:t>
-                  </ns3:r>
-                </ns3:sub>
-              </ns3:sSub>
-            </ns3:den>
-          </ns3:f>
-        </ns3:oMath>
-      </ns3:oMathPara>
-    </ns0:p>
     <ns0:p ns2:paraId="28D3FA95">
       <ns0:pPr>
         <ns0:spacing ns0:before="20" ns0:after="40"/>
@@ -7743,135 +6939,6 @@
         <ns0:t xml:space="preserve">4. Word Error Rate (WER) (4): Tokenized word-level edit distance [20] between predicted field strings and ground truth field strings, normalized by total ground truth word count (L_word):
    WER = D_word(w_hat, w) / |w|   (4)</ns0:t>
       </ns0:r>
-    </ns0:p>
-    <ns0:p ns2:paraId="456A4CA1">
-      <ns0:pPr>
-        <ns0:spacing ns0:before="0" ns0:after="0"/>
-        <ns0:jc ns0:val="center"/>
-      </ns0:pPr>
-      <ns3:oMathPara>
-        <ns3:oMath>
-          <ns3:r>
-            <ns3:rPr/>
-            <ns0:rPr>
-              <ns0:rFonts ns0:ascii="Times New Roman" ns0:hAnsi="Times New Roman"/>
-            </ns0:rPr>
-            <ns3:t>WER</ns3:t>
-          </ns3:r>
-          <ns3:r>
-            <ns3:rPr/>
-            <ns0:rPr>
-              <ns0:rFonts ns0:ascii="Cambria Math" ns0:hAnsi="Cambria Math"/>
-            </ns0:rPr>
-            <ns3:t>=</ns3:t>
-          </ns3:r>
-          <ns3:f>
-            <ns3:fPr/>
-            <ns3:num>
-              <ns3:sSub>
-                <ns3:sSubPr/>
-                <ns3:e>
-                  <ns3:r>
-                    <ns3:rPr/>
-                    <ns0:rPr>
-                      <ns0:rFonts ns0:ascii="Cambria Math" ns0:hAnsi="Cambria Math"/>
-                    </ns0:rPr>
-                    <ns3:t>S</ns3:t>
-                  </ns3:r>
-                </ns3:e>
-                <ns3:sub>
-                  <ns3:r>
-                    <ns3:rPr/>
-                    <ns0:rPr>
-                      <ns0:rFonts ns0:ascii="Times New Roman" ns0:hAnsi="Times New Roman"/>
-                    </ns0:rPr>
-                    <ns3:t>word</ns3:t>
-                  </ns3:r>
-                </ns3:sub>
-              </ns3:sSub>
-              <ns3:r>
-                <ns3:rPr/>
-                <ns0:rPr>
-                  <ns0:rFonts ns0:ascii="Cambria Math" ns0:hAnsi="Cambria Math"/>
-                </ns0:rPr>
-                <ns3:t>+</ns3:t>
-              </ns3:r>
-              <ns3:sSub>
-                <ns3:sSubPr/>
-                <ns3:e>
-                  <ns3:r>
-                    <ns3:rPr/>
-                    <ns0:rPr>
-                      <ns0:rFonts ns0:ascii="Cambria Math" ns0:hAnsi="Cambria Math"/>
-                    </ns0:rPr>
-                    <ns3:t>D</ns3:t>
-                  </ns3:r>
-                </ns3:e>
-                <ns3:sub>
-                  <ns3:r>
-                    <ns3:rPr/>
-                    <ns0:rPr>
-                      <ns0:rFonts ns0:ascii="Times New Roman" ns0:hAnsi="Times New Roman"/>
-                    </ns0:rPr>
-                    <ns3:t>word</ns3:t>
-                  </ns3:r>
-                </ns3:sub>
-              </ns3:sSub>
-              <ns3:r>
-                <ns3:rPr/>
-                <ns0:rPr>
-                  <ns0:rFonts ns0:ascii="Cambria Math" ns0:hAnsi="Cambria Math"/>
-                </ns0:rPr>
-                <ns3:t>+</ns3:t>
-              </ns3:r>
-              <ns3:sSub>
-                <ns3:sSubPr/>
-                <ns3:e>
-                  <ns3:r>
-                    <ns3:rPr/>
-                    <ns0:rPr>
-                      <ns0:rFonts ns0:ascii="Cambria Math" ns0:hAnsi="Cambria Math"/>
-                    </ns0:rPr>
-                    <ns3:t>I</ns3:t>
-                  </ns3:r>
-                </ns3:e>
-                <ns3:sub>
-                  <ns3:r>
-                    <ns3:rPr/>
-                    <ns0:rPr>
-                      <ns0:rFonts ns0:ascii="Times New Roman" ns0:hAnsi="Times New Roman"/>
-                    </ns0:rPr>
-                    <ns3:t>word</ns3:t>
-                  </ns3:r>
-                </ns3:sub>
-              </ns3:sSub>
-            </ns3:num>
-            <ns3:den>
-              <ns3:sSub>
-                <ns3:sSubPr/>
-                <ns3:e>
-                  <ns3:r>
-                    <ns3:rPr/>
-                    <ns0:rPr>
-                      <ns0:rFonts ns0:ascii="Cambria Math" ns0:hAnsi="Cambria Math"/>
-                    </ns0:rPr>
-                    <ns3:t>W</ns3:t>
-                  </ns3:r>
-                </ns3:e>
-                <ns3:sub>
-                  <ns3:r>
-                    <ns3:rPr/>
-                    <ns0:rPr>
-                      <ns0:rFonts ns0:ascii="Times New Roman" ns0:hAnsi="Times New Roman"/>
-                    </ns0:rPr>
-                    <ns3:t>GT</ns3:t>
-                  </ns3:r>
-                </ns3:sub>
-              </ns3:sSub>
-            </ns3:den>
-          </ns3:f>
-        </ns3:oMath>
-      </ns3:oMathPara>
     </ns0:p>
     <ns0:p ns2:paraId="22B41161">
       <ns0:pPr>
@@ -8058,7 +7125,7 @@
         <ns0:jc ns0:val="center"/>
       </ns0:pPr>
       <ns0:r>
-        <ns0:t xml:space="preserve">Table III: Framework Execution Verification Metrics Across Quality Profiles on AU DIC Benchmark v1.0</ns0:t>
+        <ns0:t xml:space="preserve">Table III: Framework Execution Verification Metrics Across Quality Profiles on AU DIC Benchmark v1.0 Across Quality Profiles on AU DIC Benchmark v1.0</ns0:t>
       </ns0:r>
     </ns0:p>
     <ns0:tbl>
@@ -9447,11 +8514,6 @@
         </ns0:tc>
       </ns0:tr>
     </ns0:tbl>
-    <ns0:p ns2:paraId="18678141">
-      <ns0:pPr>
-        <ns0:spacing ns0:after="120"/>
-      </ns0:pPr>
-    </ns0:p>
     <ns0:p ns2:paraId="5B8ADE72">
       <ns0:pPr>
         <ns0:spacing ns0:before="40" ns0:after="80" ns0:line="276" ns0:lineRule="auto"/>
@@ -9767,7 +8829,7 @@
         <ns0:jc ns0:val="center"/>
       </ns0:pPr>
       <ns0:r>
-        <ns0:t xml:space="preserve">Table IV: Live Model Extraction &amp; Classification Performance (Groq Llama 3.1 8B Instant)</ns0:t>
+        <ns0:t xml:space="preserve">Table IV: Live Model Extraction &amp; Classification Performance (Groq Llama 3.1 8B Instant) (Groq Llama 3.1 8B Instant)</ns0:t>
       </ns0:r>
     </ns0:p>
     <ns0:tbl>
@@ -11310,11 +10372,6 @@
         </ns0:tc>
       </ns0:tr>
     </ns0:tbl>
-    <ns0:p ns2:paraId="445F0E85">
-      <ns0:pPr>
-        <ns0:spacing ns0:after="120"/>
-      </ns0:pPr>
-    </ns0:p>
     <ns0:p ns2:paraId="09F4CC47">
       <ns0:pPr>
         <ns0:keepNext/>
@@ -11492,7 +10549,7 @@
         <ns0:jc ns0:val="center"/>
       </ns0:pPr>
       <ns0:r>
-        <ns0:t xml:space="preserve">Table V: Empirical Metric Impact of Semantic Canonical Normalization (360 Specimens / 5,760 Fields)</ns0:t>
+        <ns0:t xml:space="preserve">Table V: Empirical Metric Impact of Semantic Canonical Normalization (360 Specimens / 5,760 Fields) (360 Specimens / 5,760 Fields)</ns0:t>
       </ns0:r>
     </ns0:p>
     <ns0:tbl>
@@ -12411,11 +11468,6 @@
         </ns0:tc>
       </ns0:tr>
     </ns0:tbl>
-    <ns0:p ns2:paraId="5D041F5A">
-      <ns0:pPr>
-        <ns0:spacing ns0:after="120"/>
-      </ns0:pPr>
-    </ns0:p>
     <ns0:p ns2:paraId="38F2D2B7">
       <ns0:pPr>
         <ns0:keepNext/>
@@ -13542,11 +12594,6 @@
         </ns0:tc>
       </ns0:tr>
     </ns0:tbl>
-    <ns0:p ns2:paraId="04949581">
-      <ns0:pPr>
-        <ns0:spacing ns0:after="120"/>
-      </ns0:pPr>
-    </ns0:p>
     <ns0:p ns2:paraId="00A3BFE5">
       <ns0:pPr>
         <ns0:keepNext/>
@@ -14014,1701 +13061,6 @@
         <ns0:t xml:space="preserve">Table VII: Statistical Hypothesis Testing Summary (N = 5,760, alpha = 0.01)</ns0:t>
       </ns0:r>
     </ns0:p>
-    <ns0:tbl>
-      <ns0:tblPr>
-        <ns0:tblStyle ns0:val="12"/>
-        <ns0:tblW ns0:w="0" ns0:type="auto"/>
-        <ns0:jc ns0:val="center"/>
-        <ns0:tblBorders>
-          <ns0:top ns0:val="single" ns0:color="003366" ns0:sz="12" ns0:space="0"/>
-          <ns0:left ns0:val="none" ns0:color="auto" ns0:sz="0" ns0:space="0"/>
-          <ns0:bottom ns0:val="single" ns0:color="003366" ns0:sz="12" ns0:space="0"/>
-          <ns0:right ns0:val="none" ns0:color="auto" ns0:sz="0" ns0:space="0"/>
-          <ns0:insideH ns0:val="single" ns0:color="E0E0E0" ns0:sz="4" ns0:space="0"/>
-          <ns0:insideV ns0:val="none" ns0:color="auto" ns0:sz="0" ns0:space="0"/>
-        </ns0:tblBorders>
-        <ns0:tblLayout ns0:type="autofit"/>
-        <ns0:tblCellMar>
-          <ns0:top ns0:w="0" ns0:type="dxa"/>
-          <ns0:left ns0:w="108" ns0:type="dxa"/>
-          <ns0:bottom ns0:w="0" ns0:type="dxa"/>
-          <ns0:right ns0:w="108" ns0:type="dxa"/>
-        </ns0:tblCellMar>
-      </ns0:tblPr>
-      <ns0:tblGrid>
-        <ns0:gridCol ns0:w="1251"/>
-        <ns0:gridCol ns0:w="1231"/>
-        <ns0:gridCol ns0:w="2015"/>
-        <ns0:gridCol ns0:w="1410"/>
-        <ns0:gridCol ns0:w="1191"/>
-        <ns0:gridCol ns0:w="1215"/>
-        <ns0:gridCol ns0:w="1307"/>
-      </ns0:tblGrid>
-      <ns0:tr ns2:paraId="16DFBE75">
-        <ns0:tblPrEx>
-          <ns0:tblBorders>
-            <ns0:top ns0:val="single" ns0:color="003366" ns0:sz="12" ns0:space="0"/>
-            <ns0:left ns0:val="none" ns0:color="auto" ns0:sz="0" ns0:space="0"/>
-            <ns0:bottom ns0:val="single" ns0:color="003366" ns0:sz="12" ns0:space="0"/>
-            <ns0:right ns0:val="none" ns0:color="auto" ns0:sz="0" ns0:space="0"/>
-            <ns0:insideH ns0:val="single" ns0:color="E0E0E0" ns0:sz="4" ns0:space="0"/>
-            <ns0:insideV ns0:val="none" ns0:color="auto" ns0:sz="0" ns0:space="0"/>
-          </ns0:tblBorders>
-          <ns0:tblCellMar>
-            <ns0:top ns0:w="0" ns0:type="dxa"/>
-            <ns0:left ns0:w="108" ns0:type="dxa"/>
-            <ns0:bottom ns0:w="0" ns0:type="dxa"/>
-            <ns0:right ns0:w="108" ns0:type="dxa"/>
-          </ns0:tblCellMar>
-        </ns0:tblPrEx>
-        <ns0:trPr>
-          <ns0:jc ns0:val="center"/>
-        </ns0:trPr>
-        <ns0:tc>
-          <ns0:tcPr>
-            <ns0:tcW ns0:w="1337" ns0:type="dxa"/>
-            <ns0:shd ns0:val="clear" ns0:color="auto" ns0:fill="003366"/>
-            <ns0:tcMar>
-              <ns0:top ns0:w="100" ns0:type="dxa"/>
-              <ns0:left ns0:w="130" ns0:type="dxa"/>
-              <ns0:bottom ns0:w="100" ns0:type="dxa"/>
-              <ns0:right ns0:w="130" ns0:type="dxa"/>
-            </ns0:tcMar>
-          </ns0:tcPr>
-          <ns0:p ns2:paraId="18CB6E77">
-            <ns0:pPr>
-              <ns0:spacing ns0:before="40" ns0:after="40"/>
-              <ns0:jc ns0:val="center"/>
-            </ns0:pPr>
-            <ns0:r>
-              <ns0:t xml:space="preserve">Statistical Test</ns0:t>
-            </ns0:r>
-          </ns0:p>
-        </ns0:tc>
-        <ns0:tc>
-          <ns0:tcPr>
-            <ns0:tcW ns0:w="1337" ns0:type="dxa"/>
-            <ns0:shd ns0:val="clear" ns0:color="auto" ns0:fill="003366"/>
-            <ns0:tcMar>
-              <ns0:top ns0:w="100" ns0:type="dxa"/>
-              <ns0:left ns0:w="130" ns0:type="dxa"/>
-              <ns0:bottom ns0:w="100" ns0:type="dxa"/>
-              <ns0:right ns0:w="130" ns0:type="dxa"/>
-            </ns0:tcMar>
-          </ns0:tcPr>
-          <ns0:p ns2:paraId="6140756C">
-            <ns0:pPr>
-              <ns0:spacing ns0:before="40" ns0:after="40"/>
-              <ns0:jc ns0:val="center"/>
-            </ns0:pPr>
-            <ns0:r>
-              <ns0:t xml:space="preserve">Tested Metric</ns0:t>
-            </ns0:r>
-          </ns0:p>
-        </ns0:tc>
-        <ns0:tc>
-          <ns0:tcPr>
-            <ns0:tcW ns0:w="1337" ns0:type="dxa"/>
-            <ns0:shd ns0:val="clear" ns0:color="auto" ns0:fill="003366"/>
-            <ns0:tcMar>
-              <ns0:top ns0:w="100" ns0:type="dxa"/>
-              <ns0:left ns0:w="130" ns0:type="dxa"/>
-              <ns0:bottom ns0:w="100" ns0:type="dxa"/>
-              <ns0:right ns0:w="130" ns0:type="dxa"/>
-            </ns0:tcMar>
-          </ns0:tcPr>
-          <ns0:p ns2:paraId="764AAC8C">
-            <ns0:pPr>
-              <ns0:spacing ns0:before="40" ns0:after="40"/>
-              <ns0:jc ns0:val="center"/>
-            </ns0:pPr>
-            <ns3:oMath>
-              <ns3:sSub>
-                <ns3:sSubPr/>
-                <ns3:e>
-                  <ns3:r>
-                    <ns3:rPr/>
-                    <ns0:rPr>
-                      <ns0:rFonts ns0:ascii="Cambria Math" ns0:hAnsi="Cambria Math"/>
-                    </ns0:rPr>
-                    <ns3:t>H</ns3:t>
-                  </ns3:r>
-                </ns3:e>
-                <ns3:sub>
-                  <ns3:r>
-                    <ns3:rPr/>
-                    <ns0:rPr>
-                      <ns0:rFonts ns0:ascii="Cambria Math" ns0:hAnsi="Cambria Math"/>
-                    </ns0:rPr>
-                    <ns3:t>0</ns3:t>
-                  </ns3:r>
-                </ns3:sub>
-              </ns3:sSub>
-            </ns3:oMath>
-            <ns0:r>
-              <ns0:t xml:space="preserve">Null Hypothesis (H_0)</ns0:t>
-            </ns0:r>
-          </ns0:p>
-        </ns0:tc>
-        <ns0:tc>
-          <ns0:tcPr>
-            <ns0:tcW ns0:w="1337" ns0:type="dxa"/>
-            <ns0:shd ns0:val="clear" ns0:color="auto" ns0:fill="003366"/>
-            <ns0:tcMar>
-              <ns0:top ns0:w="100" ns0:type="dxa"/>
-              <ns0:left ns0:w="130" ns0:type="dxa"/>
-              <ns0:bottom ns0:w="100" ns0:type="dxa"/>
-              <ns0:right ns0:w="130" ns0:type="dxa"/>
-            </ns0:tcMar>
-          </ns0:tcPr>
-          <ns0:p ns2:paraId="7D6B92D6">
-            <ns0:pPr>
-              <ns0:spacing ns0:before="40" ns0:after="40"/>
-              <ns0:jc ns0:val="center"/>
-            </ns0:pPr>
-            <ns0:r>
-              <ns0:t xml:space="preserve">Test Statistic</ns0:t>
-            </ns0:r>
-          </ns0:p>
-        </ns0:tc>
-        <ns0:tc>
-          <ns0:tcPr>
-            <ns0:tcW ns0:w="1337" ns0:type="dxa"/>
-            <ns0:shd ns0:val="clear" ns0:color="auto" ns0:fill="003366"/>
-            <ns0:tcMar>
-              <ns0:top ns0:w="100" ns0:type="dxa"/>
-              <ns0:left ns0:w="130" ns0:type="dxa"/>
-              <ns0:bottom ns0:w="100" ns0:type="dxa"/>
-              <ns0:right ns0:w="130" ns0:type="dxa"/>
-            </ns0:tcMar>
-          </ns0:tcPr>
-          <ns0:p ns2:paraId="030B7A06">
-            <ns0:pPr>
-              <ns0:spacing ns0:before="40" ns0:after="40"/>
-              <ns0:jc ns0:val="center"/>
-            </ns0:pPr>
-            <ns3:oMath>
-              <ns3:r>
-                <ns3:rPr/>
-                <ns0:rPr>
-                  <ns0:rFonts ns0:ascii="Cambria Math" ns0:hAnsi="Cambria Math"/>
-                </ns0:rPr>
-                <ns3:t>p</ns3:t>
-              </ns3:r>
-            </ns3:oMath>
-            <ns0:r>
-              <ns0:t xml:space="preserve">Exact p-value</ns0:t>
-            </ns0:r>
-          </ns0:p>
-        </ns0:tc>
-        <ns0:tc>
-          <ns0:tcPr>
-            <ns0:tcW ns0:w="1337" ns0:type="dxa"/>
-            <ns0:shd ns0:val="clear" ns0:color="auto" ns0:fill="003366"/>
-            <ns0:tcMar>
-              <ns0:top ns0:w="100" ns0:type="dxa"/>
-              <ns0:left ns0:w="130" ns0:type="dxa"/>
-              <ns0:bottom ns0:w="100" ns0:type="dxa"/>
-              <ns0:right ns0:w="130" ns0:type="dxa"/>
-            </ns0:tcMar>
-          </ns0:tcPr>
-          <ns0:p ns2:paraId="4C6E366B">
-            <ns0:pPr>
-              <ns0:spacing ns0:before="40" ns0:after="40"/>
-              <ns0:jc ns0:val="center"/>
-            </ns0:pPr>
-            <ns0:r>
-              <ns0:t xml:space="preserve">Decision</ns0:t>
-            </ns0:r>
-          </ns0:p>
-        </ns0:tc>
-        <ns0:tc>
-          <ns0:tcPr>
-            <ns0:tcW ns0:w="1337" ns0:type="dxa"/>
-            <ns0:shd ns0:val="clear" ns0:color="auto" ns0:fill="003366"/>
-            <ns0:tcMar>
-              <ns0:top ns0:w="100" ns0:type="dxa"/>
-              <ns0:left ns0:w="130" ns0:type="dxa"/>
-              <ns0:bottom ns0:w="100" ns0:type="dxa"/>
-              <ns0:right ns0:w="130" ns0:type="dxa"/>
-            </ns0:tcMar>
-          </ns0:tcPr>
-          <ns0:p ns2:paraId="6FB2FEBF">
-            <ns0:pPr>
-              <ns0:spacing ns0:before="40" ns0:after="40"/>
-              <ns0:jc ns0:val="center"/>
-            </ns0:pPr>
-            <ns0:r>
-              <ns0:t xml:space="preserve">Significance Level</ns0:t>
-            </ns0:r>
-          </ns0:p>
-        </ns0:tc>
-      </ns0:tr>
-      <ns0:tr ns2:paraId="109DED98">
-        <ns0:tblPrEx>
-          <ns0:tblBorders>
-            <ns0:top ns0:val="single" ns0:color="003366" ns0:sz="12" ns0:space="0"/>
-            <ns0:left ns0:val="none" ns0:color="auto" ns0:sz="0" ns0:space="0"/>
-            <ns0:bottom ns0:val="single" ns0:color="003366" ns0:sz="12" ns0:space="0"/>
-            <ns0:right ns0:val="none" ns0:color="auto" ns0:sz="0" ns0:space="0"/>
-            <ns0:insideH ns0:val="single" ns0:color="E0E0E0" ns0:sz="4" ns0:space="0"/>
-            <ns0:insideV ns0:val="none" ns0:color="auto" ns0:sz="0" ns0:space="0"/>
-          </ns0:tblBorders>
-          <ns0:tblCellMar>
-            <ns0:top ns0:w="0" ns0:type="dxa"/>
-            <ns0:left ns0:w="108" ns0:type="dxa"/>
-            <ns0:bottom ns0:w="0" ns0:type="dxa"/>
-            <ns0:right ns0:w="108" ns0:type="dxa"/>
-          </ns0:tblCellMar>
-        </ns0:tblPrEx>
-        <ns0:trPr>
-          <ns0:jc ns0:val="center"/>
-        </ns0:trPr>
-        <ns0:tc>
-          <ns0:tcPr>
-            <ns0:tcW ns0:w="1337" ns0:type="dxa"/>
-            <ns0:shd ns0:val="clear" ns0:color="auto" ns0:fill="FFFFFF"/>
-            <ns0:tcMar>
-              <ns0:top ns0:w="100" ns0:type="dxa"/>
-              <ns0:left ns0:w="130" ns0:type="dxa"/>
-              <ns0:bottom ns0:w="100" ns0:type="dxa"/>
-              <ns0:right ns0:w="130" ns0:type="dxa"/>
-            </ns0:tcMar>
-          </ns0:tcPr>
-          <ns0:p ns2:paraId="05AF4432">
-            <ns0:pPr>
-              <ns0:spacing ns0:before="40" ns0:after="40"/>
-              <ns0:jc ns0:val="left"/>
-            </ns0:pPr>
-            <ns0:r>
-              <ns0:t xml:space="preserve">McNemar Test [22]</ns0:t>
-            </ns0:r>
-          </ns0:p>
-        </ns0:tc>
-        <ns0:tc>
-          <ns0:tcPr>
-            <ns0:tcW ns0:w="1337" ns0:type="dxa"/>
-            <ns0:shd ns0:val="clear" ns0:color="auto" ns0:fill="FFFFFF"/>
-            <ns0:tcMar>
-              <ns0:top ns0:w="100" ns0:type="dxa"/>
-              <ns0:left ns0:w="130" ns0:type="dxa"/>
-              <ns0:bottom ns0:w="100" ns0:type="dxa"/>
-              <ns0:right ns0:w="130" ns0:type="dxa"/>
-            </ns0:tcMar>
-          </ns0:tcPr>
-          <ns0:p ns2:paraId="74644C47">
-            <ns0:pPr>
-              <ns0:spacing ns0:before="40" ns0:after="40"/>
-              <ns0:jc ns0:val="center"/>
-            </ns0:pPr>
-            <ns0:r>
-              <ns0:t xml:space="preserve">Binary Field Match Rate</ns0:t>
-            </ns0:r>
-          </ns0:p>
-        </ns0:tc>
-        <ns0:tc>
-          <ns0:tcPr>
-            <ns0:tcW ns0:w="1337" ns0:type="dxa"/>
-            <ns0:shd ns0:val="clear" ns0:color="auto" ns0:fill="FFFFFF"/>
-            <ns0:tcMar>
-              <ns0:top ns0:w="100" ns0:type="dxa"/>
-              <ns0:left ns0:w="130" ns0:type="dxa"/>
-              <ns0:bottom ns0:w="100" ns0:type="dxa"/>
-              <ns0:right ns0:w="130" ns0:type="dxa"/>
-            </ns0:tcMar>
-          </ns0:tcPr>
-          <ns0:p ns2:paraId="08916090">
-            <ns0:pPr>
-              <ns0:spacing ns0:before="40" ns0:after="40"/>
-              <ns0:jc ns0:val="center"/>
-            </ns0:pPr>
-            <ns3:oMathPara>
-              <ns3:oMath>
-                <ns3:sSub>
-                  <ns3:sSubPr/>
-                  <ns3:e>
-                    <ns3:r>
-                      <ns3:rPr/>
-                      <ns0:rPr>
-                        <ns0:rFonts ns0:ascii="Times New Roman" ns0:hAnsi="Times New Roman"/>
-                      </ns0:rPr>
-                      <ns3:t>Acc</ns3:t>
-                    </ns3:r>
-                  </ns3:e>
-                  <ns3:sub>
-                    <ns3:r>
-                      <ns3:rPr/>
-                      <ns0:rPr>
-                        <ns0:rFonts ns0:ascii="Times New Roman" ns0:hAnsi="Times New Roman"/>
-                      </ns0:rPr>
-                      <ns3:t>Pass A</ns3:t>
-                    </ns3:r>
-                  </ns3:sub>
-                </ns3:sSub>
-                <ns3:r>
-                  <ns3:rPr/>
-                  <ns0:rPr>
-                    <ns0:rFonts ns0:ascii="Cambria Math" ns0:hAnsi="Cambria Math"/>
-                  </ns0:rPr>
-                  <ns3:t>=</ns3:t>
-                </ns3:r>
-                <ns3:sSub>
-                  <ns3:sSubPr/>
-                  <ns3:e>
-                    <ns3:r>
-                      <ns3:rPr/>
-                      <ns0:rPr>
-                        <ns0:rFonts ns0:ascii="Times New Roman" ns0:hAnsi="Times New Roman"/>
-                      </ns0:rPr>
-                      <ns3:t>Acc</ns3:t>
-                    </ns3:r>
-                  </ns3:e>
-                  <ns3:sub>
-                    <ns3:r>
-                      <ns3:rPr/>
-                      <ns0:rPr>
-                        <ns0:rFonts ns0:ascii="Times New Roman" ns0:hAnsi="Times New Roman"/>
-                      </ns0:rPr>
-                      <ns3:t>Pass B</ns3:t>
-                    </ns3:r>
-                  </ns3:sub>
-                </ns3:sSub>
-              </ns3:oMath>
-            </ns3:oMathPara>
-            <ns0:r>
-              <ns0:t xml:space="preserve">H_0: p_unnorm = p_norm</ns0:t>
-            </ns0:r>
-          </ns0:p>
-        </ns0:tc>
-        <ns0:tc>
-          <ns0:tcPr>
-            <ns0:tcW ns0:w="1337" ns0:type="dxa"/>
-            <ns0:shd ns0:val="clear" ns0:color="auto" ns0:fill="FFFFFF"/>
-            <ns0:tcMar>
-              <ns0:top ns0:w="100" ns0:type="dxa"/>
-              <ns0:left ns0:w="130" ns0:type="dxa"/>
-              <ns0:bottom ns0:w="100" ns0:type="dxa"/>
-              <ns0:right ns0:w="130" ns0:type="dxa"/>
-            </ns0:tcMar>
-          </ns0:tcPr>
-          <ns0:p ns2:paraId="0D99A008">
-            <ns0:pPr>
-              <ns0:spacing ns0:before="40" ns0:after="40"/>
-              <ns0:jc ns0:val="center"/>
-            </ns0:pPr>
-            <ns3:oMathPara>
-              <ns3:oMath>
-                <ns3:sSup>
-                  <ns3:sSupPr/>
-                  <ns3:e>
-                    <ns3:r>
-                      <ns3:rPr/>
-                      <ns0:rPr>
-                        <ns0:rFonts ns0:ascii="Cambria Math" ns0:hAnsi="Cambria Math"/>
-                      </ns0:rPr>
-                      <ns3:t>χ</ns3:t>
-                    </ns3:r>
-                  </ns3:e>
-                  <ns3:sup>
-                    <ns3:r>
-                      <ns3:rPr/>
-                      <ns0:rPr>
-                        <ns0:rFonts ns0:ascii="Cambria Math" ns0:hAnsi="Cambria Math"/>
-                      </ns0:rPr>
-                      <ns3:t>2</ns3:t>
-                    </ns3:r>
-                  </ns3:sup>
-                </ns3:sSup>
-                <ns3:r>
-                  <ns3:rPr/>
-                  <ns0:rPr>
-                    <ns0:rFonts ns0:ascii="Cambria Math" ns0:hAnsi="Cambria Math"/>
-                  </ns0:rPr>
-                  <ns3:t>=2618.00</ns3:t>
-                </ns3:r>
-              </ns3:oMath>
-            </ns3:oMathPara>
-            <ns0:r>
-              <ns0:t xml:space="preserve">chi^2 = 2618.00</ns0:t>
-            </ns0:r>
-          </ns0:p>
-        </ns0:tc>
-        <ns0:tc>
-          <ns0:tcPr>
-            <ns0:tcW ns0:w="1337" ns0:type="dxa"/>
-            <ns0:shd ns0:val="clear" ns0:color="auto" ns0:fill="FFFFFF"/>
-            <ns0:tcMar>
-              <ns0:top ns0:w="100" ns0:type="dxa"/>
-              <ns0:left ns0:w="130" ns0:type="dxa"/>
-              <ns0:bottom ns0:w="100" ns0:type="dxa"/>
-              <ns0:right ns0:w="130" ns0:type="dxa"/>
-            </ns0:tcMar>
-          </ns0:tcPr>
-          <ns0:p ns2:paraId="41BD005C">
-            <ns0:pPr>
-              <ns0:spacing ns0:before="40" ns0:after="40"/>
-              <ns0:jc ns0:val="center"/>
-            </ns0:pPr>
-            <ns3:oMathPara>
-              <ns3:oMath>
-                <ns3:r>
-                  <ns3:rPr/>
-                  <ns0:rPr>
-                    <ns0:rFonts ns0:ascii="Cambria Math" ns0:hAnsi="Cambria Math"/>
-                  </ns0:rPr>
-                  <ns3:t>&lt;1.0×</ns3:t>
-                </ns3:r>
-                <ns3:sSup>
-                  <ns3:sSupPr/>
-                  <ns3:e>
-                    <ns3:r>
-                      <ns3:rPr/>
-                      <ns0:rPr>
-                        <ns0:rFonts ns0:ascii="Cambria Math" ns0:hAnsi="Cambria Math"/>
-                      </ns0:rPr>
-                      <ns3:t>10</ns3:t>
-                    </ns3:r>
-                  </ns3:e>
-                  <ns3:sup>
-                    <ns3:r>
-                      <ns3:rPr/>
-                      <ns0:rPr>
-                        <ns0:rFonts ns0:ascii="Cambria Math" ns0:hAnsi="Cambria Math"/>
-                      </ns0:rPr>
-                      <ns3:t>−15</ns3:t>
-                    </ns3:r>
-                  </ns3:sup>
-                </ns3:sSup>
-              </ns3:oMath>
-            </ns3:oMathPara>
-            <ns0:r>
-              <ns0:t xml:space="preserve">p &lt; 0.0001</ns0:t>
-            </ns0:r>
-          </ns0:p>
-        </ns0:tc>
-        <ns0:tc>
-          <ns0:tcPr>
-            <ns0:tcW ns0:w="1337" ns0:type="dxa"/>
-            <ns0:shd ns0:val="clear" ns0:color="auto" ns0:fill="FFFFFF"/>
-            <ns0:tcMar>
-              <ns0:top ns0:w="100" ns0:type="dxa"/>
-              <ns0:left ns0:w="130" ns0:type="dxa"/>
-              <ns0:bottom ns0:w="100" ns0:type="dxa"/>
-              <ns0:right ns0:w="130" ns0:type="dxa"/>
-            </ns0:tcMar>
-          </ns0:tcPr>
-          <ns0:p ns2:paraId="100D1F57">
-            <ns0:pPr>
-              <ns0:spacing ns0:before="40" ns0:after="40"/>
-              <ns0:jc ns0:val="center"/>
-            </ns0:pPr>
-            <ns3:oMath>
-              <ns3:sSub>
-                <ns3:sSubPr/>
-                <ns3:e>
-                  <ns3:r>
-                    <ns3:rPr/>
-                    <ns0:rPr>
-                      <ns0:rFonts ns0:ascii="Cambria Math" ns0:hAnsi="Cambria Math"/>
-                    </ns0:rPr>
-                    <ns3:t>H</ns3:t>
-                  </ns3:r>
-                </ns3:e>
-                <ns3:sub>
-                  <ns3:r>
-                    <ns3:rPr/>
-                    <ns0:rPr>
-                      <ns0:rFonts ns0:ascii="Cambria Math" ns0:hAnsi="Cambria Math"/>
-                    </ns0:rPr>
-                    <ns3:t>0</ns3:t>
-                  </ns3:r>
-                </ns3:sub>
-              </ns3:sSub>
-            </ns3:oMath>
-            <ns0:r>
-              <ns0:t xml:space="preserve">Reject H_0</ns0:t>
-            </ns0:r>
-          </ns0:p>
-        </ns0:tc>
-        <ns0:tc>
-          <ns0:tcPr>
-            <ns0:tcW ns0:w="1337" ns0:type="dxa"/>
-            <ns0:shd ns0:val="clear" ns0:color="auto" ns0:fill="FFFFFF"/>
-            <ns0:tcMar>
-              <ns0:top ns0:w="100" ns0:type="dxa"/>
-              <ns0:left ns0:w="130" ns0:type="dxa"/>
-              <ns0:bottom ns0:w="100" ns0:type="dxa"/>
-              <ns0:right ns0:w="130" ns0:type="dxa"/>
-            </ns0:tcMar>
-          </ns0:tcPr>
-          <ns0:p ns2:paraId="78133BB7">
-            <ns0:pPr>
-              <ns0:spacing ns0:before="40" ns0:after="40"/>
-              <ns0:jc ns0:val="center"/>
-            </ns0:pPr>
-            <ns3:oMath>
-              <ns3:r>
-                <ns3:rPr/>
-                <ns0:rPr>
-                  <ns0:rFonts ns0:ascii="Cambria Math" ns0:hAnsi="Cambria Math"/>
-                </ns0:rPr>
-                <ns3:t>p&lt;0.0001</ns3:t>
-              </ns3:r>
-            </ns3:oMath>
-            <ns0:r>
-              <ns0:t xml:space="preserve">p &lt; 0.0001 (alpha=0.01)</ns0:t>
-            </ns0:r>
-          </ns0:p>
-        </ns0:tc>
-      </ns0:tr>
-      <ns0:tr ns2:paraId="5A435A92">
-        <ns0:tblPrEx>
-          <ns0:tblBorders>
-            <ns0:top ns0:val="single" ns0:color="003366" ns0:sz="12" ns0:space="0"/>
-            <ns0:left ns0:val="none" ns0:color="auto" ns0:sz="0" ns0:space="0"/>
-            <ns0:bottom ns0:val="single" ns0:color="003366" ns0:sz="12" ns0:space="0"/>
-            <ns0:right ns0:val="none" ns0:color="auto" ns0:sz="0" ns0:space="0"/>
-            <ns0:insideH ns0:val="single" ns0:color="E0E0E0" ns0:sz="4" ns0:space="0"/>
-            <ns0:insideV ns0:val="none" ns0:color="auto" ns0:sz="0" ns0:space="0"/>
-          </ns0:tblBorders>
-          <ns0:tblCellMar>
-            <ns0:top ns0:w="0" ns0:type="dxa"/>
-            <ns0:left ns0:w="108" ns0:type="dxa"/>
-            <ns0:bottom ns0:w="0" ns0:type="dxa"/>
-            <ns0:right ns0:w="108" ns0:type="dxa"/>
-          </ns0:tblCellMar>
-        </ns0:tblPrEx>
-        <ns0:trPr>
-          <ns0:jc ns0:val="center"/>
-        </ns0:trPr>
-        <ns0:tc>
-          <ns0:tcPr>
-            <ns0:tcW ns0:w="1337" ns0:type="dxa"/>
-            <ns0:shd ns0:val="clear" ns0:color="auto" ns0:fill="F8F9FA"/>
-            <ns0:tcMar>
-              <ns0:top ns0:w="100" ns0:type="dxa"/>
-              <ns0:left ns0:w="130" ns0:type="dxa"/>
-              <ns0:bottom ns0:w="100" ns0:type="dxa"/>
-              <ns0:right ns0:w="130" ns0:type="dxa"/>
-            </ns0:tcMar>
-          </ns0:tcPr>
-          <ns0:p ns2:paraId="607AE8AD">
-            <ns0:pPr>
-              <ns0:spacing ns0:before="40" ns0:after="40"/>
-              <ns0:jc ns0:val="left"/>
-            </ns0:pPr>
-            <ns0:r>
-              <ns0:t xml:space="preserve">Wilcoxon Signed-Rank [23]</ns0:t>
-            </ns0:r>
-          </ns0:p>
-        </ns0:tc>
-        <ns0:tc>
-          <ns0:tcPr>
-            <ns0:tcW ns0:w="1337" ns0:type="dxa"/>
-            <ns0:shd ns0:val="clear" ns0:color="auto" ns0:fill="F8F9FA"/>
-            <ns0:tcMar>
-              <ns0:top ns0:w="100" ns0:type="dxa"/>
-              <ns0:left ns0:w="130" ns0:type="dxa"/>
-              <ns0:bottom ns0:w="100" ns0:type="dxa"/>
-              <ns0:right ns0:w="130" ns0:type="dxa"/>
-            </ns0:tcMar>
-          </ns0:tcPr>
-          <ns0:p ns2:paraId="0A682091">
-            <ns0:pPr>
-              <ns0:spacing ns0:before="40" ns0:after="40"/>
-              <ns0:jc ns0:val="center"/>
-            </ns0:pPr>
-            <ns0:r>
-              <ns0:t xml:space="preserve">Per-Sample F1 Score</ns0:t>
-            </ns0:r>
-          </ns0:p>
-        </ns0:tc>
-        <ns0:tc>
-          <ns0:tcPr>
-            <ns0:tcW ns0:w="1337" ns0:type="dxa"/>
-            <ns0:shd ns0:val="clear" ns0:color="auto" ns0:fill="F8F9FA"/>
-            <ns0:tcMar>
-              <ns0:top ns0:w="100" ns0:type="dxa"/>
-              <ns0:left ns0:w="130" ns0:type="dxa"/>
-              <ns0:bottom ns0:w="100" ns0:type="dxa"/>
-              <ns0:right ns0:w="130" ns0:type="dxa"/>
-            </ns0:tcMar>
-          </ns0:tcPr>
-          <ns0:p ns2:paraId="4EFA2065">
-            <ns0:pPr>
-              <ns0:spacing ns0:before="40" ns0:after="40"/>
-              <ns0:jc ns0:val="center"/>
-            </ns0:pPr>
-            <ns3:oMathPara>
-              <ns3:oMath>
-                <ns3:r>
-                  <ns3:rPr/>
-                  <ns0:rPr>
-                    <ns0:rFonts ns0:ascii="Times New Roman" ns0:hAnsi="Times New Roman"/>
-                  </ns0:rPr>
-                  <ns3:t>Median</ns3:t>
-                </ns3:r>
-                <ns3:r>
-                  <ns3:rPr/>
-                  <ns0:rPr>
-                    <ns0:rFonts ns0:ascii="Cambria Math" ns0:hAnsi="Cambria Math"/>
-                  </ns0:rPr>
-                  <ns3:t>(Δ</ns3:t>
-                </ns3:r>
-                <ns3:r>
-                  <ns3:rPr/>
-                  <ns0:rPr>
-                    <ns0:rFonts ns0:ascii="Times New Roman" ns0:hAnsi="Times New Roman"/>
-                  </ns0:rPr>
-                  <ns3:t>F1</ns3:t>
-                </ns3:r>
-                <ns3:r>
-                  <ns3:rPr/>
-                  <ns0:rPr>
-                    <ns0:rFonts ns0:ascii="Cambria Math" ns0:hAnsi="Cambria Math"/>
-                  </ns0:rPr>
-                  <ns3:t>)=0</ns3:t>
-                </ns3:r>
-              </ns3:oMath>
-            </ns3:oMathPara>
-            <ns0:r>
-              <ns0:t xml:space="preserve">H_0: Median(Delta F1) = 0</ns0:t>
-            </ns0:r>
-          </ns0:p>
-        </ns0:tc>
-        <ns0:tc>
-          <ns0:tcPr>
-            <ns0:tcW ns0:w="1337" ns0:type="dxa"/>
-            <ns0:shd ns0:val="clear" ns0:color="auto" ns0:fill="F8F9FA"/>
-            <ns0:tcMar>
-              <ns0:top ns0:w="100" ns0:type="dxa"/>
-              <ns0:left ns0:w="130" ns0:type="dxa"/>
-              <ns0:bottom ns0:w="100" ns0:type="dxa"/>
-              <ns0:right ns0:w="130" ns0:type="dxa"/>
-            </ns0:tcMar>
-          </ns0:tcPr>
-          <ns0:p ns2:paraId="163C01BF">
-            <ns0:pPr>
-              <ns0:spacing ns0:before="40" ns0:after="40"/>
-              <ns0:jc ns0:val="center"/>
-            </ns0:pPr>
-            <ns3:oMathPara>
-              <ns3:oMath>
-                <ns3:r>
-                  <ns3:rPr/>
-                  <ns0:rPr>
-                    <ns0:rFonts ns0:ascii="Cambria Math" ns0:hAnsi="Cambria Math"/>
-                  </ns0:rPr>
-                  <ns3:t>W=64980.0</ns3:t>
-                </ns3:r>
-              </ns3:oMath>
-            </ns3:oMathPara>
-            <ns0:r>
-              <ns0:t xml:space="preserve">W = 0.0</ns0:t>
-            </ns0:r>
-          </ns0:p>
-        </ns0:tc>
-        <ns0:tc>
-          <ns0:tcPr>
-            <ns0:tcW ns0:w="1337" ns0:type="dxa"/>
-            <ns0:shd ns0:val="clear" ns0:color="auto" ns0:fill="F8F9FA"/>
-            <ns0:tcMar>
-              <ns0:top ns0:w="100" ns0:type="dxa"/>
-              <ns0:left ns0:w="130" ns0:type="dxa"/>
-              <ns0:bottom ns0:w="100" ns0:type="dxa"/>
-              <ns0:right ns0:w="130" ns0:type="dxa"/>
-            </ns0:tcMar>
-          </ns0:tcPr>
-          <ns0:p ns2:paraId="3DEF9D35">
-            <ns0:pPr>
-              <ns0:spacing ns0:before="40" ns0:after="40"/>
-              <ns0:jc ns0:val="center"/>
-            </ns0:pPr>
-            <ns3:oMathPara>
-              <ns3:oMath>
-                <ns3:r>
-                  <ns3:rPr/>
-                  <ns0:rPr>
-                    <ns0:rFonts ns0:ascii="Cambria Math" ns0:hAnsi="Cambria Math"/>
-                  </ns0:rPr>
-                  <ns3:t>1.55×</ns3:t>
-                </ns3:r>
-                <ns3:sSup>
-                  <ns3:sSupPr/>
-                  <ns3:e>
-                    <ns3:r>
-                      <ns3:rPr/>
-                      <ns0:rPr>
-                        <ns0:rFonts ns0:ascii="Cambria Math" ns0:hAnsi="Cambria Math"/>
-                      </ns0:rPr>
-                      <ns3:t>10</ns3:t>
-                    </ns3:r>
-                  </ns3:e>
-                  <ns3:sup>
-                    <ns3:r>
-                      <ns3:rPr/>
-                      <ns0:rPr>
-                        <ns0:rFonts ns0:ascii="Cambria Math" ns0:hAnsi="Cambria Math"/>
-                      </ns0:rPr>
-                      <ns3:t>−67</ns3:t>
-                    </ns3:r>
-                  </ns3:sup>
-                </ns3:sSup>
-              </ns3:oMath>
-            </ns3:oMathPara>
-            <ns0:r>
-              <ns0:t xml:space="preserve">p &lt; 0.0001</ns0:t>
-            </ns0:r>
-          </ns0:p>
-        </ns0:tc>
-        <ns0:tc>
-          <ns0:tcPr>
-            <ns0:tcW ns0:w="1337" ns0:type="dxa"/>
-            <ns0:shd ns0:val="clear" ns0:color="auto" ns0:fill="F8F9FA"/>
-            <ns0:tcMar>
-              <ns0:top ns0:w="100" ns0:type="dxa"/>
-              <ns0:left ns0:w="130" ns0:type="dxa"/>
-              <ns0:bottom ns0:w="100" ns0:type="dxa"/>
-              <ns0:right ns0:w="130" ns0:type="dxa"/>
-            </ns0:tcMar>
-          </ns0:tcPr>
-          <ns0:p ns2:paraId="7ABA1916">
-            <ns0:pPr>
-              <ns0:spacing ns0:before="40" ns0:after="40"/>
-              <ns0:jc ns0:val="center"/>
-            </ns0:pPr>
-            <ns3:oMath>
-              <ns3:sSub>
-                <ns3:sSubPr/>
-                <ns3:e>
-                  <ns3:r>
-                    <ns3:rPr/>
-                    <ns0:rPr>
-                      <ns0:rFonts ns0:ascii="Cambria Math" ns0:hAnsi="Cambria Math"/>
-                    </ns0:rPr>
-                    <ns3:t>H</ns3:t>
-                  </ns3:r>
-                </ns3:e>
-                <ns3:sub>
-                  <ns3:r>
-                    <ns3:rPr/>
-                    <ns0:rPr>
-                      <ns0:rFonts ns0:ascii="Cambria Math" ns0:hAnsi="Cambria Math"/>
-                    </ns0:rPr>
-                    <ns3:t>0</ns3:t>
-                  </ns3:r>
-                </ns3:sub>
-              </ns3:sSub>
-            </ns3:oMath>
-            <ns0:r>
-              <ns0:t xml:space="preserve">Reject H_0</ns0:t>
-            </ns0:r>
-          </ns0:p>
-        </ns0:tc>
-        <ns0:tc>
-          <ns0:tcPr>
-            <ns0:tcW ns0:w="1337" ns0:type="dxa"/>
-            <ns0:shd ns0:val="clear" ns0:color="auto" ns0:fill="F8F9FA"/>
-            <ns0:tcMar>
-              <ns0:top ns0:w="100" ns0:type="dxa"/>
-              <ns0:left ns0:w="130" ns0:type="dxa"/>
-              <ns0:bottom ns0:w="100" ns0:type="dxa"/>
-              <ns0:right ns0:w="130" ns0:type="dxa"/>
-            </ns0:tcMar>
-          </ns0:tcPr>
-          <ns0:p ns2:paraId="0C319A5E">
-            <ns0:pPr>
-              <ns0:spacing ns0:before="40" ns0:after="40"/>
-              <ns0:jc ns0:val="center"/>
-            </ns0:pPr>
-            <ns3:oMath>
-              <ns3:r>
-                <ns3:rPr/>
-                <ns0:rPr>
-                  <ns0:rFonts ns0:ascii="Cambria Math" ns0:hAnsi="Cambria Math"/>
-                </ns0:rPr>
-                <ns3:t>p&lt;0.0001</ns3:t>
-              </ns3:r>
-            </ns3:oMath>
-            <ns0:r>
-              <ns0:t xml:space="preserve">p &lt; 0.0001 (alpha=0.01)</ns0:t>
-            </ns0:r>
-          </ns0:p>
-        </ns0:tc>
-      </ns0:tr>
-      <ns0:tr ns2:paraId="340E8B51">
-        <ns0:tblPrEx>
-          <ns0:tblBorders>
-            <ns0:top ns0:val="single" ns0:color="003366" ns0:sz="12" ns0:space="0"/>
-            <ns0:left ns0:val="none" ns0:color="auto" ns0:sz="0" ns0:space="0"/>
-            <ns0:bottom ns0:val="single" ns0:color="003366" ns0:sz="12" ns0:space="0"/>
-            <ns0:right ns0:val="none" ns0:color="auto" ns0:sz="0" ns0:space="0"/>
-            <ns0:insideH ns0:val="single" ns0:color="E0E0E0" ns0:sz="4" ns0:space="0"/>
-            <ns0:insideV ns0:val="none" ns0:color="auto" ns0:sz="0" ns0:space="0"/>
-          </ns0:tblBorders>
-          <ns0:tblCellMar>
-            <ns0:top ns0:w="0" ns0:type="dxa"/>
-            <ns0:left ns0:w="108" ns0:type="dxa"/>
-            <ns0:bottom ns0:w="0" ns0:type="dxa"/>
-            <ns0:right ns0:w="108" ns0:type="dxa"/>
-          </ns0:tblCellMar>
-        </ns0:tblPrEx>
-        <ns0:trPr>
-          <ns0:jc ns0:val="center"/>
-        </ns0:trPr>
-        <ns0:tc>
-          <ns0:tcPr>
-            <ns0:tcW ns0:w="1337" ns0:type="dxa"/>
-            <ns0:shd ns0:val="clear" ns0:color="auto" ns0:fill="FFFFFF"/>
-            <ns0:tcMar>
-              <ns0:top ns0:w="100" ns0:type="dxa"/>
-              <ns0:left ns0:w="130" ns0:type="dxa"/>
-              <ns0:bottom ns0:w="100" ns0:type="dxa"/>
-              <ns0:right ns0:w="130" ns0:type="dxa"/>
-            </ns0:tcMar>
-          </ns0:tcPr>
-          <ns0:p ns2:paraId="3D2B9C0F">
-            <ns0:pPr>
-              <ns0:spacing ns0:before="40" ns0:after="40"/>
-              <ns0:jc ns0:val="left"/>
-            </ns0:pPr>
-            <ns0:r>
-              <ns0:t xml:space="preserve">Wilcoxon Signed-Rank [23]</ns0:t>
-            </ns0:r>
-          </ns0:p>
-        </ns0:tc>
-        <ns0:tc>
-          <ns0:tcPr>
-            <ns0:tcW ns0:w="1337" ns0:type="dxa"/>
-            <ns0:shd ns0:val="clear" ns0:color="auto" ns0:fill="FFFFFF"/>
-            <ns0:tcMar>
-              <ns0:top ns0:w="100" ns0:type="dxa"/>
-              <ns0:left ns0:w="130" ns0:type="dxa"/>
-              <ns0:bottom ns0:w="100" ns0:type="dxa"/>
-              <ns0:right ns0:w="130" ns0:type="dxa"/>
-            </ns0:tcMar>
-          </ns0:tcPr>
-          <ns0:p ns2:paraId="5EF5E9AC">
-            <ns0:pPr>
-              <ns0:spacing ns0:before="40" ns0:after="40"/>
-              <ns0:jc ns0:val="center"/>
-            </ns0:pPr>
-            <ns0:r>
-              <ns0:t xml:space="preserve">Per-Sample CER Reduction</ns0:t>
-            </ns0:r>
-          </ns0:p>
-        </ns0:tc>
-        <ns0:tc>
-          <ns0:tcPr>
-            <ns0:tcW ns0:w="1337" ns0:type="dxa"/>
-            <ns0:shd ns0:val="clear" ns0:color="auto" ns0:fill="FFFFFF"/>
-            <ns0:tcMar>
-              <ns0:top ns0:w="100" ns0:type="dxa"/>
-              <ns0:left ns0:w="130" ns0:type="dxa"/>
-              <ns0:bottom ns0:w="100" ns0:type="dxa"/>
-              <ns0:right ns0:w="130" ns0:type="dxa"/>
-            </ns0:tcMar>
-          </ns0:tcPr>
-          <ns0:p ns2:paraId="4919BAB7">
-            <ns0:pPr>
-              <ns0:spacing ns0:before="40" ns0:after="40"/>
-              <ns0:jc ns0:val="center"/>
-            </ns0:pPr>
-            <ns3:oMathPara>
-              <ns3:oMath>
-                <ns3:r>
-                  <ns3:rPr/>
-                  <ns0:rPr>
-                    <ns0:rFonts ns0:ascii="Times New Roman" ns0:hAnsi="Times New Roman"/>
-                  </ns0:rPr>
-                  <ns3:t>Median</ns3:t>
-                </ns3:r>
-                <ns3:r>
-                  <ns3:rPr/>
-                  <ns0:rPr>
-                    <ns0:rFonts ns0:ascii="Cambria Math" ns0:hAnsi="Cambria Math"/>
-                  </ns0:rPr>
-                  <ns3:t>(Δ</ns3:t>
-                </ns3:r>
-                <ns3:r>
-                  <ns3:rPr/>
-                  <ns0:rPr>
-                    <ns0:rFonts ns0:ascii="Times New Roman" ns0:hAnsi="Times New Roman"/>
-                  </ns0:rPr>
-                  <ns3:t>CER</ns3:t>
-                </ns3:r>
-                <ns3:r>
-                  <ns3:rPr/>
-                  <ns0:rPr>
-                    <ns0:rFonts ns0:ascii="Cambria Math" ns0:hAnsi="Cambria Math"/>
-                  </ns0:rPr>
-                  <ns3:t>)=0</ns3:t>
-                </ns3:r>
-              </ns3:oMath>
-            </ns3:oMathPara>
-            <ns0:r>
-              <ns0:t xml:space="preserve">H_0: Median(Delta CER) = 0</ns0:t>
-            </ns0:r>
-          </ns0:p>
-        </ns0:tc>
-        <ns0:tc>
-          <ns0:tcPr>
-            <ns0:tcW ns0:w="1337" ns0:type="dxa"/>
-            <ns0:shd ns0:val="clear" ns0:color="auto" ns0:fill="FFFFFF"/>
-            <ns0:tcMar>
-              <ns0:top ns0:w="100" ns0:type="dxa"/>
-              <ns0:left ns0:w="130" ns0:type="dxa"/>
-              <ns0:bottom ns0:w="100" ns0:type="dxa"/>
-              <ns0:right ns0:w="130" ns0:type="dxa"/>
-            </ns0:tcMar>
-          </ns0:tcPr>
-          <ns0:p ns2:paraId="58A1A845">
-            <ns0:pPr>
-              <ns0:spacing ns0:before="40" ns0:after="40"/>
-              <ns0:jc ns0:val="center"/>
-            </ns0:pPr>
-            <ns3:oMathPara>
-              <ns3:oMath>
-                <ns3:r>
-                  <ns3:rPr/>
-                  <ns0:rPr>
-                    <ns0:rFonts ns0:ascii="Cambria Math" ns0:hAnsi="Cambria Math"/>
-                  </ns0:rPr>
-                  <ns3:t>W=64980.0</ns3:t>
-                </ns3:r>
-              </ns3:oMath>
-            </ns3:oMathPara>
-            <ns0:r>
-              <ns0:t xml:space="preserve">W = 0.0</ns0:t>
-            </ns0:r>
-          </ns0:p>
-        </ns0:tc>
-        <ns0:tc>
-          <ns0:tcPr>
-            <ns0:tcW ns0:w="1337" ns0:type="dxa"/>
-            <ns0:shd ns0:val="clear" ns0:color="auto" ns0:fill="FFFFFF"/>
-            <ns0:tcMar>
-              <ns0:top ns0:w="100" ns0:type="dxa"/>
-              <ns0:left ns0:w="130" ns0:type="dxa"/>
-              <ns0:bottom ns0:w="100" ns0:type="dxa"/>
-              <ns0:right ns0:w="130" ns0:type="dxa"/>
-            </ns0:tcMar>
-          </ns0:tcPr>
-          <ns0:p ns2:paraId="6A32979F">
-            <ns0:pPr>
-              <ns0:spacing ns0:before="40" ns0:after="40"/>
-              <ns0:jc ns0:val="center"/>
-            </ns0:pPr>
-            <ns3:oMathPara>
-              <ns3:oMath>
-                <ns3:r>
-                  <ns3:rPr/>
-                  <ns0:rPr>
-                    <ns0:rFonts ns0:ascii="Cambria Math" ns0:hAnsi="Cambria Math"/>
-                  </ns0:rPr>
-                  <ns3:t>4.68×</ns3:t>
-                </ns3:r>
-                <ns3:sSup>
-                  <ns3:sSupPr/>
-                  <ns3:e>
-                    <ns3:r>
-                      <ns3:rPr/>
-                      <ns0:rPr>
-                        <ns0:rFonts ns0:ascii="Cambria Math" ns0:hAnsi="Cambria Math"/>
-                      </ns0:rPr>
-                      <ns3:t>10</ns3:t>
-                    </ns3:r>
-                  </ns3:e>
-                  <ns3:sup>
-                    <ns3:r>
-                      <ns3:rPr/>
-                      <ns0:rPr>
-                        <ns0:rFonts ns0:ascii="Cambria Math" ns0:hAnsi="Cambria Math"/>
-                      </ns0:rPr>
-                      <ns3:t>−61</ns3:t>
-                    </ns3:r>
-                  </ns3:sup>
-                </ns3:sSup>
-              </ns3:oMath>
-            </ns3:oMathPara>
-            <ns0:r>
-              <ns0:t xml:space="preserve">p &lt; 0.0001</ns0:t>
-            </ns0:r>
-          </ns0:p>
-        </ns0:tc>
-        <ns0:tc>
-          <ns0:tcPr>
-            <ns0:tcW ns0:w="1337" ns0:type="dxa"/>
-            <ns0:shd ns0:val="clear" ns0:color="auto" ns0:fill="FFFFFF"/>
-            <ns0:tcMar>
-              <ns0:top ns0:w="100" ns0:type="dxa"/>
-              <ns0:left ns0:w="130" ns0:type="dxa"/>
-              <ns0:bottom ns0:w="100" ns0:type="dxa"/>
-              <ns0:right ns0:w="130" ns0:type="dxa"/>
-            </ns0:tcMar>
-          </ns0:tcPr>
-          <ns0:p ns2:paraId="777CBEC9">
-            <ns0:pPr>
-              <ns0:spacing ns0:before="40" ns0:after="40"/>
-              <ns0:jc ns0:val="center"/>
-            </ns0:pPr>
-            <ns3:oMath>
-              <ns3:sSub>
-                <ns3:sSubPr/>
-                <ns3:e>
-                  <ns3:r>
-                    <ns3:rPr/>
-                    <ns0:rPr>
-                      <ns0:rFonts ns0:ascii="Cambria Math" ns0:hAnsi="Cambria Math"/>
-                    </ns0:rPr>
-                    <ns3:t>H</ns3:t>
-                  </ns3:r>
-                </ns3:e>
-                <ns3:sub>
-                  <ns3:r>
-                    <ns3:rPr/>
-                    <ns0:rPr>
-                      <ns0:rFonts ns0:ascii="Cambria Math" ns0:hAnsi="Cambria Math"/>
-                    </ns0:rPr>
-                    <ns3:t>0</ns3:t>
-                  </ns3:r>
-                </ns3:sub>
-              </ns3:sSub>
-            </ns3:oMath>
-            <ns0:r>
-              <ns0:t xml:space="preserve">Reject H_0</ns0:t>
-            </ns0:r>
-          </ns0:p>
-        </ns0:tc>
-        <ns0:tc>
-          <ns0:tcPr>
-            <ns0:tcW ns0:w="1337" ns0:type="dxa"/>
-            <ns0:shd ns0:val="clear" ns0:color="auto" ns0:fill="FFFFFF"/>
-            <ns0:tcMar>
-              <ns0:top ns0:w="100" ns0:type="dxa"/>
-              <ns0:left ns0:w="130" ns0:type="dxa"/>
-              <ns0:bottom ns0:w="100" ns0:type="dxa"/>
-              <ns0:right ns0:w="130" ns0:type="dxa"/>
-            </ns0:tcMar>
-          </ns0:tcPr>
-          <ns0:p ns2:paraId="1CDFDD94">
-            <ns0:pPr>
-              <ns0:spacing ns0:before="40" ns0:after="40"/>
-              <ns0:jc ns0:val="center"/>
-            </ns0:pPr>
-            <ns3:oMath>
-              <ns3:r>
-                <ns3:rPr/>
-                <ns0:rPr>
-                  <ns0:rFonts ns0:ascii="Cambria Math" ns0:hAnsi="Cambria Math"/>
-                </ns0:rPr>
-                <ns3:t>p&lt;0.0001</ns3:t>
-              </ns3:r>
-            </ns3:oMath>
-            <ns0:r>
-              <ns0:t xml:space="preserve">p &lt; 0.0001 (alpha=0.01)</ns0:t>
-            </ns0:r>
-          </ns0:p>
-        </ns0:tc>
-      </ns0:tr>
-      <ns0:tr ns2:paraId="68ADB057">
-        <ns0:tblPrEx>
-          <ns0:tblBorders>
-            <ns0:top ns0:val="single" ns0:color="003366" ns0:sz="12" ns0:space="0"/>
-            <ns0:left ns0:val="none" ns0:color="auto" ns0:sz="0" ns0:space="0"/>
-            <ns0:bottom ns0:val="single" ns0:color="003366" ns0:sz="12" ns0:space="0"/>
-            <ns0:right ns0:val="none" ns0:color="auto" ns0:sz="0" ns0:space="0"/>
-            <ns0:insideH ns0:val="single" ns0:color="E0E0E0" ns0:sz="4" ns0:space="0"/>
-            <ns0:insideV ns0:val="none" ns0:color="auto" ns0:sz="0" ns0:space="0"/>
-          </ns0:tblBorders>
-          <ns0:tblCellMar>
-            <ns0:top ns0:w="0" ns0:type="dxa"/>
-            <ns0:left ns0:w="108" ns0:type="dxa"/>
-            <ns0:bottom ns0:w="0" ns0:type="dxa"/>
-            <ns0:right ns0:w="108" ns0:type="dxa"/>
-          </ns0:tblCellMar>
-        </ns0:tblPrEx>
-        <ns0:trPr>
-          <ns0:jc ns0:val="center"/>
-        </ns0:trPr>
-        <ns0:tc>
-          <ns0:tcPr>
-            <ns0:tcW ns0:w="1337" ns0:type="dxa"/>
-            <ns0:shd ns0:val="clear" ns0:color="auto" ns0:fill="F8F9FA"/>
-            <ns0:tcMar>
-              <ns0:top ns0:w="100" ns0:type="dxa"/>
-              <ns0:left ns0:w="130" ns0:type="dxa"/>
-              <ns0:bottom ns0:w="100" ns0:type="dxa"/>
-              <ns0:right ns0:w="130" ns0:type="dxa"/>
-            </ns0:tcMar>
-          </ns0:tcPr>
-          <ns0:p ns2:paraId="08E43F61">
-            <ns0:pPr>
-              <ns0:spacing ns0:before="40" ns0:after="40"/>
-              <ns0:jc ns0:val="left"/>
-            </ns0:pPr>
-            <ns0:r>
-              <ns0:t xml:space="preserve">Paired Student's t-Test</ns0:t>
-            </ns0:r>
-          </ns0:p>
-        </ns0:tc>
-        <ns0:tc>
-          <ns0:tcPr>
-            <ns0:tcW ns0:w="1337" ns0:type="dxa"/>
-            <ns0:shd ns0:val="clear" ns0:color="auto" ns0:fill="F8F9FA"/>
-            <ns0:tcMar>
-              <ns0:top ns0:w="100" ns0:type="dxa"/>
-              <ns0:left ns0:w="130" ns0:type="dxa"/>
-              <ns0:bottom ns0:w="100" ns0:type="dxa"/>
-              <ns0:right ns0:w="130" ns0:type="dxa"/>
-            </ns0:tcMar>
-          </ns0:tcPr>
-          <ns0:p ns2:paraId="358E2A89">
-            <ns0:pPr>
-              <ns0:spacing ns0:before="40" ns0:after="40"/>
-              <ns0:jc ns0:val="center"/>
-            </ns0:pPr>
-            <ns0:r>
-              <ns0:t xml:space="preserve">Sample Mean F1 Score</ns0:t>
-            </ns0:r>
-          </ns0:p>
-        </ns0:tc>
-        <ns0:tc>
-          <ns0:tcPr>
-            <ns0:tcW ns0:w="1337" ns0:type="dxa"/>
-            <ns0:shd ns0:val="clear" ns0:color="auto" ns0:fill="F8F9FA"/>
-            <ns0:tcMar>
-              <ns0:top ns0:w="100" ns0:type="dxa"/>
-              <ns0:left ns0:w="130" ns0:type="dxa"/>
-              <ns0:bottom ns0:w="100" ns0:type="dxa"/>
-              <ns0:right ns0:w="130" ns0:type="dxa"/>
-            </ns0:tcMar>
-          </ns0:tcPr>
-          <ns0:p ns2:paraId="1661063D">
-            <ns0:pPr>
-              <ns0:spacing ns0:before="40" ns0:after="40"/>
-              <ns0:jc ns0:val="center"/>
-            </ns0:pPr>
-            <ns3:oMathPara>
-              <ns3:oMath>
-                <ns3:sSub>
-                  <ns3:sSubPr/>
-                  <ns3:e>
-                    <ns3:r>
-                      <ns3:rPr/>
-                      <ns0:rPr>
-                        <ns0:rFonts ns0:ascii="Cambria Math" ns0:hAnsi="Cambria Math"/>
-                      </ns0:rPr>
-                      <ns3:t>μ</ns3:t>
-                    </ns3:r>
-                  </ns3:e>
-                  <ns3:sub>
-                    <ns3:r>
-                      <ns3:rPr/>
-                      <ns0:rPr>
-                        <ns0:rFonts ns0:ascii="Times New Roman" ns0:hAnsi="Times New Roman"/>
-                      </ns0:rPr>
-                      <ns3:t>Pass A</ns3:t>
-                    </ns3:r>
-                  </ns3:sub>
-                </ns3:sSub>
-                <ns3:r>
-                  <ns3:rPr/>
-                  <ns0:rPr>
-                    <ns0:rFonts ns0:ascii="Cambria Math" ns0:hAnsi="Cambria Math"/>
-                  </ns0:rPr>
-                  <ns3:t>=</ns3:t>
-                </ns3:r>
-                <ns3:sSub>
-                  <ns3:sSubPr/>
-                  <ns3:e>
-                    <ns3:r>
-                      <ns3:rPr/>
-                      <ns0:rPr>
-                        <ns0:rFonts ns0:ascii="Cambria Math" ns0:hAnsi="Cambria Math"/>
-                      </ns0:rPr>
-                      <ns3:t>μ</ns3:t>
-                    </ns3:r>
-                  </ns3:e>
-                  <ns3:sub>
-                    <ns3:r>
-                      <ns3:rPr/>
-                      <ns0:rPr>
-                        <ns0:rFonts ns0:ascii="Times New Roman" ns0:hAnsi="Times New Roman"/>
-                      </ns0:rPr>
-                      <ns3:t>Pass B</ns3:t>
-                    </ns3:r>
-                  </ns3:sub>
-                </ns3:sSub>
-              </ns3:oMath>
-            </ns3:oMathPara>
-            <ns0:r>
-              <ns0:t xml:space="preserve">H_0: mu_unnorm = mu_norm</ns0:t>
-            </ns0:r>
-          </ns0:p>
-        </ns0:tc>
-        <ns0:tc>
-          <ns0:tcPr>
-            <ns0:tcW ns0:w="1337" ns0:type="dxa"/>
-            <ns0:shd ns0:val="clear" ns0:color="auto" ns0:fill="F8F9FA"/>
-            <ns0:tcMar>
-              <ns0:top ns0:w="100" ns0:type="dxa"/>
-              <ns0:left ns0:w="130" ns0:type="dxa"/>
-              <ns0:bottom ns0:w="100" ns0:type="dxa"/>
-              <ns0:right ns0:w="130" ns0:type="dxa"/>
-            </ns0:tcMar>
-          </ns0:tcPr>
-          <ns0:p ns2:paraId="13D9D2F5">
-            <ns0:pPr>
-              <ns0:spacing ns0:before="40" ns0:after="40"/>
-              <ns0:jc ns0:val="center"/>
-            </ns0:pPr>
-            <ns3:oMathPara>
-              <ns3:oMath>
-                <ns3:r>
-                  <ns3:rPr/>
-                  <ns0:rPr>
-                    <ns0:rFonts ns0:ascii="Cambria Math" ns0:hAnsi="Cambria Math"/>
-                  </ns0:rPr>
-                  <ns3:t>t=307.87</ns3:t>
-                </ns3:r>
-              </ns3:oMath>
-            </ns3:oMathPara>
-            <ns0:r>
-              <ns0:t xml:space="preserve">t = 64.21</ns0:t>
-            </ns0:r>
-          </ns0:p>
-        </ns0:tc>
-        <ns0:tc>
-          <ns0:tcPr>
-            <ns0:tcW ns0:w="1337" ns0:type="dxa"/>
-            <ns0:shd ns0:val="clear" ns0:color="auto" ns0:fill="F8F9FA"/>
-            <ns0:tcMar>
-              <ns0:top ns0:w="100" ns0:type="dxa"/>
-              <ns0:left ns0:w="130" ns0:type="dxa"/>
-              <ns0:bottom ns0:w="100" ns0:type="dxa"/>
-              <ns0:right ns0:w="130" ns0:type="dxa"/>
-            </ns0:tcMar>
-          </ns0:tcPr>
-          <ns0:p ns2:paraId="1E5CC5C1">
-            <ns0:pPr>
-              <ns0:spacing ns0:before="40" ns0:after="40"/>
-              <ns0:jc ns0:val="center"/>
-            </ns0:pPr>
-            <ns3:oMathPara>
-              <ns3:oMath>
-                <ns3:r>
-                  <ns3:rPr/>
-                  <ns0:rPr>
-                    <ns0:rFonts ns0:ascii="Cambria Math" ns0:hAnsi="Cambria Math"/>
-                  </ns0:rPr>
-                  <ns3:t>&lt;1.0×</ns3:t>
-                </ns3:r>
-                <ns3:sSup>
-                  <ns3:sSupPr/>
-                  <ns3:e>
-                    <ns3:r>
-                      <ns3:rPr/>
-                      <ns0:rPr>
-                        <ns0:rFonts ns0:ascii="Cambria Math" ns0:hAnsi="Cambria Math"/>
-                      </ns0:rPr>
-                      <ns3:t>10</ns3:t>
-                    </ns3:r>
-                  </ns3:e>
-                  <ns3:sup>
-                    <ns3:r>
-                      <ns3:rPr/>
-                      <ns0:rPr>
-                        <ns0:rFonts ns0:ascii="Cambria Math" ns0:hAnsi="Cambria Math"/>
-                      </ns0:rPr>
-                      <ns3:t>−15</ns3:t>
-                    </ns3:r>
-                  </ns3:sup>
-                </ns3:sSup>
-              </ns3:oMath>
-            </ns3:oMathPara>
-            <ns0:r>
-              <ns0:t xml:space="preserve">p &lt; 0.0001</ns0:t>
-            </ns0:r>
-          </ns0:p>
-        </ns0:tc>
-        <ns0:tc>
-          <ns0:tcPr>
-            <ns0:tcW ns0:w="1337" ns0:type="dxa"/>
-            <ns0:shd ns0:val="clear" ns0:color="auto" ns0:fill="F8F9FA"/>
-            <ns0:tcMar>
-              <ns0:top ns0:w="100" ns0:type="dxa"/>
-              <ns0:left ns0:w="130" ns0:type="dxa"/>
-              <ns0:bottom ns0:w="100" ns0:type="dxa"/>
-              <ns0:right ns0:w="130" ns0:type="dxa"/>
-            </ns0:tcMar>
-          </ns0:tcPr>
-          <ns0:p ns2:paraId="142ADBF7">
-            <ns0:pPr>
-              <ns0:spacing ns0:before="40" ns0:after="40"/>
-              <ns0:jc ns0:val="center"/>
-            </ns0:pPr>
-            <ns3:oMath>
-              <ns3:sSub>
-                <ns3:sSubPr/>
-                <ns3:e>
-                  <ns3:r>
-                    <ns3:rPr/>
-                    <ns0:rPr>
-                      <ns0:rFonts ns0:ascii="Cambria Math" ns0:hAnsi="Cambria Math"/>
-                    </ns0:rPr>
-                    <ns3:t>H</ns3:t>
-                  </ns3:r>
-                </ns3:e>
-                <ns3:sub>
-                  <ns3:r>
-                    <ns3:rPr/>
-                    <ns0:rPr>
-                      <ns0:rFonts ns0:ascii="Cambria Math" ns0:hAnsi="Cambria Math"/>
-                    </ns0:rPr>
-                    <ns3:t>0</ns3:t>
-                  </ns3:r>
-                </ns3:sub>
-              </ns3:sSub>
-            </ns3:oMath>
-            <ns0:r>
-              <ns0:t xml:space="preserve">Reject H_0</ns0:t>
-            </ns0:r>
-          </ns0:p>
-        </ns0:tc>
-        <ns0:tc>
-          <ns0:tcPr>
-            <ns0:tcW ns0:w="1337" ns0:type="dxa"/>
-            <ns0:shd ns0:val="clear" ns0:color="auto" ns0:fill="F8F9FA"/>
-            <ns0:tcMar>
-              <ns0:top ns0:w="100" ns0:type="dxa"/>
-              <ns0:left ns0:w="130" ns0:type="dxa"/>
-              <ns0:bottom ns0:w="100" ns0:type="dxa"/>
-              <ns0:right ns0:w="130" ns0:type="dxa"/>
-            </ns0:tcMar>
-          </ns0:tcPr>
-          <ns0:p ns2:paraId="45E8C6CD">
-            <ns0:pPr>
-              <ns0:spacing ns0:before="40" ns0:after="40"/>
-              <ns0:jc ns0:val="center"/>
-            </ns0:pPr>
-            <ns3:oMath>
-              <ns3:r>
-                <ns3:rPr/>
-                <ns0:rPr>
-                  <ns0:rFonts ns0:ascii="Cambria Math" ns0:hAnsi="Cambria Math"/>
-                </ns0:rPr>
-                <ns3:t>p&lt;0.0001</ns3:t>
-              </ns3:r>
-            </ns3:oMath>
-            <ns0:r>
-              <ns0:t xml:space="preserve">p &lt; 0.0001 (alpha=0.01)</ns0:t>
-            </ns0:r>
-          </ns0:p>
-        </ns0:tc>
-      </ns0:tr>
-      <ns0:tr ns2:paraId="0B7C4F95">
-        <ns0:tblPrEx>
-          <ns0:tblBorders>
-            <ns0:top ns0:val="single" ns0:color="003366" ns0:sz="12" ns0:space="0"/>
-            <ns0:left ns0:val="none" ns0:color="auto" ns0:sz="0" ns0:space="0"/>
-            <ns0:bottom ns0:val="single" ns0:color="003366" ns0:sz="12" ns0:space="0"/>
-            <ns0:right ns0:val="none" ns0:color="auto" ns0:sz="0" ns0:space="0"/>
-            <ns0:insideH ns0:val="single" ns0:color="E0E0E0" ns0:sz="4" ns0:space="0"/>
-            <ns0:insideV ns0:val="none" ns0:color="auto" ns0:sz="0" ns0:space="0"/>
-          </ns0:tblBorders>
-          <ns0:tblCellMar>
-            <ns0:top ns0:w="0" ns0:type="dxa"/>
-            <ns0:left ns0:w="108" ns0:type="dxa"/>
-            <ns0:bottom ns0:w="0" ns0:type="dxa"/>
-            <ns0:right ns0:w="108" ns0:type="dxa"/>
-          </ns0:tblCellMar>
-        </ns0:tblPrEx>
-        <ns0:trPr>
-          <ns0:jc ns0:val="center"/>
-        </ns0:trPr>
-        <ns0:tc>
-          <ns0:tcPr>
-            <ns0:tcW ns0:w="1337" ns0:type="dxa"/>
-            <ns0:shd ns0:val="clear" ns0:color="auto" ns0:fill="FFFFFF"/>
-            <ns0:tcMar>
-              <ns0:top ns0:w="100" ns0:type="dxa"/>
-              <ns0:left ns0:w="130" ns0:type="dxa"/>
-              <ns0:bottom ns0:w="100" ns0:type="dxa"/>
-              <ns0:right ns0:w="130" ns0:type="dxa"/>
-            </ns0:tcMar>
-          </ns0:tcPr>
-          <ns0:p ns2:paraId="2492331F">
-            <ns0:pPr>
-              <ns0:spacing ns0:before="40" ns0:after="40"/>
-              <ns0:jc ns0:val="left"/>
-            </ns0:pPr>
-            <ns0:r>
-              <ns0:t xml:space="preserve">Paired Student's t-Test</ns0:t>
-            </ns0:r>
-          </ns0:p>
-        </ns0:tc>
-        <ns0:tc>
-          <ns0:tcPr>
-            <ns0:tcW ns0:w="1337" ns0:type="dxa"/>
-            <ns0:shd ns0:val="clear" ns0:color="auto" ns0:fill="FFFFFF"/>
-            <ns0:tcMar>
-              <ns0:top ns0:w="100" ns0:type="dxa"/>
-              <ns0:left ns0:w="130" ns0:type="dxa"/>
-              <ns0:bottom ns0:w="100" ns0:type="dxa"/>
-              <ns0:right ns0:w="130" ns0:type="dxa"/>
-            </ns0:tcMar>
-          </ns0:tcPr>
-          <ns0:p ns2:paraId="0A361868">
-            <ns0:pPr>
-              <ns0:spacing ns0:before="40" ns0:after="40"/>
-              <ns0:jc ns0:val="center"/>
-            </ns0:pPr>
-            <ns0:r>
-              <ns0:t xml:space="preserve">Sample Mean CER</ns0:t>
-            </ns0:r>
-          </ns0:p>
-        </ns0:tc>
-        <ns0:tc>
-          <ns0:tcPr>
-            <ns0:tcW ns0:w="1337" ns0:type="dxa"/>
-            <ns0:shd ns0:val="clear" ns0:color="auto" ns0:fill="FFFFFF"/>
-            <ns0:tcMar>
-              <ns0:top ns0:w="100" ns0:type="dxa"/>
-              <ns0:left ns0:w="130" ns0:type="dxa"/>
-              <ns0:bottom ns0:w="100" ns0:type="dxa"/>
-              <ns0:right ns0:w="130" ns0:type="dxa"/>
-            </ns0:tcMar>
-          </ns0:tcPr>
-          <ns0:p ns2:paraId="11A86AB7">
-            <ns0:pPr>
-              <ns0:spacing ns0:before="40" ns0:after="40"/>
-              <ns0:jc ns0:val="center"/>
-            </ns0:pPr>
-            <ns3:oMathPara>
-              <ns3:oMath>
-                <ns3:sSub>
-                  <ns3:sSubPr/>
-                  <ns3:e>
-                    <ns3:r>
-                      <ns3:rPr/>
-                      <ns0:rPr>
-                        <ns0:rFonts ns0:ascii="Cambria Math" ns0:hAnsi="Cambria Math"/>
-                      </ns0:rPr>
-                      <ns3:t>μ</ns3:t>
-                    </ns3:r>
-                  </ns3:e>
-                  <ns3:sub>
-                    <ns3:r>
-                      <ns3:rPr/>
-                      <ns0:rPr>
-                        <ns0:rFonts ns0:ascii="Times New Roman" ns0:hAnsi="Times New Roman"/>
-                      </ns0:rPr>
-                      <ns3:t>Pass A</ns3:t>
-                    </ns3:r>
-                  </ns3:sub>
-                </ns3:sSub>
-                <ns3:r>
-                  <ns3:rPr/>
-                  <ns0:rPr>
-                    <ns0:rFonts ns0:ascii="Cambria Math" ns0:hAnsi="Cambria Math"/>
-                  </ns0:rPr>
-                  <ns3:t>=</ns3:t>
-                </ns3:r>
-                <ns3:sSub>
-                  <ns3:sSubPr/>
-                  <ns3:e>
-                    <ns3:r>
-                      <ns3:rPr/>
-                      <ns0:rPr>
-                        <ns0:rFonts ns0:ascii="Cambria Math" ns0:hAnsi="Cambria Math"/>
-                      </ns0:rPr>
-                      <ns3:t>μ</ns3:t>
-                    </ns3:r>
-                  </ns3:e>
-                  <ns3:sub>
-                    <ns3:r>
-                      <ns3:rPr/>
-                      <ns0:rPr>
-                        <ns0:rFonts ns0:ascii="Times New Roman" ns0:hAnsi="Times New Roman"/>
-                      </ns0:rPr>
-                      <ns3:t>Pass B</ns3:t>
-                    </ns3:r>
-                  </ns3:sub>
-                </ns3:sSub>
-              </ns3:oMath>
-            </ns3:oMathPara>
-            <ns0:r>
-              <ns0:t xml:space="preserve">H_0: mu_unnorm = mu_norm</ns0:t>
-            </ns0:r>
-          </ns0:p>
-        </ns0:tc>
-        <ns0:tc>
-          <ns0:tcPr>
-            <ns0:tcW ns0:w="1337" ns0:type="dxa"/>
-            <ns0:shd ns0:val="clear" ns0:color="auto" ns0:fill="FFFFFF"/>
-            <ns0:tcMar>
-              <ns0:top ns0:w="100" ns0:type="dxa"/>
-              <ns0:left ns0:w="130" ns0:type="dxa"/>
-              <ns0:bottom ns0:w="100" ns0:type="dxa"/>
-              <ns0:right ns0:w="130" ns0:type="dxa"/>
-            </ns0:tcMar>
-          </ns0:tcPr>
-          <ns0:p ns2:paraId="26950817">
-            <ns0:pPr>
-              <ns0:spacing ns0:before="40" ns0:after="40"/>
-              <ns0:jc ns0:val="center"/>
-            </ns0:pPr>
-            <ns3:oMathPara>
-              <ns3:oMath>
-                <ns3:r>
-                  <ns3:rPr/>
-                  <ns0:rPr>
-                    <ns0:rFonts ns0:ascii="Cambria Math" ns0:hAnsi="Cambria Math"/>
-                  </ns0:rPr>
-                  <ns3:t>t=262.36</ns3:t>
-                </ns3:r>
-              </ns3:oMath>
-            </ns3:oMathPara>
-            <ns0:r>
-              <ns0:t xml:space="preserve">t = -51.84</ns0:t>
-            </ns0:r>
-          </ns0:p>
-        </ns0:tc>
-        <ns0:tc>
-          <ns0:tcPr>
-            <ns0:tcW ns0:w="1337" ns0:type="dxa"/>
-            <ns0:shd ns0:val="clear" ns0:color="auto" ns0:fill="FFFFFF"/>
-            <ns0:tcMar>
-              <ns0:top ns0:w="100" ns0:type="dxa"/>
-              <ns0:left ns0:w="130" ns0:type="dxa"/>
-              <ns0:bottom ns0:w="100" ns0:type="dxa"/>
-              <ns0:right ns0:w="130" ns0:type="dxa"/>
-            </ns0:tcMar>
-          </ns0:tcPr>
-          <ns0:p ns2:paraId="4FDF2C2A">
-            <ns0:pPr>
-              <ns0:spacing ns0:before="40" ns0:after="40"/>
-              <ns0:jc ns0:val="center"/>
-            </ns0:pPr>
-            <ns3:oMathPara>
-              <ns3:oMath>
-                <ns3:r>
-                  <ns3:rPr/>
-                  <ns0:rPr>
-                    <ns0:rFonts ns0:ascii="Cambria Math" ns0:hAnsi="Cambria Math"/>
-                  </ns0:rPr>
-                  <ns3:t>&lt;1.0×</ns3:t>
-                </ns3:r>
-                <ns3:sSup>
-                  <ns3:sSupPr/>
-                  <ns3:e>
-                    <ns3:r>
-                      <ns3:rPr/>
-                      <ns0:rPr>
-                        <ns0:rFonts ns0:ascii="Cambria Math" ns0:hAnsi="Cambria Math"/>
-                      </ns0:rPr>
-                      <ns3:t>10</ns3:t>
-                    </ns3:r>
-                  </ns3:e>
-                  <ns3:sup>
-                    <ns3:r>
-                      <ns3:rPr/>
-                      <ns0:rPr>
-                        <ns0:rFonts ns0:ascii="Cambria Math" ns0:hAnsi="Cambria Math"/>
-                      </ns0:rPr>
-                      <ns3:t>−15</ns3:t>
-                    </ns3:r>
-                  </ns3:sup>
-                </ns3:sSup>
-              </ns3:oMath>
-            </ns3:oMathPara>
-            <ns0:r>
-              <ns0:t xml:space="preserve">p &lt; 0.0001</ns0:t>
-            </ns0:r>
-          </ns0:p>
-        </ns0:tc>
-        <ns0:tc>
-          <ns0:tcPr>
-            <ns0:tcW ns0:w="1337" ns0:type="dxa"/>
-            <ns0:shd ns0:val="clear" ns0:color="auto" ns0:fill="FFFFFF"/>
-            <ns0:tcMar>
-              <ns0:top ns0:w="100" ns0:type="dxa"/>
-              <ns0:left ns0:w="130" ns0:type="dxa"/>
-              <ns0:bottom ns0:w="100" ns0:type="dxa"/>
-              <ns0:right ns0:w="130" ns0:type="dxa"/>
-            </ns0:tcMar>
-          </ns0:tcPr>
-          <ns0:p ns2:paraId="4BD8E7D9">
-            <ns0:pPr>
-              <ns0:spacing ns0:before="40" ns0:after="40"/>
-              <ns0:jc ns0:val="center"/>
-            </ns0:pPr>
-            <ns3:oMath>
-              <ns3:sSub>
-                <ns3:sSubPr/>
-                <ns3:e>
-                  <ns3:r>
-                    <ns3:rPr/>
-                    <ns0:rPr>
-                      <ns0:rFonts ns0:ascii="Cambria Math" ns0:hAnsi="Cambria Math"/>
-                    </ns0:rPr>
-                    <ns3:t>H</ns3:t>
-                  </ns3:r>
-                </ns3:e>
-                <ns3:sub>
-                  <ns3:r>
-                    <ns3:rPr/>
-                    <ns0:rPr>
-                      <ns0:rFonts ns0:ascii="Cambria Math" ns0:hAnsi="Cambria Math"/>
-                    </ns0:rPr>
-                    <ns3:t>0</ns3:t>
-                  </ns3:r>
-                </ns3:sub>
-              </ns3:sSub>
-            </ns3:oMath>
-            <ns0:r>
-              <ns0:t xml:space="preserve">Reject H_0</ns0:t>
-            </ns0:r>
-          </ns0:p>
-        </ns0:tc>
-        <ns0:tc>
-          <ns0:tcPr>
-            <ns0:tcW ns0:w="1337" ns0:type="dxa"/>
-            <ns0:shd ns0:val="clear" ns0:color="auto" ns0:fill="FFFFFF"/>
-            <ns0:tcMar>
-              <ns0:top ns0:w="100" ns0:type="dxa"/>
-              <ns0:left ns0:w="130" ns0:type="dxa"/>
-              <ns0:bottom ns0:w="100" ns0:type="dxa"/>
-              <ns0:right ns0:w="130" ns0:type="dxa"/>
-            </ns0:tcMar>
-          </ns0:tcPr>
-          <ns0:p ns2:paraId="0E798EB2">
-            <ns0:pPr>
-              <ns0:spacing ns0:before="40" ns0:after="40"/>
-              <ns0:jc ns0:val="center"/>
-            </ns0:pPr>
-            <ns3:oMath>
-              <ns3:r>
-                <ns3:rPr/>
-                <ns0:rPr>
-                  <ns0:rFonts ns0:ascii="Cambria Math" ns0:hAnsi="Cambria Math"/>
-                </ns0:rPr>
-                <ns3:t>p&lt;0.0001</ns3:t>
-              </ns3:r>
-            </ns3:oMath>
-            <ns0:r>
-              <ns0:t xml:space="preserve">p &lt; 0.0001 (alpha=0.01)</ns0:t>
-            </ns0:r>
-          </ns0:p>
-        </ns0:tc>
-      </ns0:tr>
-    </ns0:tbl>
-    <ns0:p ns2:paraId="3E373470">
-      <ns0:pPr>
-        <ns0:spacing ns0:after="120"/>
-      </ns0:pPr>
-    </ns0:p>
     <ns0:p ns2:paraId="788D6430">
       <ns0:pPr>
         <ns0:spacing ns0:before="40" ns0:after="80" ns0:line="276" ns0:lineRule="auto"/>
@@ -15771,7 +13123,7 @@
         </ns3:r>
       </ns3:oMath>
       <ns0:r>
-        <ns0:t xml:space="preserve">McNemar's test [22] over the 2 x 2 contingency matrix (a=2880, b=2620, c=0, d=260) yielded chi^2 = 2618.00 (p &lt; 0.0001), confirming that canonical normalization provides an overwhelmingly statistically significant improvement in field match accuracy.</ns0:t>
+        <ns0:t xml:space="preserve">Initial verification dry-runs confirm that canonical normalization standardizes representation variations (such as date formats, institution aliases, and roll number separators), eliminating superficial string discrepancies.</ns0:t>
       </ns0:r>
     </ns0:p>
     <ns0:p ns2:paraId="4F9F57F8">
@@ -15780,13 +13132,7 @@
         <ns0:spacing ns0:before="200" ns0:after="80"/>
       </ns0:pPr>
       <ns0:r>
-        <ns0:rPr>
-          <ns0:rFonts ns0:ascii="Times New Roman" ns0:hAnsi="Times New Roman"/>
-          <ns0:b/>
-          <ns0:color ns0:val="333333"/>
-          <ns0:sz ns0:val="23"/>
-        </ns0:rPr>
-        <ns0:t>5.7 Non-Parametric 95% Bootstrap Confidence Intervals</ns0:t>
+        <ns0:t xml:space="preserve">5.7 Empirical Evaluation Scope &amp; Methodological Limitations</ns0:t>
       </ns0:r>
     </ns0:p>
     <ns0:p ns2:paraId="578DDAEE">
@@ -15803,7 +13149,7 @@
         </ns3:r>
       </ns3:oMath>
       <ns0:r>
-        <ns0:t xml:space="preserve">To establish rigorous confidence bounds, non-parametric empirical bootstrap resampling (B = 10,000 iterations) [24] was performed over the 5,760 field observations.</ns0:t>
+        <ns0:t xml:space="preserve">While document category classification achieved 66.67% accuracy across the 360 specimens, field-level key-value extraction matching encountered parsing alignment limitations in the current execution run. Consequently, statistical significance testing (McNemar test, Wilcoxon signed-rank test, bootstrap confidence intervals) is reserved for future evaluation after completing end-to-end field parsing alignment under Option A and Option B.</ns0:t>
       </ns0:r>
     </ns0:p>
     <ns0:p ns2:paraId="69FABC89">
@@ -15833,1507 +13179,6 @@
         <ns0:t xml:space="preserve">Table VIII: Empirical Benchmark Metrics with 95% Bootstrap Confidence Intervals (B = 10,000 Iterations)</ns0:t>
       </ns0:r>
     </ns0:p>
-    <ns0:tbl>
-      <ns0:tblPr>
-        <ns0:tblStyle ns0:val="12"/>
-        <ns0:tblW ns0:w="0" ns0:type="auto"/>
-        <ns0:jc ns0:val="center"/>
-        <ns0:tblBorders>
-          <ns0:top ns0:val="single" ns0:color="003366" ns0:sz="12" ns0:space="0"/>
-          <ns0:left ns0:val="none" ns0:color="auto" ns0:sz="0" ns0:space="0"/>
-          <ns0:bottom ns0:val="single" ns0:color="003366" ns0:sz="12" ns0:space="0"/>
-          <ns0:right ns0:val="none" ns0:color="auto" ns0:sz="0" ns0:space="0"/>
-          <ns0:insideH ns0:val="single" ns0:color="E0E0E0" ns0:sz="4" ns0:space="0"/>
-          <ns0:insideV ns0:val="none" ns0:color="auto" ns0:sz="0" ns0:space="0"/>
-        </ns0:tblBorders>
-        <ns0:tblLayout ns0:type="autofit"/>
-        <ns0:tblCellMar>
-          <ns0:top ns0:w="0" ns0:type="dxa"/>
-          <ns0:left ns0:w="108" ns0:type="dxa"/>
-          <ns0:bottom ns0:w="0" ns0:type="dxa"/>
-          <ns0:right ns0:w="108" ns0:type="dxa"/>
-        </ns0:tblCellMar>
-      </ns0:tblPr>
-      <ns0:tblGrid>
-        <ns0:gridCol ns0:w="1872"/>
-        <ns0:gridCol ns0:w="1872"/>
-        <ns0:gridCol ns0:w="1872"/>
-        <ns0:gridCol ns0:w="1872"/>
-        <ns0:gridCol ns0:w="1872"/>
-      </ns0:tblGrid>
-      <ns0:tr ns2:paraId="294A8067">
-        <ns0:tblPrEx>
-          <ns0:tblBorders>
-            <ns0:top ns0:val="single" ns0:color="003366" ns0:sz="12" ns0:space="0"/>
-            <ns0:left ns0:val="none" ns0:color="auto" ns0:sz="0" ns0:space="0"/>
-            <ns0:bottom ns0:val="single" ns0:color="003366" ns0:sz="12" ns0:space="0"/>
-            <ns0:right ns0:val="none" ns0:color="auto" ns0:sz="0" ns0:space="0"/>
-            <ns0:insideH ns0:val="single" ns0:color="E0E0E0" ns0:sz="4" ns0:space="0"/>
-            <ns0:insideV ns0:val="none" ns0:color="auto" ns0:sz="0" ns0:space="0"/>
-          </ns0:tblBorders>
-          <ns0:tblCellMar>
-            <ns0:top ns0:w="0" ns0:type="dxa"/>
-            <ns0:left ns0:w="108" ns0:type="dxa"/>
-            <ns0:bottom ns0:w="0" ns0:type="dxa"/>
-            <ns0:right ns0:w="108" ns0:type="dxa"/>
-          </ns0:tblCellMar>
-        </ns0:tblPrEx>
-        <ns0:trPr>
-          <ns0:jc ns0:val="center"/>
-        </ns0:trPr>
-        <ns0:tc>
-          <ns0:tcPr>
-            <ns0:tcW ns0:w="1872" ns0:type="dxa"/>
-            <ns0:shd ns0:val="clear" ns0:color="auto" ns0:fill="003366"/>
-            <ns0:tcMar>
-              <ns0:top ns0:w="100" ns0:type="dxa"/>
-              <ns0:left ns0:w="130" ns0:type="dxa"/>
-              <ns0:bottom ns0:w="100" ns0:type="dxa"/>
-              <ns0:right ns0:w="130" ns0:type="dxa"/>
-            </ns0:tcMar>
-          </ns0:tcPr>
-          <ns0:p ns2:paraId="0A0697C1">
-            <ns0:pPr>
-              <ns0:spacing ns0:before="40" ns0:after="40"/>
-              <ns0:jc ns0:val="center"/>
-            </ns0:pPr>
-            <ns0:r>
-              <ns0:rPr>
-                <ns0:rFonts ns0:ascii="Times New Roman" ns0:hAnsi="Times New Roman"/>
-                <ns0:b/>
-                <ns0:color ns0:val="FFFFFF"/>
-                <ns0:sz ns0:val="19"/>
-              </ns0:rPr>
-              <ns0:t>Evaluation Pass</ns0:t>
-            </ns0:r>
-          </ns0:p>
-        </ns0:tc>
-        <ns0:tc>
-          <ns0:tcPr>
-            <ns0:tcW ns0:w="1872" ns0:type="dxa"/>
-            <ns0:shd ns0:val="clear" ns0:color="auto" ns0:fill="003366"/>
-            <ns0:tcMar>
-              <ns0:top ns0:w="100" ns0:type="dxa"/>
-              <ns0:left ns0:w="130" ns0:type="dxa"/>
-              <ns0:bottom ns0:w="100" ns0:type="dxa"/>
-              <ns0:right ns0:w="130" ns0:type="dxa"/>
-            </ns0:tcMar>
-          </ns0:tcPr>
-          <ns0:p ns2:paraId="4DF1546A">
-            <ns0:pPr>
-              <ns0:spacing ns0:before="40" ns0:after="40"/>
-              <ns0:jc ns0:val="center"/>
-            </ns0:pPr>
-            <ns0:r>
-              <ns0:rPr>
-                <ns0:rFonts ns0:ascii="Times New Roman" ns0:hAnsi="Times New Roman"/>
-                <ns0:b/>
-                <ns0:color ns0:val="FFFFFF"/>
-                <ns0:sz ns0:val="19"/>
-              </ns0:rPr>
-              <ns0:t>Benchmark Metric</ns0:t>
-            </ns0:r>
-          </ns0:p>
-        </ns0:tc>
-        <ns0:tc>
-          <ns0:tcPr>
-            <ns0:tcW ns0:w="1872" ns0:type="dxa"/>
-            <ns0:shd ns0:val="clear" ns0:color="auto" ns0:fill="003366"/>
-            <ns0:tcMar>
-              <ns0:top ns0:w="100" ns0:type="dxa"/>
-              <ns0:left ns0:w="130" ns0:type="dxa"/>
-              <ns0:bottom ns0:w="100" ns0:type="dxa"/>
-              <ns0:right ns0:w="130" ns0:type="dxa"/>
-            </ns0:tcMar>
-          </ns0:tcPr>
-          <ns0:p ns2:paraId="18D81D90">
-            <ns0:pPr>
-              <ns0:spacing ns0:before="40" ns0:after="40"/>
-              <ns0:jc ns0:val="center"/>
-            </ns0:pPr>
-            <ns0:r>
-              <ns0:rPr>
-                <ns0:rFonts ns0:ascii="Times New Roman" ns0:hAnsi="Times New Roman"/>
-                <ns0:b/>
-                <ns0:color ns0:val="FFFFFF"/>
-                <ns0:sz ns0:val="19"/>
-              </ns0:rPr>
-              <ns0:t>Empirical Mean</ns0:t>
-            </ns0:r>
-          </ns0:p>
-        </ns0:tc>
-        <ns0:tc>
-          <ns0:tcPr>
-            <ns0:tcW ns0:w="1872" ns0:type="dxa"/>
-            <ns0:shd ns0:val="clear" ns0:color="auto" ns0:fill="003366"/>
-            <ns0:tcMar>
-              <ns0:top ns0:w="100" ns0:type="dxa"/>
-              <ns0:left ns0:w="130" ns0:type="dxa"/>
-              <ns0:bottom ns0:w="100" ns0:type="dxa"/>
-              <ns0:right ns0:w="130" ns0:type="dxa"/>
-            </ns0:tcMar>
-          </ns0:tcPr>
-          <ns0:p ns2:paraId="0B7C0D98">
-            <ns0:pPr>
-              <ns0:spacing ns0:before="40" ns0:after="40"/>
-              <ns0:jc ns0:val="center"/>
-            </ns0:pPr>
-            <ns0:r>
-              <ns0:rPr>
-                <ns0:rFonts ns0:ascii="Times New Roman" ns0:hAnsi="Times New Roman"/>
-                <ns0:b/>
-                <ns0:color ns0:val="FFFFFF"/>
-                <ns0:sz ns0:val="19"/>
-              </ns0:rPr>
-              <ns0:t>95% Bootstrap CI [Lower, Upper]</ns0:t>
-            </ns0:r>
-          </ns0:p>
-        </ns0:tc>
-        <ns0:tc>
-          <ns0:tcPr>
-            <ns0:tcW ns0:w="1872" ns0:type="dxa"/>
-            <ns0:shd ns0:val="clear" ns0:color="auto" ns0:fill="003366"/>
-            <ns0:tcMar>
-              <ns0:top ns0:w="100" ns0:type="dxa"/>
-              <ns0:left ns0:w="130" ns0:type="dxa"/>
-              <ns0:bottom ns0:w="100" ns0:type="dxa"/>
-              <ns0:right ns0:w="130" ns0:type="dxa"/>
-            </ns0:tcMar>
-          </ns0:tcPr>
-          <ns0:p ns2:paraId="3909E36F">
-            <ns0:pPr>
-              <ns0:spacing ns0:before="40" ns0:after="40"/>
-              <ns0:jc ns0:val="center"/>
-            </ns0:pPr>
-            <ns0:r>
-              <ns0:rPr>
-                <ns0:rFonts ns0:ascii="Times New Roman" ns0:hAnsi="Times New Roman"/>
-                <ns0:b/>
-                <ns0:color ns0:val="FFFFFF"/>
-                <ns0:sz ns0:val="19"/>
-              </ns0:rPr>
-              <ns0:t>CI Bound Range (</ns0:t>
-            </ns0:r>
-            <ns3:oMath>
-              <ns3:r>
-                <ns3:rPr/>
-                <ns0:rPr>
-                  <ns0:rFonts ns0:ascii="Cambria Math" ns0:hAnsi="Cambria Math"/>
-                </ns0:rPr>
-                <ns3:t>Δ</ns3:t>
-              </ns3:r>
-            </ns3:oMath>
-            <ns0:r>
-              <ns0:rPr>
-                <ns0:rFonts ns0:ascii="Times New Roman" ns0:hAnsi="Times New Roman"/>
-                <ns0:b/>
-                <ns0:color ns0:val="FFFFFF"/>
-                <ns0:sz ns0:val="19"/>
-              </ns0:rPr>
-              <ns0:t>)</ns0:t>
-            </ns0:r>
-          </ns0:p>
-        </ns0:tc>
-      </ns0:tr>
-      <ns0:tr ns2:paraId="21E4C5B6">
-        <ns0:tblPrEx>
-          <ns0:tblBorders>
-            <ns0:top ns0:val="single" ns0:color="003366" ns0:sz="12" ns0:space="0"/>
-            <ns0:left ns0:val="none" ns0:color="auto" ns0:sz="0" ns0:space="0"/>
-            <ns0:bottom ns0:val="single" ns0:color="003366" ns0:sz="12" ns0:space="0"/>
-            <ns0:right ns0:val="none" ns0:color="auto" ns0:sz="0" ns0:space="0"/>
-            <ns0:insideH ns0:val="single" ns0:color="E0E0E0" ns0:sz="4" ns0:space="0"/>
-            <ns0:insideV ns0:val="none" ns0:color="auto" ns0:sz="0" ns0:space="0"/>
-          </ns0:tblBorders>
-          <ns0:tblCellMar>
-            <ns0:top ns0:w="0" ns0:type="dxa"/>
-            <ns0:left ns0:w="108" ns0:type="dxa"/>
-            <ns0:bottom ns0:w="0" ns0:type="dxa"/>
-            <ns0:right ns0:w="108" ns0:type="dxa"/>
-          </ns0:tblCellMar>
-        </ns0:tblPrEx>
-        <ns0:trPr>
-          <ns0:jc ns0:val="center"/>
-        </ns0:trPr>
-        <ns0:tc>
-          <ns0:tcPr>
-            <ns0:tcW ns0:w="1872" ns0:type="dxa"/>
-            <ns0:shd ns0:val="clear" ns0:color="auto" ns0:fill="FFFFFF"/>
-            <ns0:tcMar>
-              <ns0:top ns0:w="100" ns0:type="dxa"/>
-              <ns0:left ns0:w="130" ns0:type="dxa"/>
-              <ns0:bottom ns0:w="100" ns0:type="dxa"/>
-              <ns0:right ns0:w="130" ns0:type="dxa"/>
-            </ns0:tcMar>
-          </ns0:tcPr>
-          <ns0:p ns2:paraId="441B91A7">
-            <ns0:pPr>
-              <ns0:spacing ns0:before="40" ns0:after="40"/>
-              <ns0:jc ns0:val="left"/>
-            </ns0:pPr>
-            <ns0:r>
-              <ns0:rPr>
-                <ns0:rFonts ns0:ascii="Times New Roman" ns0:hAnsi="Times New Roman"/>
-                <ns0:b/>
-                <ns0:sz ns0:val="18"/>
-              </ns0:rPr>
-              <ns0:t>Pass A (Without Normalization)</ns0:t>
-            </ns0:r>
-          </ns0:p>
-        </ns0:tc>
-        <ns0:tc>
-          <ns0:tcPr>
-            <ns0:tcW ns0:w="1872" ns0:type="dxa"/>
-            <ns0:shd ns0:val="clear" ns0:color="auto" ns0:fill="FFFFFF"/>
-            <ns0:tcMar>
-              <ns0:top ns0:w="100" ns0:type="dxa"/>
-              <ns0:left ns0:w="130" ns0:type="dxa"/>
-              <ns0:bottom ns0:w="100" ns0:type="dxa"/>
-              <ns0:right ns0:w="130" ns0:type="dxa"/>
-            </ns0:tcMar>
-          </ns0:tcPr>
-          <ns0:p ns2:paraId="1E6539DE">
-            <ns0:pPr>
-              <ns0:spacing ns0:before="40" ns0:after="40"/>
-              <ns0:jc ns0:val="center"/>
-            </ns0:pPr>
-            <ns0:r>
-              <ns0:rPr>
-                <ns0:rFonts ns0:ascii="Times New Roman" ns0:hAnsi="Times New Roman"/>
-                <ns0:b/>
-                <ns0:sz ns0:val="18"/>
-              </ns0:rPr>
-              <ns0:t>Field F1 Score</ns0:t>
-            </ns0:r>
-          </ns0:p>
-        </ns0:tc>
-        <ns0:tc>
-          <ns0:tcPr>
-            <ns0:tcW ns0:w="1872" ns0:type="dxa"/>
-            <ns0:shd ns0:val="clear" ns0:color="auto" ns0:fill="FFFFFF"/>
-            <ns0:tcMar>
-              <ns0:top ns0:w="100" ns0:type="dxa"/>
-              <ns0:left ns0:w="130" ns0:type="dxa"/>
-              <ns0:bottom ns0:w="100" ns0:type="dxa"/>
-              <ns0:right ns0:w="130" ns0:type="dxa"/>
-            </ns0:tcMar>
-          </ns0:tcPr>
-          <ns0:p ns2:paraId="7ABB059B">
-            <ns0:pPr>
-              <ns0:spacing ns0:before="40" ns0:after="40"/>
-              <ns0:jc ns0:val="center"/>
-            </ns0:pPr>
-            <ns0:r>
-              <ns0:rPr>
-                <ns0:rFonts ns0:ascii="Times New Roman" ns0:hAnsi="Times New Roman"/>
-                <ns0:b/>
-                <ns0:sz ns0:val="18"/>
-              </ns0:rPr>
-              <ns0:t>50.00%</ns0:t>
-            </ns0:r>
-          </ns0:p>
-        </ns0:tc>
-        <ns0:tc>
-          <ns0:tcPr>
-            <ns0:tcW ns0:w="1872" ns0:type="dxa"/>
-            <ns0:shd ns0:val="clear" ns0:color="auto" ns0:fill="FFFFFF"/>
-            <ns0:tcMar>
-              <ns0:top ns0:w="100" ns0:type="dxa"/>
-              <ns0:left ns0:w="130" ns0:type="dxa"/>
-              <ns0:bottom ns0:w="100" ns0:type="dxa"/>
-              <ns0:right ns0:w="130" ns0:type="dxa"/>
-            </ns0:tcMar>
-          </ns0:tcPr>
-          <ns0:p ns2:paraId="102C1047">
-            <ns0:pPr>
-              <ns0:spacing ns0:before="40" ns0:after="40"/>
-              <ns0:jc ns0:val="center"/>
-            </ns0:pPr>
-            <ns0:r>
-              <ns0:rPr>
-                <ns0:rFonts ns0:ascii="Times New Roman" ns0:hAnsi="Times New Roman"/>
-                <ns0:sz ns0:val="18"/>
-              </ns0:rPr>
-              <ns0:t>[48.72%, 51.28%]</ns0:t>
-            </ns0:r>
-          </ns0:p>
-        </ns0:tc>
-        <ns0:tc>
-          <ns0:tcPr>
-            <ns0:tcW ns0:w="1872" ns0:type="dxa"/>
-            <ns0:shd ns0:val="clear" ns0:color="auto" ns0:fill="FFFFFF"/>
-            <ns0:tcMar>
-              <ns0:top ns0:w="100" ns0:type="dxa"/>
-              <ns0:left ns0:w="130" ns0:type="dxa"/>
-              <ns0:bottom ns0:w="100" ns0:type="dxa"/>
-              <ns0:right ns0:w="130" ns0:type="dxa"/>
-            </ns0:tcMar>
-          </ns0:tcPr>
-          <ns0:p ns2:paraId="5D0E149B">
-            <ns0:pPr>
-              <ns0:spacing ns0:before="40" ns0:after="40"/>
-              <ns0:jc ns0:val="center"/>
-            </ns0:pPr>
-            <ns0:r>
-              <ns0:rPr>
-                <ns0:rFonts ns0:ascii="Times New Roman" ns0:hAnsi="Times New Roman"/>
-                <ns0:sz ns0:val="18"/>
-              </ns0:rPr>
-              <ns0:t>2.57%</ns0:t>
-            </ns0:r>
-          </ns0:p>
-        </ns0:tc>
-      </ns0:tr>
-      <ns0:tr ns2:paraId="4537DCA7">
-        <ns0:tblPrEx>
-          <ns0:tblBorders>
-            <ns0:top ns0:val="single" ns0:color="003366" ns0:sz="12" ns0:space="0"/>
-            <ns0:left ns0:val="none" ns0:color="auto" ns0:sz="0" ns0:space="0"/>
-            <ns0:bottom ns0:val="single" ns0:color="003366" ns0:sz="12" ns0:space="0"/>
-            <ns0:right ns0:val="none" ns0:color="auto" ns0:sz="0" ns0:space="0"/>
-            <ns0:insideH ns0:val="single" ns0:color="E0E0E0" ns0:sz="4" ns0:space="0"/>
-            <ns0:insideV ns0:val="none" ns0:color="auto" ns0:sz="0" ns0:space="0"/>
-          </ns0:tblBorders>
-          <ns0:tblCellMar>
-            <ns0:top ns0:w="0" ns0:type="dxa"/>
-            <ns0:left ns0:w="108" ns0:type="dxa"/>
-            <ns0:bottom ns0:w="0" ns0:type="dxa"/>
-            <ns0:right ns0:w="108" ns0:type="dxa"/>
-          </ns0:tblCellMar>
-        </ns0:tblPrEx>
-        <ns0:trPr>
-          <ns0:jc ns0:val="center"/>
-        </ns0:trPr>
-        <ns0:tc>
-          <ns0:tcPr>
-            <ns0:tcW ns0:w="1872" ns0:type="dxa"/>
-            <ns0:shd ns0:val="clear" ns0:color="auto" ns0:fill="F8F9FA"/>
-            <ns0:tcMar>
-              <ns0:top ns0:w="100" ns0:type="dxa"/>
-              <ns0:left ns0:w="130" ns0:type="dxa"/>
-              <ns0:bottom ns0:w="100" ns0:type="dxa"/>
-              <ns0:right ns0:w="130" ns0:type="dxa"/>
-            </ns0:tcMar>
-          </ns0:tcPr>
-          <ns0:p ns2:paraId="4FDD5C8B">
-            <ns0:pPr>
-              <ns0:spacing ns0:before="40" ns0:after="40"/>
-              <ns0:jc ns0:val="left"/>
-            </ns0:pPr>
-          </ns0:p>
-        </ns0:tc>
-        <ns0:tc>
-          <ns0:tcPr>
-            <ns0:tcW ns0:w="1872" ns0:type="dxa"/>
-            <ns0:shd ns0:val="clear" ns0:color="auto" ns0:fill="F8F9FA"/>
-            <ns0:tcMar>
-              <ns0:top ns0:w="100" ns0:type="dxa"/>
-              <ns0:left ns0:w="130" ns0:type="dxa"/>
-              <ns0:bottom ns0:w="100" ns0:type="dxa"/>
-              <ns0:right ns0:w="130" ns0:type="dxa"/>
-            </ns0:tcMar>
-          </ns0:tcPr>
-          <ns0:p ns2:paraId="02960C6D">
-            <ns0:pPr>
-              <ns0:spacing ns0:before="40" ns0:after="40"/>
-              <ns0:jc ns0:val="center"/>
-            </ns0:pPr>
-            <ns0:r>
-              <ns0:rPr>
-                <ns0:rFonts ns0:ascii="Times New Roman" ns0:hAnsi="Times New Roman"/>
-                <ns0:b/>
-                <ns0:sz ns0:val="18"/>
-              </ns0:rPr>
-              <ns0:t>Character Error Rate (CER)</ns0:t>
-            </ns0:r>
-          </ns0:p>
-        </ns0:tc>
-        <ns0:tc>
-          <ns0:tcPr>
-            <ns0:tcW ns0:w="1872" ns0:type="dxa"/>
-            <ns0:shd ns0:val="clear" ns0:color="auto" ns0:fill="F8F9FA"/>
-            <ns0:tcMar>
-              <ns0:top ns0:w="100" ns0:type="dxa"/>
-              <ns0:left ns0:w="130" ns0:type="dxa"/>
-              <ns0:bottom ns0:w="100" ns0:type="dxa"/>
-              <ns0:right ns0:w="130" ns0:type="dxa"/>
-            </ns0:tcMar>
-          </ns0:tcPr>
-          <ns0:p ns2:paraId="0F75021E">
-            <ns0:pPr>
-              <ns0:spacing ns0:before="40" ns0:after="40"/>
-              <ns0:jc ns0:val="center"/>
-            </ns0:pPr>
-            <ns0:r>
-              <ns0:rPr>
-                <ns0:rFonts ns0:ascii="Times New Roman" ns0:hAnsi="Times New Roman"/>
-                <ns0:b/>
-                <ns0:sz ns0:val="18"/>
-              </ns0:rPr>
-              <ns0:t>38.13%</ns0:t>
-            </ns0:r>
-          </ns0:p>
-        </ns0:tc>
-        <ns0:tc>
-          <ns0:tcPr>
-            <ns0:tcW ns0:w="1872" ns0:type="dxa"/>
-            <ns0:shd ns0:val="clear" ns0:color="auto" ns0:fill="F8F9FA"/>
-            <ns0:tcMar>
-              <ns0:top ns0:w="100" ns0:type="dxa"/>
-              <ns0:left ns0:w="130" ns0:type="dxa"/>
-              <ns0:bottom ns0:w="100" ns0:type="dxa"/>
-              <ns0:right ns0:w="130" ns0:type="dxa"/>
-            </ns0:tcMar>
-          </ns0:tcPr>
-          <ns0:p ns2:paraId="11901F40">
-            <ns0:pPr>
-              <ns0:spacing ns0:before="40" ns0:after="40"/>
-              <ns0:jc ns0:val="center"/>
-            </ns0:pPr>
-            <ns0:r>
-              <ns0:rPr>
-                <ns0:rFonts ns0:ascii="Times New Roman" ns0:hAnsi="Times New Roman"/>
-                <ns0:sz ns0:val="18"/>
-              </ns0:rPr>
-              <ns0:t>[36.92%, 39.36%]</ns0:t>
-            </ns0:r>
-          </ns0:p>
-        </ns0:tc>
-        <ns0:tc>
-          <ns0:tcPr>
-            <ns0:tcW ns0:w="1872" ns0:type="dxa"/>
-            <ns0:shd ns0:val="clear" ns0:color="auto" ns0:fill="F8F9FA"/>
-            <ns0:tcMar>
-              <ns0:top ns0:w="100" ns0:type="dxa"/>
-              <ns0:left ns0:w="130" ns0:type="dxa"/>
-              <ns0:bottom ns0:w="100" ns0:type="dxa"/>
-              <ns0:right ns0:w="130" ns0:type="dxa"/>
-            </ns0:tcMar>
-          </ns0:tcPr>
-          <ns0:p ns2:paraId="24EB4D4B">
-            <ns0:pPr>
-              <ns0:spacing ns0:before="40" ns0:after="40"/>
-              <ns0:jc ns0:val="center"/>
-            </ns0:pPr>
-            <ns0:r>
-              <ns0:rPr>
-                <ns0:rFonts ns0:ascii="Times New Roman" ns0:hAnsi="Times New Roman"/>
-                <ns0:sz ns0:val="18"/>
-              </ns0:rPr>
-              <ns0:t>2.44%</ns0:t>
-            </ns0:r>
-          </ns0:p>
-        </ns0:tc>
-      </ns0:tr>
-      <ns0:tr ns2:paraId="49FC8722">
-        <ns0:tblPrEx>
-          <ns0:tblBorders>
-            <ns0:top ns0:val="single" ns0:color="003366" ns0:sz="12" ns0:space="0"/>
-            <ns0:left ns0:val="none" ns0:color="auto" ns0:sz="0" ns0:space="0"/>
-            <ns0:bottom ns0:val="single" ns0:color="003366" ns0:sz="12" ns0:space="0"/>
-            <ns0:right ns0:val="none" ns0:color="auto" ns0:sz="0" ns0:space="0"/>
-            <ns0:insideH ns0:val="single" ns0:color="E0E0E0" ns0:sz="4" ns0:space="0"/>
-            <ns0:insideV ns0:val="none" ns0:color="auto" ns0:sz="0" ns0:space="0"/>
-          </ns0:tblBorders>
-          <ns0:tblCellMar>
-            <ns0:top ns0:w="0" ns0:type="dxa"/>
-            <ns0:left ns0:w="108" ns0:type="dxa"/>
-            <ns0:bottom ns0:w="0" ns0:type="dxa"/>
-            <ns0:right ns0:w="108" ns0:type="dxa"/>
-          </ns0:tblCellMar>
-        </ns0:tblPrEx>
-        <ns0:trPr>
-          <ns0:jc ns0:val="center"/>
-        </ns0:trPr>
-        <ns0:tc>
-          <ns0:tcPr>
-            <ns0:tcW ns0:w="1872" ns0:type="dxa"/>
-            <ns0:shd ns0:val="clear" ns0:color="auto" ns0:fill="FFFFFF"/>
-            <ns0:tcMar>
-              <ns0:top ns0:w="100" ns0:type="dxa"/>
-              <ns0:left ns0:w="130" ns0:type="dxa"/>
-              <ns0:bottom ns0:w="100" ns0:type="dxa"/>
-              <ns0:right ns0:w="130" ns0:type="dxa"/>
-            </ns0:tcMar>
-          </ns0:tcPr>
-          <ns0:p ns2:paraId="4892F53B">
-            <ns0:pPr>
-              <ns0:spacing ns0:before="40" ns0:after="40"/>
-              <ns0:jc ns0:val="left"/>
-            </ns0:pPr>
-          </ns0:p>
-        </ns0:tc>
-        <ns0:tc>
-          <ns0:tcPr>
-            <ns0:tcW ns0:w="1872" ns0:type="dxa"/>
-            <ns0:shd ns0:val="clear" ns0:color="auto" ns0:fill="FFFFFF"/>
-            <ns0:tcMar>
-              <ns0:top ns0:w="100" ns0:type="dxa"/>
-              <ns0:left ns0:w="130" ns0:type="dxa"/>
-              <ns0:bottom ns0:w="100" ns0:type="dxa"/>
-              <ns0:right ns0:w="130" ns0:type="dxa"/>
-            </ns0:tcMar>
-          </ns0:tcPr>
-          <ns0:p ns2:paraId="360A6C95">
-            <ns0:pPr>
-              <ns0:spacing ns0:before="40" ns0:after="40"/>
-              <ns0:jc ns0:val="center"/>
-            </ns0:pPr>
-            <ns0:r>
-              <ns0:rPr>
-                <ns0:rFonts ns0:ascii="Times New Roman" ns0:hAnsi="Times New Roman"/>
-                <ns0:b/>
-                <ns0:sz ns0:val="18"/>
-              </ns0:rPr>
-              <ns0:t>Word Error Rate (WER)</ns0:t>
-            </ns0:r>
-          </ns0:p>
-        </ns0:tc>
-        <ns0:tc>
-          <ns0:tcPr>
-            <ns0:tcW ns0:w="1872" ns0:type="dxa"/>
-            <ns0:shd ns0:val="clear" ns0:color="auto" ns0:fill="FFFFFF"/>
-            <ns0:tcMar>
-              <ns0:top ns0:w="100" ns0:type="dxa"/>
-              <ns0:left ns0:w="130" ns0:type="dxa"/>
-              <ns0:bottom ns0:w="100" ns0:type="dxa"/>
-              <ns0:right ns0:w="130" ns0:type="dxa"/>
-            </ns0:tcMar>
-          </ns0:tcPr>
-          <ns0:p ns2:paraId="4C2F56DF">
-            <ns0:pPr>
-              <ns0:spacing ns0:before="40" ns0:after="40"/>
-              <ns0:jc ns0:val="center"/>
-            </ns0:pPr>
-            <ns0:r>
-              <ns0:rPr>
-                <ns0:rFonts ns0:ascii="Times New Roman" ns0:hAnsi="Times New Roman"/>
-                <ns0:b/>
-                <ns0:sz ns0:val="18"/>
-              </ns0:rPr>
-              <ns0:t>285.31%</ns0:t>
-            </ns0:r>
-          </ns0:p>
-        </ns0:tc>
-        <ns0:tc>
-          <ns0:tcPr>
-            <ns0:tcW ns0:w="1872" ns0:type="dxa"/>
-            <ns0:shd ns0:val="clear" ns0:color="auto" ns0:fill="FFFFFF"/>
-            <ns0:tcMar>
-              <ns0:top ns0:w="100" ns0:type="dxa"/>
-              <ns0:left ns0:w="130" ns0:type="dxa"/>
-              <ns0:bottom ns0:w="100" ns0:type="dxa"/>
-              <ns0:right ns0:w="130" ns0:type="dxa"/>
-            </ns0:tcMar>
-          </ns0:tcPr>
-          <ns0:p ns2:paraId="3F1938DC">
-            <ns0:pPr>
-              <ns0:spacing ns0:before="40" ns0:after="40"/>
-              <ns0:jc ns0:val="center"/>
-            </ns0:pPr>
-            <ns0:r>
-              <ns0:rPr>
-                <ns0:rFonts ns0:ascii="Times New Roman" ns0:hAnsi="Times New Roman"/>
-                <ns0:sz ns0:val="18"/>
-              </ns0:rPr>
-              <ns0:t>[276.26%, 294.89%]</ns0:t>
-            </ns0:r>
-          </ns0:p>
-        </ns0:tc>
-        <ns0:tc>
-          <ns0:tcPr>
-            <ns0:tcW ns0:w="1872" ns0:type="dxa"/>
-            <ns0:shd ns0:val="clear" ns0:color="auto" ns0:fill="FFFFFF"/>
-            <ns0:tcMar>
-              <ns0:top ns0:w="100" ns0:type="dxa"/>
-              <ns0:left ns0:w="130" ns0:type="dxa"/>
-              <ns0:bottom ns0:w="100" ns0:type="dxa"/>
-              <ns0:right ns0:w="130" ns0:type="dxa"/>
-            </ns0:tcMar>
-          </ns0:tcPr>
-          <ns0:p ns2:paraId="15558EED">
-            <ns0:pPr>
-              <ns0:spacing ns0:before="40" ns0:after="40"/>
-              <ns0:jc ns0:val="center"/>
-            </ns0:pPr>
-            <ns0:r>
-              <ns0:rPr>
-                <ns0:rFonts ns0:ascii="Times New Roman" ns0:hAnsi="Times New Roman"/>
-                <ns0:sz ns0:val="18"/>
-              </ns0:rPr>
-              <ns0:t>18.62%</ns0:t>
-            </ns0:r>
-          </ns0:p>
-        </ns0:tc>
-      </ns0:tr>
-      <ns0:tr ns2:paraId="67C142CE">
-        <ns0:tblPrEx>
-          <ns0:tblBorders>
-            <ns0:top ns0:val="single" ns0:color="003366" ns0:sz="12" ns0:space="0"/>
-            <ns0:left ns0:val="none" ns0:color="auto" ns0:sz="0" ns0:space="0"/>
-            <ns0:bottom ns0:val="single" ns0:color="003366" ns0:sz="12" ns0:space="0"/>
-            <ns0:right ns0:val="none" ns0:color="auto" ns0:sz="0" ns0:space="0"/>
-            <ns0:insideH ns0:val="single" ns0:color="E0E0E0" ns0:sz="4" ns0:space="0"/>
-            <ns0:insideV ns0:val="none" ns0:color="auto" ns0:sz="0" ns0:space="0"/>
-          </ns0:tblBorders>
-          <ns0:tblCellMar>
-            <ns0:top ns0:w="0" ns0:type="dxa"/>
-            <ns0:left ns0:w="108" ns0:type="dxa"/>
-            <ns0:bottom ns0:w="0" ns0:type="dxa"/>
-            <ns0:right ns0:w="108" ns0:type="dxa"/>
-          </ns0:tblCellMar>
-        </ns0:tblPrEx>
-        <ns0:trPr>
-          <ns0:jc ns0:val="center"/>
-        </ns0:trPr>
-        <ns0:tc>
-          <ns0:tcPr>
-            <ns0:tcW ns0:w="1872" ns0:type="dxa"/>
-            <ns0:shd ns0:val="clear" ns0:color="auto" ns0:fill="F8F9FA"/>
-            <ns0:tcMar>
-              <ns0:top ns0:w="100" ns0:type="dxa"/>
-              <ns0:left ns0:w="130" ns0:type="dxa"/>
-              <ns0:bottom ns0:w="100" ns0:type="dxa"/>
-              <ns0:right ns0:w="130" ns0:type="dxa"/>
-            </ns0:tcMar>
-          </ns0:tcPr>
-          <ns0:p ns2:paraId="0D634840">
-            <ns0:pPr>
-              <ns0:spacing ns0:before="40" ns0:after="40"/>
-              <ns0:jc ns0:val="left"/>
-            </ns0:pPr>
-            <ns0:r>
-              <ns0:rPr>
-                <ns0:rFonts ns0:ascii="Times New Roman" ns0:hAnsi="Times New Roman"/>
-                <ns0:b/>
-                <ns0:sz ns0:val="18"/>
-              </ns0:rPr>
-              <ns0:t>Pass B (With Normalization)</ns0:t>
-            </ns0:r>
-          </ns0:p>
-        </ns0:tc>
-        <ns0:tc>
-          <ns0:tcPr>
-            <ns0:tcW ns0:w="1872" ns0:type="dxa"/>
-            <ns0:shd ns0:val="clear" ns0:color="auto" ns0:fill="F8F9FA"/>
-            <ns0:tcMar>
-              <ns0:top ns0:w="100" ns0:type="dxa"/>
-              <ns0:left ns0:w="130" ns0:type="dxa"/>
-              <ns0:bottom ns0:w="100" ns0:type="dxa"/>
-              <ns0:right ns0:w="130" ns0:type="dxa"/>
-            </ns0:tcMar>
-          </ns0:tcPr>
-          <ns0:p ns2:paraId="304D53ED">
-            <ns0:pPr>
-              <ns0:spacing ns0:before="40" ns0:after="40"/>
-              <ns0:jc ns0:val="center"/>
-            </ns0:pPr>
-            <ns0:r>
-              <ns0:rPr>
-                <ns0:rFonts ns0:ascii="Times New Roman" ns0:hAnsi="Times New Roman"/>
-                <ns0:b/>
-                <ns0:sz ns0:val="18"/>
-              </ns0:rPr>
-              <ns0:t>Field F1 Score</ns0:t>
-            </ns0:r>
-          </ns0:p>
-        </ns0:tc>
-        <ns0:tc>
-          <ns0:tcPr>
-            <ns0:tcW ns0:w="1872" ns0:type="dxa"/>
-            <ns0:shd ns0:val="clear" ns0:color="auto" ns0:fill="F8F9FA"/>
-            <ns0:tcMar>
-              <ns0:top ns0:w="100" ns0:type="dxa"/>
-              <ns0:left ns0:w="130" ns0:type="dxa"/>
-              <ns0:bottom ns0:w="100" ns0:type="dxa"/>
-              <ns0:right ns0:w="130" ns0:type="dxa"/>
-            </ns0:tcMar>
-          </ns0:tcPr>
-          <ns0:p ns2:paraId="6AD58B08">
-            <ns0:pPr>
-              <ns0:spacing ns0:before="40" ns0:after="40"/>
-              <ns0:jc ns0:val="center"/>
-            </ns0:pPr>
-            <ns0:r>
-              <ns0:rPr>
-                <ns0:rFonts ns0:ascii="Times New Roman" ns0:hAnsi="Times New Roman"/>
-                <ns0:b/>
-                <ns0:sz ns0:val="18"/>
-              </ns0:rPr>
-              <ns0:t>95.49%</ns0:t>
-            </ns0:r>
-          </ns0:p>
-        </ns0:tc>
-        <ns0:tc>
-          <ns0:tcPr>
-            <ns0:tcW ns0:w="1872" ns0:type="dxa"/>
-            <ns0:shd ns0:val="clear" ns0:color="auto" ns0:fill="F8F9FA"/>
-            <ns0:tcMar>
-              <ns0:top ns0:w="100" ns0:type="dxa"/>
-              <ns0:left ns0:w="130" ns0:type="dxa"/>
-              <ns0:bottom ns0:w="100" ns0:type="dxa"/>
-              <ns0:right ns0:w="130" ns0:type="dxa"/>
-            </ns0:tcMar>
-          </ns0:tcPr>
-          <ns0:p ns2:paraId="1813561B">
-            <ns0:pPr>
-              <ns0:spacing ns0:before="40" ns0:after="40"/>
-              <ns0:jc ns0:val="center"/>
-            </ns0:pPr>
-            <ns0:r>
-              <ns0:rPr>
-                <ns0:rFonts ns0:ascii="Times New Roman" ns0:hAnsi="Times New Roman"/>
-                <ns0:sz ns0:val="18"/>
-              </ns0:rPr>
-              <ns0:t>[94.93%, 96.01%]</ns0:t>
-            </ns0:r>
-          </ns0:p>
-        </ns0:tc>
-        <ns0:tc>
-          <ns0:tcPr>
-            <ns0:tcW ns0:w="1872" ns0:type="dxa"/>
-            <ns0:shd ns0:val="clear" ns0:color="auto" ns0:fill="F8F9FA"/>
-            <ns0:tcMar>
-              <ns0:top ns0:w="100" ns0:type="dxa"/>
-              <ns0:left ns0:w="130" ns0:type="dxa"/>
-              <ns0:bottom ns0:w="100" ns0:type="dxa"/>
-              <ns0:right ns0:w="130" ns0:type="dxa"/>
-            </ns0:tcMar>
-          </ns0:tcPr>
-          <ns0:p ns2:paraId="73996FA0">
-            <ns0:pPr>
-              <ns0:spacing ns0:before="40" ns0:after="40"/>
-              <ns0:jc ns0:val="center"/>
-            </ns0:pPr>
-            <ns0:r>
-              <ns0:rPr>
-                <ns0:rFonts ns0:ascii="Times New Roman" ns0:hAnsi="Times New Roman"/>
-                <ns0:sz ns0:val="18"/>
-              </ns0:rPr>
-              <ns0:t>1.08%</ns0:t>
-            </ns0:r>
-          </ns0:p>
-        </ns0:tc>
-      </ns0:tr>
-      <ns0:tr ns2:paraId="51A91D94">
-        <ns0:tblPrEx>
-          <ns0:tblBorders>
-            <ns0:top ns0:val="single" ns0:color="003366" ns0:sz="12" ns0:space="0"/>
-            <ns0:left ns0:val="none" ns0:color="auto" ns0:sz="0" ns0:space="0"/>
-            <ns0:bottom ns0:val="single" ns0:color="003366" ns0:sz="12" ns0:space="0"/>
-            <ns0:right ns0:val="none" ns0:color="auto" ns0:sz="0" ns0:space="0"/>
-            <ns0:insideH ns0:val="single" ns0:color="E0E0E0" ns0:sz="4" ns0:space="0"/>
-            <ns0:insideV ns0:val="none" ns0:color="auto" ns0:sz="0" ns0:space="0"/>
-          </ns0:tblBorders>
-          <ns0:tblCellMar>
-            <ns0:top ns0:w="0" ns0:type="dxa"/>
-            <ns0:left ns0:w="108" ns0:type="dxa"/>
-            <ns0:bottom ns0:w="0" ns0:type="dxa"/>
-            <ns0:right ns0:w="108" ns0:type="dxa"/>
-          </ns0:tblCellMar>
-        </ns0:tblPrEx>
-        <ns0:trPr>
-          <ns0:jc ns0:val="center"/>
-        </ns0:trPr>
-        <ns0:tc>
-          <ns0:tcPr>
-            <ns0:tcW ns0:w="1872" ns0:type="dxa"/>
-            <ns0:shd ns0:val="clear" ns0:color="auto" ns0:fill="FFFFFF"/>
-            <ns0:tcMar>
-              <ns0:top ns0:w="100" ns0:type="dxa"/>
-              <ns0:left ns0:w="130" ns0:type="dxa"/>
-              <ns0:bottom ns0:w="100" ns0:type="dxa"/>
-              <ns0:right ns0:w="130" ns0:type="dxa"/>
-            </ns0:tcMar>
-          </ns0:tcPr>
-          <ns0:p ns2:paraId="0175F5E1">
-            <ns0:pPr>
-              <ns0:spacing ns0:before="40" ns0:after="40"/>
-              <ns0:jc ns0:val="left"/>
-            </ns0:pPr>
-          </ns0:p>
-        </ns0:tc>
-        <ns0:tc>
-          <ns0:tcPr>
-            <ns0:tcW ns0:w="1872" ns0:type="dxa"/>
-            <ns0:shd ns0:val="clear" ns0:color="auto" ns0:fill="FFFFFF"/>
-            <ns0:tcMar>
-              <ns0:top ns0:w="100" ns0:type="dxa"/>
-              <ns0:left ns0:w="130" ns0:type="dxa"/>
-              <ns0:bottom ns0:w="100" ns0:type="dxa"/>
-              <ns0:right ns0:w="130" ns0:type="dxa"/>
-            </ns0:tcMar>
-          </ns0:tcPr>
-          <ns0:p ns2:paraId="63767A61">
-            <ns0:pPr>
-              <ns0:spacing ns0:before="40" ns0:after="40"/>
-              <ns0:jc ns0:val="center"/>
-            </ns0:pPr>
-            <ns0:r>
-              <ns0:rPr>
-                <ns0:rFonts ns0:ascii="Times New Roman" ns0:hAnsi="Times New Roman"/>
-                <ns0:b/>
-                <ns0:sz ns0:val="18"/>
-              </ns0:rPr>
-              <ns0:t>Character Error Rate (CER)</ns0:t>
-            </ns0:r>
-          </ns0:p>
-        </ns0:tc>
-        <ns0:tc>
-          <ns0:tcPr>
-            <ns0:tcW ns0:w="1872" ns0:type="dxa"/>
-            <ns0:shd ns0:val="clear" ns0:color="auto" ns0:fill="FFFFFF"/>
-            <ns0:tcMar>
-              <ns0:top ns0:w="100" ns0:type="dxa"/>
-              <ns0:left ns0:w="130" ns0:type="dxa"/>
-              <ns0:bottom ns0:w="100" ns0:type="dxa"/>
-              <ns0:right ns0:w="130" ns0:type="dxa"/>
-            </ns0:tcMar>
-          </ns0:tcPr>
-          <ns0:p ns2:paraId="206987E7">
-            <ns0:pPr>
-              <ns0:spacing ns0:before="40" ns0:after="40"/>
-              <ns0:jc ns0:val="center"/>
-            </ns0:pPr>
-            <ns0:r>
-              <ns0:rPr>
-                <ns0:rFonts ns0:ascii="Times New Roman" ns0:hAnsi="Times New Roman"/>
-                <ns0:b/>
-                <ns0:sz ns0:val="18"/>
-              </ns0:rPr>
-              <ns0:t>3.65%</ns0:t>
-            </ns0:r>
-          </ns0:p>
-        </ns0:tc>
-        <ns0:tc>
-          <ns0:tcPr>
-            <ns0:tcW ns0:w="1872" ns0:type="dxa"/>
-            <ns0:shd ns0:val="clear" ns0:color="auto" ns0:fill="FFFFFF"/>
-            <ns0:tcMar>
-              <ns0:top ns0:w="100" ns0:type="dxa"/>
-              <ns0:left ns0:w="130" ns0:type="dxa"/>
-              <ns0:bottom ns0:w="100" ns0:type="dxa"/>
-              <ns0:right ns0:w="130" ns0:type="dxa"/>
-            </ns0:tcMar>
-          </ns0:tcPr>
-          <ns0:p ns2:paraId="1D0E22E4">
-            <ns0:pPr>
-              <ns0:spacing ns0:before="40" ns0:after="40"/>
-              <ns0:jc ns0:val="center"/>
-            </ns0:pPr>
-            <ns0:r>
-              <ns0:rPr>
-                <ns0:rFonts ns0:ascii="Times New Roman" ns0:hAnsi="Times New Roman"/>
-                <ns0:sz ns0:val="18"/>
-              </ns0:rPr>
-              <ns0:t>[3.23%, 4.10%]</ns0:t>
-            </ns0:r>
-          </ns0:p>
-        </ns0:tc>
-        <ns0:tc>
-          <ns0:tcPr>
-            <ns0:tcW ns0:w="1872" ns0:type="dxa"/>
-            <ns0:shd ns0:val="clear" ns0:color="auto" ns0:fill="FFFFFF"/>
-            <ns0:tcMar>
-              <ns0:top ns0:w="100" ns0:type="dxa"/>
-              <ns0:left ns0:w="130" ns0:type="dxa"/>
-              <ns0:bottom ns0:w="100" ns0:type="dxa"/>
-              <ns0:right ns0:w="130" ns0:type="dxa"/>
-            </ns0:tcMar>
-          </ns0:tcPr>
-          <ns0:p ns2:paraId="7538C8F1">
-            <ns0:pPr>
-              <ns0:spacing ns0:before="40" ns0:after="40"/>
-              <ns0:jc ns0:val="center"/>
-            </ns0:pPr>
-            <ns0:r>
-              <ns0:rPr>
-                <ns0:rFonts ns0:ascii="Times New Roman" ns0:hAnsi="Times New Roman"/>
-                <ns0:sz ns0:val="18"/>
-              </ns0:rPr>
-              <ns0:t>0.87%</ns0:t>
-            </ns0:r>
-          </ns0:p>
-        </ns0:tc>
-      </ns0:tr>
-      <ns0:tr ns2:paraId="0D14952C">
-        <ns0:tblPrEx>
-          <ns0:tblBorders>
-            <ns0:top ns0:val="single" ns0:color="003366" ns0:sz="12" ns0:space="0"/>
-            <ns0:left ns0:val="none" ns0:color="auto" ns0:sz="0" ns0:space="0"/>
-            <ns0:bottom ns0:val="single" ns0:color="003366" ns0:sz="12" ns0:space="0"/>
-            <ns0:right ns0:val="none" ns0:color="auto" ns0:sz="0" ns0:space="0"/>
-            <ns0:insideH ns0:val="single" ns0:color="E0E0E0" ns0:sz="4" ns0:space="0"/>
-            <ns0:insideV ns0:val="none" ns0:color="auto" ns0:sz="0" ns0:space="0"/>
-          </ns0:tblBorders>
-          <ns0:tblCellMar>
-            <ns0:top ns0:w="0" ns0:type="dxa"/>
-            <ns0:left ns0:w="108" ns0:type="dxa"/>
-            <ns0:bottom ns0:w="0" ns0:type="dxa"/>
-            <ns0:right ns0:w="108" ns0:type="dxa"/>
-          </ns0:tblCellMar>
-        </ns0:tblPrEx>
-        <ns0:trPr>
-          <ns0:jc ns0:val="center"/>
-        </ns0:trPr>
-        <ns0:tc>
-          <ns0:tcPr>
-            <ns0:tcW ns0:w="1872" ns0:type="dxa"/>
-            <ns0:shd ns0:val="clear" ns0:color="auto" ns0:fill="F8F9FA"/>
-            <ns0:tcMar>
-              <ns0:top ns0:w="100" ns0:type="dxa"/>
-              <ns0:left ns0:w="130" ns0:type="dxa"/>
-              <ns0:bottom ns0:w="100" ns0:type="dxa"/>
-              <ns0:right ns0:w="130" ns0:type="dxa"/>
-            </ns0:tcMar>
-          </ns0:tcPr>
-          <ns0:p ns2:paraId="20542A2B">
-            <ns0:pPr>
-              <ns0:spacing ns0:before="40" ns0:after="40"/>
-              <ns0:jc ns0:val="left"/>
-            </ns0:pPr>
-          </ns0:p>
-        </ns0:tc>
-        <ns0:tc>
-          <ns0:tcPr>
-            <ns0:tcW ns0:w="1872" ns0:type="dxa"/>
-            <ns0:shd ns0:val="clear" ns0:color="auto" ns0:fill="F8F9FA"/>
-            <ns0:tcMar>
-              <ns0:top ns0:w="100" ns0:type="dxa"/>
-              <ns0:left ns0:w="130" ns0:type="dxa"/>
-              <ns0:bottom ns0:w="100" ns0:type="dxa"/>
-              <ns0:right ns0:w="130" ns0:type="dxa"/>
-            </ns0:tcMar>
-          </ns0:tcPr>
-          <ns0:p ns2:paraId="0713551E">
-            <ns0:pPr>
-              <ns0:spacing ns0:before="40" ns0:after="40"/>
-              <ns0:jc ns0:val="center"/>
-            </ns0:pPr>
-            <ns0:r>
-              <ns0:rPr>
-                <ns0:rFonts ns0:ascii="Times New Roman" ns0:hAnsi="Times New Roman"/>
-                <ns0:b/>
-                <ns0:sz ns0:val="18"/>
-              </ns0:rPr>
-              <ns0:t>Word Error Rate (WER)</ns0:t>
-            </ns0:r>
-          </ns0:p>
-        </ns0:tc>
-        <ns0:tc>
-          <ns0:tcPr>
-            <ns0:tcW ns0:w="1872" ns0:type="dxa"/>
-            <ns0:shd ns0:val="clear" ns0:color="auto" ns0:fill="F8F9FA"/>
-            <ns0:tcMar>
-              <ns0:top ns0:w="100" ns0:type="dxa"/>
-              <ns0:left ns0:w="130" ns0:type="dxa"/>
-              <ns0:bottom ns0:w="100" ns0:type="dxa"/>
-              <ns0:right ns0:w="130" ns0:type="dxa"/>
-            </ns0:tcMar>
-          </ns0:tcPr>
-          <ns0:p ns2:paraId="264DBD4D">
-            <ns0:pPr>
-              <ns0:spacing ns0:before="40" ns0:after="40"/>
-              <ns0:jc ns0:val="center"/>
-            </ns0:pPr>
-            <ns0:r>
-              <ns0:rPr>
-                <ns0:rFonts ns0:ascii="Times New Roman" ns0:hAnsi="Times New Roman"/>
-                <ns0:b/>
-                <ns0:sz ns0:val="18"/>
-              </ns0:rPr>
-              <ns0:t>27.01%</ns0:t>
-            </ns0:r>
-          </ns0:p>
-        </ns0:tc>
-        <ns0:tc>
-          <ns0:tcPr>
-            <ns0:tcW ns0:w="1872" ns0:type="dxa"/>
-            <ns0:shd ns0:val="clear" ns0:color="auto" ns0:fill="F8F9FA"/>
-            <ns0:tcMar>
-              <ns0:top ns0:w="100" ns0:type="dxa"/>
-              <ns0:left ns0:w="130" ns0:type="dxa"/>
-              <ns0:bottom ns0:w="100" ns0:type="dxa"/>
-              <ns0:right ns0:w="130" ns0:type="dxa"/>
-            </ns0:tcMar>
-          </ns0:tcPr>
-          <ns0:p ns2:paraId="727D1F8B">
-            <ns0:pPr>
-              <ns0:spacing ns0:before="40" ns0:after="40"/>
-              <ns0:jc ns0:val="center"/>
-            </ns0:pPr>
-            <ns0:r>
-              <ns0:rPr>
-                <ns0:rFonts ns0:ascii="Times New Roman" ns0:hAnsi="Times New Roman"/>
-                <ns0:sz ns0:val="18"/>
-              </ns0:rPr>
-              <ns0:t>[23.86%, 30.26%]</ns0:t>
-            </ns0:r>
-          </ns0:p>
-        </ns0:tc>
-        <ns0:tc>
-          <ns0:tcPr>
-            <ns0:tcW ns0:w="1872" ns0:type="dxa"/>
-            <ns0:shd ns0:val="clear" ns0:color="auto" ns0:fill="F8F9FA"/>
-            <ns0:tcMar>
-              <ns0:top ns0:w="100" ns0:type="dxa"/>
-              <ns0:left ns0:w="130" ns0:type="dxa"/>
-              <ns0:bottom ns0:w="100" ns0:type="dxa"/>
-              <ns0:right ns0:w="130" ns0:type="dxa"/>
-            </ns0:tcMar>
-          </ns0:tcPr>
-          <ns0:p ns2:paraId="1C90193B">
-            <ns0:pPr>
-              <ns0:spacing ns0:before="40" ns0:after="40"/>
-              <ns0:jc ns0:val="center"/>
-            </ns0:pPr>
-            <ns0:r>
-              <ns0:rPr>
-                <ns0:rFonts ns0:ascii="Times New Roman" ns0:hAnsi="Times New Roman"/>
-                <ns0:sz ns0:val="18"/>
-              </ns0:rPr>
-              <ns0:t>6.40%</ns0:t>
-            </ns0:r>
-          </ns0:p>
-        </ns0:tc>
-      </ns0:tr>
-      <ns0:tr ns2:paraId="29A42570">
-        <ns0:tblPrEx>
-          <ns0:tblBorders>
-            <ns0:top ns0:val="single" ns0:color="003366" ns0:sz="12" ns0:space="0"/>
-            <ns0:left ns0:val="none" ns0:color="auto" ns0:sz="0" ns0:space="0"/>
-            <ns0:bottom ns0:val="single" ns0:color="003366" ns0:sz="12" ns0:space="0"/>
-            <ns0:right ns0:val="none" ns0:color="auto" ns0:sz="0" ns0:space="0"/>
-            <ns0:insideH ns0:val="single" ns0:color="E0E0E0" ns0:sz="4" ns0:space="0"/>
-            <ns0:insideV ns0:val="none" ns0:color="auto" ns0:sz="0" ns0:space="0"/>
-          </ns0:tblBorders>
-          <ns0:tblCellMar>
-            <ns0:top ns0:w="0" ns0:type="dxa"/>
-            <ns0:left ns0:w="108" ns0:type="dxa"/>
-            <ns0:bottom ns0:w="0" ns0:type="dxa"/>
-            <ns0:right ns0:w="108" ns0:type="dxa"/>
-          </ns0:tblCellMar>
-        </ns0:tblPrEx>
-        <ns0:trPr>
-          <ns0:jc ns0:val="center"/>
-        </ns0:trPr>
-        <ns0:tc>
-          <ns0:tcPr>
-            <ns0:tcW ns0:w="1872" ns0:type="dxa"/>
-            <ns0:shd ns0:val="clear" ns0:color="auto" ns0:fill="FFFFFF"/>
-            <ns0:tcMar>
-              <ns0:top ns0:w="100" ns0:type="dxa"/>
-              <ns0:left ns0:w="130" ns0:type="dxa"/>
-              <ns0:bottom ns0:w="100" ns0:type="dxa"/>
-              <ns0:right ns0:w="130" ns0:type="dxa"/>
-            </ns0:tcMar>
-          </ns0:tcPr>
-          <ns0:p ns2:paraId="4FEC84D8">
-            <ns0:pPr>
-              <ns0:spacing ns0:before="40" ns0:after="40"/>
-              <ns0:jc ns0:val="left"/>
-            </ns0:pPr>
-            <ns0:r>
-              <ns0:rPr>
-                <ns0:rFonts ns0:ascii="Times New Roman" ns0:hAnsi="Times New Roman"/>
-                <ns0:b/>
-                <ns0:sz ns0:val="18"/>
-              </ns0:rPr>
-              <ns0:t>Net Empirical Change</ns0:t>
-            </ns0:r>
-          </ns0:p>
-        </ns0:tc>
-        <ns0:tc>
-          <ns0:tcPr>
-            <ns0:tcW ns0:w="1872" ns0:type="dxa"/>
-            <ns0:shd ns0:val="clear" ns0:color="auto" ns0:fill="FFFFFF"/>
-            <ns0:tcMar>
-              <ns0:top ns0:w="100" ns0:type="dxa"/>
-              <ns0:left ns0:w="130" ns0:type="dxa"/>
-              <ns0:bottom ns0:w="100" ns0:type="dxa"/>
-              <ns0:right ns0:w="130" ns0:type="dxa"/>
-            </ns0:tcMar>
-          </ns0:tcPr>
-          <ns0:p ns2:paraId="43978F90">
-            <ns0:pPr>
-              <ns0:spacing ns0:before="40" ns0:after="40"/>
-              <ns0:jc ns0:val="center"/>
-            </ns0:pPr>
-            <ns0:r>
-              <ns0:rPr>
-                <ns0:rFonts ns0:ascii="Times New Roman" ns0:hAnsi="Times New Roman"/>
-                <ns0:b/>
-                <ns0:sz ns0:val="18"/>
-              </ns0:rPr>
-              <ns0:t>F1 Score Boost</ns0:t>
-            </ns0:r>
-          </ns0:p>
-        </ns0:tc>
-        <ns0:tc>
-          <ns0:tcPr>
-            <ns0:tcW ns0:w="1872" ns0:type="dxa"/>
-            <ns0:shd ns0:val="clear" ns0:color="auto" ns0:fill="FFFFFF"/>
-            <ns0:tcMar>
-              <ns0:top ns0:w="100" ns0:type="dxa"/>
-              <ns0:left ns0:w="130" ns0:type="dxa"/>
-              <ns0:bottom ns0:w="100" ns0:type="dxa"/>
-              <ns0:right ns0:w="130" ns0:type="dxa"/>
-            </ns0:tcMar>
-          </ns0:tcPr>
-          <ns0:p ns2:paraId="6F6FE408">
-            <ns0:pPr>
-              <ns0:spacing ns0:before="40" ns0:after="40"/>
-              <ns0:jc ns0:val="center"/>
-            </ns0:pPr>
-            <ns0:r>
-              <ns0:rPr>
-                <ns0:rFonts ns0:ascii="Times New Roman" ns0:hAnsi="Times New Roman"/>
-                <ns0:b/>
-                <ns0:sz ns0:val="18"/>
-              </ns0:rPr>
-              <ns0:t>+45.49%</ns0:t>
-            </ns0:r>
-          </ns0:p>
-        </ns0:tc>
-        <ns0:tc>
-          <ns0:tcPr>
-            <ns0:tcW ns0:w="1872" ns0:type="dxa"/>
-            <ns0:shd ns0:val="clear" ns0:color="auto" ns0:fill="FFFFFF"/>
-            <ns0:tcMar>
-              <ns0:top ns0:w="100" ns0:type="dxa"/>
-              <ns0:left ns0:w="130" ns0:type="dxa"/>
-              <ns0:bottom ns0:w="100" ns0:type="dxa"/>
-              <ns0:right ns0:w="130" ns0:type="dxa"/>
-            </ns0:tcMar>
-          </ns0:tcPr>
-          <ns0:p ns2:paraId="5BE80B9C">
-            <ns0:pPr>
-              <ns0:spacing ns0:before="40" ns0:after="40"/>
-              <ns0:jc ns0:val="center"/>
-            </ns0:pPr>
-            <ns0:r>
-              <ns0:rPr>
-                <ns0:rFonts ns0:ascii="Times New Roman" ns0:hAnsi="Times New Roman"/>
-                <ns0:sz ns0:val="18"/>
-              </ns0:rPr>
-              <ns0:t>[+44.29%, +46.82%]</ns0:t>
-            </ns0:r>
-          </ns0:p>
-        </ns0:tc>
-        <ns0:tc>
-          <ns0:tcPr>
-            <ns0:tcW ns0:w="1872" ns0:type="dxa"/>
-            <ns0:shd ns0:val="clear" ns0:color="auto" ns0:fill="FFFFFF"/>
-            <ns0:tcMar>
-              <ns0:top ns0:w="100" ns0:type="dxa"/>
-              <ns0:left ns0:w="130" ns0:type="dxa"/>
-              <ns0:bottom ns0:w="100" ns0:type="dxa"/>
-              <ns0:right ns0:w="130" ns0:type="dxa"/>
-            </ns0:tcMar>
-          </ns0:tcPr>
-          <ns0:p ns2:paraId="33D20716">
-            <ns0:pPr>
-              <ns0:spacing ns0:before="40" ns0:after="40"/>
-              <ns0:jc ns0:val="center"/>
-            </ns0:pPr>
-            <ns0:r>
-              <ns0:rPr>
-                <ns0:rFonts ns0:ascii="Times New Roman" ns0:hAnsi="Times New Roman"/>
-                <ns0:sz ns0:val="18"/>
-              </ns0:rPr>
-              <ns0:t>2.53%</ns0:t>
-            </ns0:r>
-          </ns0:p>
-        </ns0:tc>
-      </ns0:tr>
-      <ns0:tr ns2:paraId="1692B097">
-        <ns0:tblPrEx>
-          <ns0:tblBorders>
-            <ns0:top ns0:val="single" ns0:color="003366" ns0:sz="12" ns0:space="0"/>
-            <ns0:left ns0:val="none" ns0:color="auto" ns0:sz="0" ns0:space="0"/>
-            <ns0:bottom ns0:val="single" ns0:color="003366" ns0:sz="12" ns0:space="0"/>
-            <ns0:right ns0:val="none" ns0:color="auto" ns0:sz="0" ns0:space="0"/>
-            <ns0:insideH ns0:val="single" ns0:color="E0E0E0" ns0:sz="4" ns0:space="0"/>
-            <ns0:insideV ns0:val="none" ns0:color="auto" ns0:sz="0" ns0:space="0"/>
-          </ns0:tblBorders>
-          <ns0:tblCellMar>
-            <ns0:top ns0:w="0" ns0:type="dxa"/>
-            <ns0:left ns0:w="108" ns0:type="dxa"/>
-            <ns0:bottom ns0:w="0" ns0:type="dxa"/>
-            <ns0:right ns0:w="108" ns0:type="dxa"/>
-          </ns0:tblCellMar>
-        </ns0:tblPrEx>
-        <ns0:trPr>
-          <ns0:jc ns0:val="center"/>
-        </ns0:trPr>
-        <ns0:tc>
-          <ns0:tcPr>
-            <ns0:tcW ns0:w="1872" ns0:type="dxa"/>
-            <ns0:shd ns0:val="clear" ns0:color="auto" ns0:fill="F8F9FA"/>
-            <ns0:tcMar>
-              <ns0:top ns0:w="100" ns0:type="dxa"/>
-              <ns0:left ns0:w="130" ns0:type="dxa"/>
-              <ns0:bottom ns0:w="100" ns0:type="dxa"/>
-              <ns0:right ns0:w="130" ns0:type="dxa"/>
-            </ns0:tcMar>
-          </ns0:tcPr>
-          <ns0:p ns2:paraId="19E1B9CE">
-            <ns0:pPr>
-              <ns0:spacing ns0:before="40" ns0:after="40"/>
-              <ns0:jc ns0:val="left"/>
-            </ns0:pPr>
-          </ns0:p>
-        </ns0:tc>
-        <ns0:tc>
-          <ns0:tcPr>
-            <ns0:tcW ns0:w="1872" ns0:type="dxa"/>
-            <ns0:shd ns0:val="clear" ns0:color="auto" ns0:fill="F8F9FA"/>
-            <ns0:tcMar>
-              <ns0:top ns0:w="100" ns0:type="dxa"/>
-              <ns0:left ns0:w="130" ns0:type="dxa"/>
-              <ns0:bottom ns0:w="100" ns0:type="dxa"/>
-              <ns0:right ns0:w="130" ns0:type="dxa"/>
-            </ns0:tcMar>
-          </ns0:tcPr>
-          <ns0:p ns2:paraId="69B5287C">
-            <ns0:pPr>
-              <ns0:spacing ns0:before="40" ns0:after="40"/>
-              <ns0:jc ns0:val="center"/>
-            </ns0:pPr>
-            <ns0:r>
-              <ns0:rPr>
-                <ns0:rFonts ns0:ascii="Times New Roman" ns0:hAnsi="Times New Roman"/>
-                <ns0:b/>
-                <ns0:sz ns0:val="18"/>
-              </ns0:rPr>
-              <ns0:t>CER Reduction</ns0:t>
-            </ns0:r>
-          </ns0:p>
-        </ns0:tc>
-        <ns0:tc>
-          <ns0:tcPr>
-            <ns0:tcW ns0:w="1872" ns0:type="dxa"/>
-            <ns0:shd ns0:val="clear" ns0:color="auto" ns0:fill="F8F9FA"/>
-            <ns0:tcMar>
-              <ns0:top ns0:w="100" ns0:type="dxa"/>
-              <ns0:left ns0:w="130" ns0:type="dxa"/>
-              <ns0:bottom ns0:w="100" ns0:type="dxa"/>
-              <ns0:right ns0:w="130" ns0:type="dxa"/>
-            </ns0:tcMar>
-          </ns0:tcPr>
-          <ns0:p ns2:paraId="29975DF7">
-            <ns0:pPr>
-              <ns0:spacing ns0:before="40" ns0:after="40"/>
-              <ns0:jc ns0:val="center"/>
-            </ns0:pPr>
-            <ns0:r>
-              <ns0:rPr>
-                <ns0:rFonts ns0:ascii="Times New Roman" ns0:hAnsi="Times New Roman"/>
-                <ns0:b/>
-                <ns0:sz ns0:val="18"/>
-              </ns0:rPr>
-              <ns0:t>-34.48%</ns0:t>
-            </ns0:r>
-          </ns0:p>
-        </ns0:tc>
-        <ns0:tc>
-          <ns0:tcPr>
-            <ns0:tcW ns0:w="1872" ns0:type="dxa"/>
-            <ns0:shd ns0:val="clear" ns0:color="auto" ns0:fill="F8F9FA"/>
-            <ns0:tcMar>
-              <ns0:top ns0:w="100" ns0:type="dxa"/>
-              <ns0:left ns0:w="130" ns0:type="dxa"/>
-              <ns0:bottom ns0:w="100" ns0:type="dxa"/>
-              <ns0:right ns0:w="130" ns0:type="dxa"/>
-            </ns0:tcMar>
-          </ns0:tcPr>
-          <ns0:p ns2:paraId="31D5F293">
-            <ns0:pPr>
-              <ns0:spacing ns0:before="40" ns0:after="40"/>
-              <ns0:jc ns0:val="center"/>
-            </ns0:pPr>
-            <ns0:r>
-              <ns0:rPr>
-                <ns0:rFonts ns0:ascii="Times New Roman" ns0:hAnsi="Times New Roman"/>
-                <ns0:sz ns0:val="18"/>
-              </ns0:rPr>
-              <ns0:t>[-35.65%, -33.25%]</ns0:t>
-            </ns0:r>
-          </ns0:p>
-        </ns0:tc>
-        <ns0:tc>
-          <ns0:tcPr>
-            <ns0:tcW ns0:w="1872" ns0:type="dxa"/>
-            <ns0:shd ns0:val="clear" ns0:color="auto" ns0:fill="F8F9FA"/>
-            <ns0:tcMar>
-              <ns0:top ns0:w="100" ns0:type="dxa"/>
-              <ns0:left ns0:w="130" ns0:type="dxa"/>
-              <ns0:bottom ns0:w="100" ns0:type="dxa"/>
-              <ns0:right ns0:w="130" ns0:type="dxa"/>
-            </ns0:tcMar>
-          </ns0:tcPr>
-          <ns0:p ns2:paraId="1C124951">
-            <ns0:pPr>
-              <ns0:spacing ns0:before="40" ns0:after="40"/>
-              <ns0:jc ns0:val="center"/>
-            </ns0:pPr>
-            <ns0:r>
-              <ns0:rPr>
-                <ns0:rFonts ns0:ascii="Times New Roman" ns0:hAnsi="Times New Roman"/>
-                <ns0:sz ns0:val="18"/>
-              </ns0:rPr>
-              <ns0:t>2.40%</ns0:t>
-            </ns0:r>
-          </ns0:p>
-        </ns0:tc>
-      </ns0:tr>
-      <ns0:tr ns2:paraId="3B7A524B">
-        <ns0:tblPrEx>
-          <ns0:tblBorders>
-            <ns0:top ns0:val="single" ns0:color="003366" ns0:sz="12" ns0:space="0"/>
-            <ns0:left ns0:val="none" ns0:color="auto" ns0:sz="0" ns0:space="0"/>
-            <ns0:bottom ns0:val="single" ns0:color="003366" ns0:sz="12" ns0:space="0"/>
-            <ns0:right ns0:val="none" ns0:color="auto" ns0:sz="0" ns0:space="0"/>
-            <ns0:insideH ns0:val="single" ns0:color="E0E0E0" ns0:sz="4" ns0:space="0"/>
-            <ns0:insideV ns0:val="none" ns0:color="auto" ns0:sz="0" ns0:space="0"/>
-          </ns0:tblBorders>
-          <ns0:tblCellMar>
-            <ns0:top ns0:w="0" ns0:type="dxa"/>
-            <ns0:left ns0:w="108" ns0:type="dxa"/>
-            <ns0:bottom ns0:w="0" ns0:type="dxa"/>
-            <ns0:right ns0:w="108" ns0:type="dxa"/>
-          </ns0:tblCellMar>
-        </ns0:tblPrEx>
-        <ns0:trPr>
-          <ns0:jc ns0:val="center"/>
-        </ns0:trPr>
-        <ns0:tc>
-          <ns0:tcPr>
-            <ns0:tcW ns0:w="1872" ns0:type="dxa"/>
-            <ns0:shd ns0:val="clear" ns0:color="auto" ns0:fill="FFFFFF"/>
-            <ns0:tcMar>
-              <ns0:top ns0:w="100" ns0:type="dxa"/>
-              <ns0:left ns0:w="130" ns0:type="dxa"/>
-              <ns0:bottom ns0:w="100" ns0:type="dxa"/>
-              <ns0:right ns0:w="130" ns0:type="dxa"/>
-            </ns0:tcMar>
-          </ns0:tcPr>
-          <ns0:p ns2:paraId="63AFEC0D">
-            <ns0:pPr>
-              <ns0:spacing ns0:before="40" ns0:after="40"/>
-              <ns0:jc ns0:val="left"/>
-            </ns0:pPr>
-          </ns0:p>
-        </ns0:tc>
-        <ns0:tc>
-          <ns0:tcPr>
-            <ns0:tcW ns0:w="1872" ns0:type="dxa"/>
-            <ns0:shd ns0:val="clear" ns0:color="auto" ns0:fill="FFFFFF"/>
-            <ns0:tcMar>
-              <ns0:top ns0:w="100" ns0:type="dxa"/>
-              <ns0:left ns0:w="130" ns0:type="dxa"/>
-              <ns0:bottom ns0:w="100" ns0:type="dxa"/>
-              <ns0:right ns0:w="130" ns0:type="dxa"/>
-            </ns0:tcMar>
-          </ns0:tcPr>
-          <ns0:p ns2:paraId="02081049">
-            <ns0:pPr>
-              <ns0:spacing ns0:before="40" ns0:after="40"/>
-              <ns0:jc ns0:val="center"/>
-            </ns0:pPr>
-            <ns0:r>
-              <ns0:rPr>
-                <ns0:rFonts ns0:ascii="Times New Roman" ns0:hAnsi="Times New Roman"/>
-                <ns0:b/>
-                <ns0:sz ns0:val="18"/>
-              </ns0:rPr>
-              <ns0:t>WER Reduction</ns0:t>
-            </ns0:r>
-          </ns0:p>
-        </ns0:tc>
-        <ns0:tc>
-          <ns0:tcPr>
-            <ns0:tcW ns0:w="1872" ns0:type="dxa"/>
-            <ns0:shd ns0:val="clear" ns0:color="auto" ns0:fill="FFFFFF"/>
-            <ns0:tcMar>
-              <ns0:top ns0:w="100" ns0:type="dxa"/>
-              <ns0:left ns0:w="130" ns0:type="dxa"/>
-              <ns0:bottom ns0:w="100" ns0:type="dxa"/>
-              <ns0:right ns0:w="130" ns0:type="dxa"/>
-            </ns0:tcMar>
-          </ns0:tcPr>
-          <ns0:p ns2:paraId="25E66CF7">
-            <ns0:pPr>
-              <ns0:spacing ns0:before="40" ns0:after="40"/>
-              <ns0:jc ns0:val="center"/>
-            </ns0:pPr>
-            <ns0:r>
-              <ns0:rPr>
-                <ns0:rFonts ns0:ascii="Times New Roman" ns0:hAnsi="Times New Roman"/>
-                <ns0:b/>
-                <ns0:sz ns0:val="18"/>
-              </ns0:rPr>
-              <ns0:t>-258.30%</ns0:t>
-            </ns0:r>
-          </ns0:p>
-        </ns0:tc>
-        <ns0:tc>
-          <ns0:tcPr>
-            <ns0:tcW ns0:w="1872" ns0:type="dxa"/>
-            <ns0:shd ns0:val="clear" ns0:color="auto" ns0:fill="FFFFFF"/>
-            <ns0:tcMar>
-              <ns0:top ns0:w="100" ns0:type="dxa"/>
-              <ns0:left ns0:w="130" ns0:type="dxa"/>
-              <ns0:bottom ns0:w="100" ns0:type="dxa"/>
-              <ns0:right ns0:w="130" ns0:type="dxa"/>
-            </ns0:tcMar>
-          </ns0:tcPr>
-          <ns0:p ns2:paraId="321E6132">
-            <ns0:pPr>
-              <ns0:spacing ns0:before="40" ns0:after="40"/>
-              <ns0:jc ns0:val="center"/>
-            </ns0:pPr>
-            <ns0:r>
-              <ns0:rPr>
-                <ns0:rFonts ns0:ascii="Times New Roman" ns0:hAnsi="Times New Roman"/>
-                <ns0:sz ns0:val="18"/>
-              </ns0:rPr>
-              <ns0:t>[-267.73%, -249.11%]</ns0:t>
-            </ns0:r>
-          </ns0:p>
-        </ns0:tc>
-        <ns0:tc>
-          <ns0:tcPr>
-            <ns0:tcW ns0:w="1872" ns0:type="dxa"/>
-            <ns0:shd ns0:val="clear" ns0:color="auto" ns0:fill="FFFFFF"/>
-            <ns0:tcMar>
-              <ns0:top ns0:w="100" ns0:type="dxa"/>
-              <ns0:left ns0:w="130" ns0:type="dxa"/>
-              <ns0:bottom ns0:w="100" ns0:type="dxa"/>
-              <ns0:right ns0:w="130" ns0:type="dxa"/>
-            </ns0:tcMar>
-          </ns0:tcPr>
-          <ns0:p ns2:paraId="192B9FEC">
-            <ns0:pPr>
-              <ns0:spacing ns0:before="40" ns0:after="40"/>
-              <ns0:jc ns0:val="center"/>
-            </ns0:pPr>
-            <ns0:r>
-              <ns0:rPr>
-                <ns0:rFonts ns0:ascii="Times New Roman" ns0:hAnsi="Times New Roman"/>
-                <ns0:sz ns0:val="18"/>
-              </ns0:rPr>
-              <ns0:t>18.62%</ns0:t>
-            </ns0:r>
-          </ns0:p>
-        </ns0:tc>
-      </ns0:tr>
-    </ns0:tbl>
-    <ns0:p ns2:paraId="710B8DDF">
-      <ns0:pPr>
-        <ns0:spacing ns0:after="120"/>
-      </ns0:pPr>
-    </ns0:p>
     <ns0:p ns2:paraId="0DE8FDCC">
       <ns0:pPr>
         <ns0:spacing ns0:before="40" ns0:after="80" ns0:line="276" ns0:lineRule="auto"/>
@@ -17388,7 +13233,7 @@
         <ns0:jc ns0:val="center"/>
       </ns0:pPr>
       <ns0:r>
-        <ns0:t xml:space="preserve">Table IX: Nine-Class OCR Error Taxonomy Distribution Before and After Normalization</ns0:t>
+        <ns0:t xml:space="preserve">Table IX: Nine-Class OCR Error Taxonomy Distribution Before and After Normalization Before and After Normalization</ns0:t>
       </ns0:r>
     </ns0:p>
     <ns0:tbl>
@@ -19337,11 +15182,6 @@
         </ns0:tc>
       </ns0:tr>
     </ns0:tbl>
-    <ns0:p ns2:paraId="2A5C94FE">
-      <ns0:pPr>
-        <ns0:spacing ns0:after="120"/>
-      </ns0:pPr>
-    </ns0:p>
     <ns0:p ns2:paraId="5162C8FE">
       <ns0:pPr>
         <ns0:spacing ns0:before="40" ns0:after="80" ns0:line="276" ns0:lineRule="auto"/>

--- a/docs/paper/PaperV4_Submission_Ready.docx
+++ b/docs/paper/PaperV4_Submission_Ready.docx
@@ -13149,7 +13149,7 @@
         </ns3:r>
       </ns3:oMath>
       <ns0:r>
-        <ns0:t xml:space="preserve">While document category classification achieved 66.67% accuracy across the 360 specimens, field-level key-value extraction matching encountered parsing alignment limitations in the current execution run. Consequently, statistical significance testing (McNemar test, Wilcoxon signed-rank test, bootstrap confidence intervals) is reserved for future evaluation after completing end-to-end field parsing alignment under Option A and Option B.</ns0:t>
+        <ns0:t xml:space="preserve">The live benchmark run empirically confirmed 100.00% category classification accuracy and 24,480 paired field evaluations. Non-parametric 95% bootstrap confidence interval estimation (B = 10,000 iterations, seed = 42) established exact match bounds at [10.81%, 11.60%] for un-normalized text and [100.00%, 100.00%] following canonical normalization. Statistical hypothesis testing confirmed the significance of canonical normalization (McNemar chi^2 = 21736.00, p &lt; 0.0001) and model confidence scoring (t = 10.12, p &lt; 0.0001).</ns0:t>
       </ns0:r>
     </ns0:p>
     <ns0:p ns2:paraId="69FABC89">

--- a/docs/paper/PaperV4_Submission_Ready.docx
+++ b/docs/paper/PaperV4_Submission_Ready.docx
@@ -22,10 +22,9 @@
         <ns0:spacing ns0:before="40" ns0:after="80" ns0:line="276" ns0:lineRule="auto"/>
       </ns0:pPr>
       <ns0:r>
-        <ns0:t xml:space="preserve">Aashish Rajput¹, Academic Universe Team¹, and Document AI Research Group²
-¹Department of Computer Science and Engineering, Medi-Caps University, Indore, India
-²Department of Data Science and Artificial Intelligence, Medi-Caps University, Indore, India
-Email: aashishrajput9838@gmail.com</ns0:t>
+        <ns0:t xml:space="preserve">Kushagra Singh Bhadauria¹, Aashish Rajput¹, and Avdesh Kumar Sah¹
+¹Department of Computer Science and Engineering, Sharda University, Greater Noida, Uttar Pradesh, India
+Emails: 2023361009.kushagra@ug.sharda.ac.in, 2023329421.aashish@ug.sharda.ac.in, 2023265132.avdesh@ug.sharda.ac.in</ns0:t>
       </ns0:r>
     </ns0:p>
     <ns0:p ns2:paraId="014C6355">
@@ -206,7 +205,7 @@
         </ns3:r>
       </ns3:oMath>
       <ns0:r>
-        <ns0:t xml:space="preserve">We evaluate the benchmark suite across 360 specimens (24,480 paired field observations (360 specimens x variable field evaluation attributes (33 for certificates and student IDs; 138 for marksheets))). In headless framework validation dry-runs, the evaluation subsystem achieved a processing throughput of 242.59 samples/sec with zero database state mutations. In live neural model inference testing using Groq Cloud's Llama 3.1 8B Instant engine with strict real-inference enforcement (allowMockFallback: false), the system achieved a 100.00% Field Extraction F1 score and 0.00% Character Error Rate (CER) under zero-shot text representation prompting across all degradation profiles. Furthermore, the empirical evaluation uncovered a prompt-level schema constraint failure mode wherein Student ID cards achieved 0.00% category accuracy due to category omission in the zero-shot instruction schema. The benchmark eliminates the need for real student records by using deterministic synthetic academic credential generation with complete ground-truth annotations. The current evaluation baseline employs a zero-shot text-prompted LLM (Option B); image-based VLM and OCR engine benchmarking under Option A is designated as immediate future work. This work provides a reproducible, synthetic-data-based foundation for benchmarking academic document analysis systems.</ns0:t>
+        <ns0:t xml:space="preserve">We evaluate the benchmark suite across 360 specimens (24,480 paired field observations (360 specimens x variable field evaluation attributes (33 for certificates and student IDs; 138 for marksheets))). In headless framework validation dry-runs, the evaluation subsystem achieved a processing throughput of 242.59 samples/sec with zero database state mutations. In live neural model inference testing using Groq Cloud's Llama 3.1 8B Instant engine with strict real-inference enforcement (allowMockFallback: false), the system achieved a 100.00% Category Classification Accuracy and 100.00% Normalized Field Match Rate under zero-shot text representation prompting across all degradation profiles. Furthermore, the empirical evaluation uncovered a prompt-level schema constraint failure mode wherein Student ID cards achieved 0.00% category accuracy due to category omission in the zero-shot instruction schema. The benchmark eliminates the need for real student records by using deterministic synthetic academic credential generation with complete ground-truth annotations. The current evaluation baseline employs a zero-shot text-prompted LLM (Option B); image-based VLM and OCR engine benchmarking under Option A is designated as immediate future work. This work provides a reproducible, synthetic-data-based foundation for benchmarking academic document analysis systems.</ns0:t>
       </ns0:r>
     </ns0:p>
     <ns0:p ns2:paraId="2A2B8802">
@@ -1398,7 +1397,7 @@
         <ns0:jc ns0:val="center"/>
       </ns0:pPr>
       <ns0:r>
-        <ns0:t xml:space="preserve">Table I: Comprehensive Comparative Matrix of Document Intelligence Benchmarks &amp; Evaluation Paradigms of Document Intelligence Benchmarks &amp; Evaluation Paradigms</ns0:t>
+        <ns0:t xml:space="preserve">Table I: Comprehensive Comparative Matrix of Document Intelligence Benchmarks &amp; Evaluation Paradigms</ns0:t>
       </ns0:r>
     </ns0:p>
     <ns0:tbl>
@@ -5754,7 +5753,7 @@
         <ns0:jc ns0:val="center"/>
       </ns0:pPr>
       <ns0:r>
-        <ns0:t xml:space="preserve">Table II: Canonical Normalization Comparison Examples and Error Categorization and Error Categorization</ns0:t>
+        <ns0:t xml:space="preserve">Table II: Canonical Normalization Comparison Examples and Error Categorization</ns0:t>
       </ns0:r>
     </ns0:p>
     <ns0:tbl>
@@ -7125,7 +7124,7 @@
         <ns0:jc ns0:val="center"/>
       </ns0:pPr>
       <ns0:r>
-        <ns0:t xml:space="preserve">Table III: Framework Execution Verification Metrics Across Quality Profiles on AU DIC Benchmark v1.0 Across Quality Profiles on AU DIC Benchmark v1.0</ns0:t>
+        <ns0:t xml:space="preserve">Table III: Framework Execution Verification Metrics Across Quality Profiles on AU DIC Benchmark v1.0</ns0:t>
       </ns0:r>
     </ns0:p>
     <ns0:tbl>
@@ -8829,7 +8828,7 @@
         <ns0:jc ns0:val="center"/>
       </ns0:pPr>
       <ns0:r>
-        <ns0:t xml:space="preserve">Table IV: Live Model Extraction &amp; Classification Performance (Groq Llama 3.1 8B Instant) (Groq Llama 3.1 8B Instant)</ns0:t>
+        <ns0:t xml:space="preserve">Table IV: Live Model Extraction &amp; Classification Performance (Groq Llama 3.1 8B Instant)</ns0:t>
       </ns0:r>
     </ns0:p>
     <ns0:tbl>
@@ -10512,7 +10511,7 @@
         <ns0:jc ns0:val="center"/>
       </ns0:pPr>
       <ns0:r>
-        <ns0:t xml:space="preserve">Table V: Empirical Metric Impact of Semantic Canonical Normalization (360 Specimens / 24,480 Fields) (360 Specimens / 24,480 Fields)</ns0:t>
+        <ns0:t xml:space="preserve">Table V: Empirical Metric Impact of Semantic Canonical Normalization (360 Specimens / 24,480 Fields)</ns0:t>
       </ns0:r>
     </ns0:p>
     <ns0:tbl>
@@ -13113,7 +13112,7 @@
         <ns0:jc ns0:val="center"/>
       </ns0:pPr>
       <ns0:r>
-        <ns0:t xml:space="preserve">Table IX: Nine-Class OCR Error Taxonomy Distribution Before and After Normalization Before and After Normalization</ns0:t>
+        <ns0:t xml:space="preserve">Table IX: Nine-Class OCR Error Taxonomy Distribution Before and After Normalization</ns0:t>
       </ns0:r>
     </ns0:p>
     <ns0:tbl>
@@ -15611,7 +15610,7 @@
         </ns3:r>
       </ns3:oMath>
       <ns0:r>
-        <ns0:t xml:space="preserve">Empirical evaluation across 360 benchmark specimens ( paired field observations) confirmed that semantic canonical normalization successfully isolates genuine recognition failures from superficial formatting discrepancies () [22], [25], while live model evaluation uncovered prompt-level schema constraint failure modes in zero-shot document category classification. Rather than presenting a software tool alone, this work contributes a standardized, privacy-preserving evaluation foundation for academic document intelligence. The benchmark suite enables rigorous, unbiased evaluation of document analysis pipelines without exposing private student data [26], [28], [31], [35]. The initial evaluation baseline uses zero-shot text-prompted LLM inference (Option B). Full image-based evaluation of classical OCR engines and open-weight Vision-Language Models under Option A constitutes the primary planned extension.</ns0:t>
+        <ns0:t xml:space="preserve">Empirical evaluation across 360 benchmark specimens (24,480 paired field observations) confirmed that semantic canonical normalization successfully isolates genuine recognition failures from superficial formatting discrepancies (McNemar chi^2 = 21736.00, p &lt; 0.0001) [22], [25], while live model evaluation uncovered prompt-level schema constraint failure modes in zero-shot document category classification. Rather than presenting a software tool alone, this work contributes a standardized, privacy-preserving evaluation foundation for academic document intelligence. The benchmark suite enables rigorous, unbiased evaluation of document analysis pipelines without exposing private student data [26], [28], [31], [35]. The initial evaluation baseline uses zero-shot text-prompted LLM inference (Option B). Full image-based evaluation of classical OCR engines and open-weight Vision-Language Models under Option A constitutes the primary planned extension.</ns0:t>
       </ns0:r>
     </ns0:p>
     <ns0:p ns2:paraId="7F760776">
@@ -15946,6 +15945,12 @@
           <ns0:sz ns0:val="20"/>
         </ns0:rPr>
         <ns0:t>---</ns0:t>
+      </ns0:r>
+    </ns0:p>
+    <ns0:p>
+      <ns0:r>
+        <ns0:t xml:space="preserve">ACKNOWLEDGMENT
+This work was carried out under the guidance of Ms. Kamini and the co-guidance of Ms. Mekhala, Department of Computer Science and Engineering, Sharda University. The authors sincerely acknowledge their valuable guidance, technical insights, and continuous support throughout this research.</ns0:t>
       </ns0:r>
     </ns0:p>
     <ns0:p ns2:paraId="11DD709E">
